--- a/01-电源电路/04-电池充放电管理/电量监测库仑计电路/电量监测库仑计电路.docx
+++ b/01-电源电路/04-电池充放电管理/电量监测库仑计电路/电量监测库仑计电路.docx
@@ -2206,6 +2206,20 @@
     </w:p>
     <w:bookmarkEnd w:id="26"/>
     <w:bookmarkEnd w:id="27"/>
+    <w:p>
+      <w:pPr>
+        <w:spacing w:before="360"/>
+        <w:jc w:val="center"/>
+      </w:pPr>
+      <w:r>
+        <w:rPr>
+          <w:rFonts w:ascii="Times New Roman" w:hAnsi="Times New Roman"/>
+          <w:color w:val="555555"/>
+          <w:sz w:val="21"/>
+        </w:rPr>
+        <w:t>材料收集者：杜文杰</w:t>
+      </w:r>
+    </w:p>
     <w:sectPr>
       <w:headerReference r:id="rId9" w:type="default"/>
       <w:footerReference r:id="rId10" w:type="default"/>

--- a/01-电源电路/04-电池充放电管理/电量监测库仑计电路/电量监测库仑计电路.docx
+++ b/01-电源电路/04-电池充放电管理/电量监测库仑计电路/电量监测库仑计电路.docx
@@ -1,6 +1,6 @@
 
 <file path=word/document.xml><?xml version="1.0" encoding="utf-8"?>
-<w:document xmlns:w="http://schemas.openxmlformats.org/wordprocessingml/2006/main" xmlns:m="http://schemas.openxmlformats.org/officeDocument/2006/math" xmlns:r="http://schemas.openxmlformats.org/officeDocument/2006/relationships" xmlns:o="urn:schemas-microsoft-com:office:office" xmlns:v="urn:schemas-microsoft-com:vml" xmlns:w10="urn:schemas-microsoft-com:office:word" xmlns:a="http://schemas.openxmlformats.org/drawingml/2006/main" xmlns:pic="http://schemas.openxmlformats.org/drawingml/2006/picture" xmlns:wp="http://schemas.openxmlformats.org/drawingml/2006/wordprocessingDrawing">
+<w:document xmlns:m="http://schemas.openxmlformats.org/officeDocument/2006/math" xmlns:r="http://schemas.openxmlformats.org/officeDocument/2006/relationships" xmlns:w="http://schemas.openxmlformats.org/wordprocessingml/2006/main" xmlns:o="urn:schemas-microsoft-com:office:office" xmlns:v="urn:schemas-microsoft-com:vml" xmlns:w10="urn:schemas-microsoft-com:office:word" xmlns:a="http://schemas.openxmlformats.org/drawingml/2006/main" xmlns:pic="http://schemas.openxmlformats.org/drawingml/2006/picture" xmlns:wp="http://schemas.openxmlformats.org/drawingml/2006/wordprocessingDrawing">
   <w:body>
     <w:bookmarkStart w:id="27" w:name="电量监测库仑计电路"/>
     <w:p>
@@ -9,7 +9,7 @@
       </w:pPr>
       <w:r>
         <w:rPr>
-          <w:rFonts w:hint="eastAsia"/>
+          <w:rFonts w:hint="eastAsia" w:eastAsia="黑体"/>
         </w:rPr>
         <w:t xml:space="preserve">电量监测库仑计电路</w:t>
       </w:r>
@@ -21,7 +21,7 @@
       </w:pPr>
       <w:r>
         <w:rPr>
-          <w:rFonts w:hint="eastAsia"/>
+          <w:rFonts w:hint="eastAsia" w:eastAsia="黑体"/>
         </w:rPr>
         <w:t xml:space="preserve">拓扑描述</w:t>
       </w:r>
@@ -32,11 +32,14 @@
       </w:pPr>
       <w:r>
         <w:rPr>
-          <w:rFonts w:hint="eastAsia"/>
+          <w:rFonts w:hint="eastAsia" w:eastAsia="黑体"/>
         </w:rPr>
         <w:t xml:space="preserve">本电路由检流（采样）电阻</w:t>
       </w:r>
       <w:r>
+        <w:rPr>
+          <w:rFonts w:eastAsia="黑体"/>
+        </w:rPr>
         <w:t xml:space="preserve"> </w:t>
       </w:r>
       <m:oMath>
@@ -67,101 +70,134 @@
       </m:oMath>
       <w:r>
         <w:rPr>
-          <w:rFonts w:hint="eastAsia"/>
+          <w:rFonts w:hint="eastAsia" w:eastAsia="黑体"/>
         </w:rPr>
         <w:t xml:space="preserve">（编号</w:t>
       </w:r>
       <w:r>
+        <w:rPr>
+          <w:rFonts w:eastAsia="黑体"/>
+        </w:rPr>
         <w:t xml:space="preserve"> </w:t>
       </w:r>
       <w:r>
         <w:rPr>
-          <w:rFonts w:hint="eastAsia"/>
+          <w:rFonts w:hint="eastAsia" w:eastAsia="黑体"/>
         </w:rPr>
         <w:t xml:space="preserve">Rs）、库仑计/电量计</w:t>
       </w:r>
       <w:r>
+        <w:rPr>
+          <w:rFonts w:eastAsia="黑体"/>
+        </w:rPr>
         <w:t xml:space="preserve"> </w:t>
       </w:r>
       <w:r>
         <w:rPr>
-          <w:rFonts w:hint="eastAsia"/>
+          <w:rFonts w:hint="eastAsia" w:eastAsia="黑体"/>
         </w:rPr>
         <w:t xml:space="preserve">IC（编号</w:t>
       </w:r>
       <w:r>
+        <w:rPr>
+          <w:rFonts w:eastAsia="黑体"/>
+        </w:rPr>
         <w:t xml:space="preserve"> </w:t>
       </w:r>
       <w:r>
         <w:rPr>
-          <w:rFonts w:hint="eastAsia"/>
+          <w:rFonts w:hint="eastAsia" w:eastAsia="黑体"/>
         </w:rPr>
         <w:t xml:space="preserve">IC1）及少量辅助滤波元件组成。关键节点有：电池（或充电器）电流输入节点</w:t>
       </w:r>
       <w:r>
+        <w:rPr>
+          <w:rFonts w:eastAsia="黑体"/>
+        </w:rPr>
         <w:t xml:space="preserve"> </w:t>
       </w:r>
       <w:r>
         <w:rPr>
-          <w:rFonts w:hint="eastAsia"/>
+          <w:rFonts w:hint="eastAsia" w:eastAsia="黑体"/>
         </w:rPr>
         <w:t xml:space="preserve">IN、检流电阻另一端的输出节点</w:t>
       </w:r>
       <w:r>
+        <w:rPr>
+          <w:rFonts w:eastAsia="黑体"/>
+        </w:rPr>
         <w:t xml:space="preserve"> </w:t>
       </w:r>
       <w:r>
         <w:rPr>
-          <w:rFonts w:hint="eastAsia"/>
+          <w:rFonts w:hint="eastAsia" w:eastAsia="黑体"/>
         </w:rPr>
         <w:t xml:space="preserve">OUT（接负载或电池），以及</w:t>
       </w:r>
       <w:r>
+        <w:rPr>
+          <w:rFonts w:eastAsia="黑体"/>
+        </w:rPr>
         <w:t xml:space="preserve"> IC1 </w:t>
       </w:r>
       <w:r>
         <w:rPr>
-          <w:rFonts w:hint="eastAsia"/>
+          <w:rFonts w:hint="eastAsia" w:eastAsia="黑体"/>
         </w:rPr>
         <w:t xml:space="preserve">的两路差分采样节点</w:t>
       </w:r>
       <w:r>
+        <w:rPr>
+          <w:rFonts w:eastAsia="黑体"/>
+        </w:rPr>
         <w:t xml:space="preserve"> </w:t>
       </w:r>
       <w:r>
         <w:rPr>
-          <w:rFonts w:hint="eastAsia"/>
+          <w:rFonts w:hint="eastAsia" w:eastAsia="黑体"/>
         </w:rPr>
         <w:t xml:space="preserve">S+、S-（分别跨接在检流电阻两端）。检流电阻</w:t>
       </w:r>
       <w:r>
+        <w:rPr>
+          <w:rFonts w:eastAsia="黑体"/>
+        </w:rPr>
         <w:t xml:space="preserve"> Rs </w:t>
       </w:r>
       <w:r>
         <w:rPr>
-          <w:rFonts w:hint="eastAsia"/>
+          <w:rFonts w:hint="eastAsia" w:eastAsia="黑体"/>
         </w:rPr>
         <w:t xml:space="preserve">串联在电池主回路中，所有电流都从节点</w:t>
       </w:r>
       <w:r>
+        <w:rPr>
+          <w:rFonts w:eastAsia="黑体"/>
+        </w:rPr>
         <w:t xml:space="preserve"> IN </w:t>
       </w:r>
       <w:r>
         <w:rPr>
-          <w:rFonts w:hint="eastAsia"/>
+          <w:rFonts w:hint="eastAsia" w:eastAsia="黑体"/>
         </w:rPr>
         <w:t xml:space="preserve">经</w:t>
       </w:r>
       <w:r>
+        <w:rPr>
+          <w:rFonts w:eastAsia="黑体"/>
+        </w:rPr>
         <w:t xml:space="preserve"> Rs </w:t>
       </w:r>
       <w:r>
         <w:rPr>
-          <w:rFonts w:hint="eastAsia"/>
+          <w:rFonts w:hint="eastAsia" w:eastAsia="黑体"/>
         </w:rPr>
         <w:t xml:space="preserve">流向节点</w:t>
       </w:r>
       <w:r>
+        <w:rPr>
+          <w:rFonts w:eastAsia="黑体"/>
+        </w:rPr>
         <w:t xml:space="preserve"> OUT。</w:t>
       </w:r>
     </w:p>
@@ -169,128 +205,170 @@
       <w:pPr/>
       <w:r>
         <w:rPr>
-          <w:rFonts w:hint="eastAsia"/>
+          <w:rFonts w:hint="eastAsia" w:eastAsia="黑体"/>
         </w:rPr>
         <w:t xml:space="preserve">各元件管脚连接：检流电阻</w:t>
       </w:r>
       <w:r>
+        <w:rPr>
+          <w:rFonts w:eastAsia="黑体"/>
+        </w:rPr>
         <w:t xml:space="preserve"> Rs </w:t>
       </w:r>
       <w:r>
         <w:rPr>
-          <w:rFonts w:hint="eastAsia"/>
+          <w:rFonts w:hint="eastAsia" w:eastAsia="黑体"/>
         </w:rPr>
         <w:t xml:space="preserve">一端接输入节点</w:t>
       </w:r>
       <w:r>
+        <w:rPr>
+          <w:rFonts w:eastAsia="黑体"/>
+        </w:rPr>
         <w:t xml:space="preserve"> </w:t>
       </w:r>
       <w:r>
         <w:rPr>
-          <w:rFonts w:hint="eastAsia"/>
+          <w:rFonts w:hint="eastAsia" w:eastAsia="黑体"/>
         </w:rPr>
         <w:t xml:space="preserve">IN、另一端接输出节点</w:t>
       </w:r>
       <w:r>
+        <w:rPr>
+          <w:rFonts w:eastAsia="黑体"/>
+        </w:rPr>
         <w:t xml:space="preserve"> </w:t>
       </w:r>
       <w:r>
         <w:rPr>
-          <w:rFonts w:hint="eastAsia"/>
+          <w:rFonts w:hint="eastAsia" w:eastAsia="黑体"/>
         </w:rPr>
         <w:t xml:space="preserve">OUT，其两端分别引出</w:t>
       </w:r>
       <w:r>
+        <w:rPr>
+          <w:rFonts w:eastAsia="黑体"/>
+        </w:rPr>
         <w:t xml:space="preserve"> Kelvin </w:t>
       </w:r>
       <w:r>
         <w:rPr>
-          <w:rFonts w:hint="eastAsia"/>
+          <w:rFonts w:hint="eastAsia" w:eastAsia="黑体"/>
         </w:rPr>
         <w:t xml:space="preserve">四线接到</w:t>
       </w:r>
       <w:r>
+        <w:rPr>
+          <w:rFonts w:eastAsia="黑体"/>
+        </w:rPr>
         <w:t xml:space="preserve"> IC1 </w:t>
       </w:r>
       <w:r>
         <w:rPr>
-          <w:rFonts w:hint="eastAsia"/>
+          <w:rFonts w:hint="eastAsia" w:eastAsia="黑体"/>
         </w:rPr>
         <w:t xml:space="preserve">的电流检测正端（IN+，接节点</w:t>
       </w:r>
       <w:r>
+        <w:rPr>
+          <w:rFonts w:eastAsia="黑体"/>
+        </w:rPr>
         <w:t xml:space="preserve"> </w:t>
       </w:r>
       <w:r>
         <w:rPr>
-          <w:rFonts w:hint="eastAsia"/>
+          <w:rFonts w:hint="eastAsia" w:eastAsia="黑体"/>
         </w:rPr>
         <w:t xml:space="preserve">IN）与负端（IN-，接节点</w:t>
       </w:r>
       <w:r>
+        <w:rPr>
+          <w:rFonts w:eastAsia="黑体"/>
+        </w:rPr>
         <w:t xml:space="preserve"> </w:t>
       </w:r>
       <w:r>
         <w:rPr>
-          <w:rFonts w:hint="eastAsia"/>
+          <w:rFonts w:hint="eastAsia" w:eastAsia="黑体"/>
         </w:rPr>
         <w:t xml:space="preserve">OUT）。电量计</w:t>
       </w:r>
       <w:r>
+        <w:rPr>
+          <w:rFonts w:eastAsia="黑体"/>
+        </w:rPr>
         <w:t xml:space="preserve"> </w:t>
       </w:r>
       <w:r>
         <w:rPr>
-          <w:rFonts w:hint="eastAsia"/>
+          <w:rFonts w:hint="eastAsia" w:eastAsia="黑体"/>
         </w:rPr>
         <w:t xml:space="preserve">IC（IC1）的电源端接系统电源、地端接</w:t>
       </w:r>
       <w:r>
+        <w:rPr>
+          <w:rFonts w:eastAsia="黑体"/>
+        </w:rPr>
         <w:t xml:space="preserve"> </w:t>
       </w:r>
       <w:r>
         <w:rPr>
-          <w:rFonts w:hint="eastAsia"/>
+          <w:rFonts w:hint="eastAsia" w:eastAsia="黑体"/>
         </w:rPr>
         <w:t xml:space="preserve">GND，其电压检测端并联在电池两端以同时读电池电压，温度检测端外接热敏电阻用于温补，输出端（I²C/SMBus</w:t>
       </w:r>
       <w:r>
+        <w:rPr>
+          <w:rFonts w:eastAsia="黑体"/>
+        </w:rPr>
         <w:t xml:space="preserve"> </w:t>
       </w:r>
       <w:r>
         <w:rPr>
-          <w:rFonts w:hint="eastAsia"/>
+          <w:rFonts w:hint="eastAsia" w:eastAsia="黑体"/>
         </w:rPr>
         <w:t xml:space="preserve">或状态指示）接主控</w:t>
       </w:r>
       <w:r>
+        <w:rPr>
+          <w:rFonts w:eastAsia="黑体"/>
+        </w:rPr>
         <w:t xml:space="preserve"> </w:t>
       </w:r>
       <w:r>
         <w:rPr>
-          <w:rFonts w:hint="eastAsia"/>
+          <w:rFonts w:hint="eastAsia" w:eastAsia="黑体"/>
         </w:rPr>
         <w:t xml:space="preserve">MCU。由此</w:t>
       </w:r>
       <w:r>
+        <w:rPr>
+          <w:rFonts w:eastAsia="黑体"/>
+        </w:rPr>
         <w:t xml:space="preserve"> IC1 </w:t>
       </w:r>
       <w:r>
         <w:rPr>
-          <w:rFonts w:hint="eastAsia"/>
+          <w:rFonts w:hint="eastAsia" w:eastAsia="黑体"/>
         </w:rPr>
         <w:t xml:space="preserve">对</w:t>
       </w:r>
       <w:r>
+        <w:rPr>
+          <w:rFonts w:eastAsia="黑体"/>
+        </w:rPr>
         <w:t xml:space="preserve"> Rs </w:t>
       </w:r>
       <w:r>
         <w:rPr>
-          <w:rFonts w:hint="eastAsia"/>
+          <w:rFonts w:hint="eastAsia" w:eastAsia="黑体"/>
         </w:rPr>
         <w:t xml:space="preserve">两端压降对应的电流做时间积分，并结合电压、温度参数估算剩余电量</w:t>
       </w:r>
       <w:r>
+        <w:rPr>
+          <w:rFonts w:eastAsia="黑体"/>
+        </w:rPr>
         <w:t xml:space="preserve"> SOC。</w:t>
       </w:r>
     </w:p>
@@ -298,34 +376,43 @@
       <w:pPr/>
       <w:r>
         <w:rPr>
-          <w:rFonts w:hint="eastAsia"/>
+          <w:rFonts w:hint="eastAsia" w:eastAsia="黑体"/>
         </w:rPr>
         <w:t xml:space="preserve">组态上这是一个”检流电阻</w:t>
       </w:r>
       <w:r>
+        <w:rPr>
+          <w:rFonts w:eastAsia="黑体"/>
+        </w:rPr>
         <w:t xml:space="preserve"> + </w:t>
       </w:r>
       <w:r>
         <w:rPr>
-          <w:rFonts w:hint="eastAsia"/>
+          <w:rFonts w:hint="eastAsia" w:eastAsia="黑体"/>
         </w:rPr>
         <w:t xml:space="preserve">库仑计</w:t>
       </w:r>
       <w:r>
+        <w:rPr>
+          <w:rFonts w:eastAsia="黑体"/>
+        </w:rPr>
         <w:t xml:space="preserve"> </w:t>
       </w:r>
       <w:r>
         <w:rPr>
-          <w:rFonts w:hint="eastAsia"/>
+          <w:rFonts w:hint="eastAsia" w:eastAsia="黑体"/>
         </w:rPr>
         <w:t xml:space="preserve">IC”的电流积分型电量监测组态，检流电阻串接主回路、IC</w:t>
       </w:r>
       <w:r>
+        <w:rPr>
+          <w:rFonts w:eastAsia="黑体"/>
+        </w:rPr>
         <w:t xml:space="preserve"> </w:t>
       </w:r>
       <w:r>
         <w:rPr>
-          <w:rFonts w:hint="eastAsia"/>
+          <w:rFonts w:hint="eastAsia" w:eastAsia="黑体"/>
         </w:rPr>
         <w:t xml:space="preserve">对电流积分并换算荷电状态，用于电池剩余电量的计量与显示。</w:t>
       </w:r>
@@ -338,7 +425,7 @@
       </w:pPr>
       <w:r>
         <w:rPr>
-          <w:rFonts w:hint="eastAsia"/>
+          <w:rFonts w:hint="eastAsia" w:eastAsia="黑体"/>
         </w:rPr>
         <w:t xml:space="preserve">工作原理</w:t>
       </w:r>
@@ -349,11 +436,14 @@
       </w:pPr>
       <w:r>
         <w:rPr>
-          <w:rFonts w:hint="eastAsia"/>
+          <w:rFonts w:hint="eastAsia" w:eastAsia="黑体"/>
         </w:rPr>
         <w:t xml:space="preserve">电流流过检流电阻产生压降</w:t>
       </w:r>
       <w:r>
+        <w:rPr>
+          <w:rFonts w:eastAsia="黑体"/>
+        </w:rPr>
         <w:t xml:space="preserve"> </w:t>
       </w:r>
       <m:oMath>
@@ -402,11 +492,14 @@
       </m:oMath>
       <w:r>
         <w:rPr>
-          <w:rFonts w:hint="eastAsia"/>
+          <w:rFonts w:hint="eastAsia" w:eastAsia="黑体"/>
         </w:rPr>
         <w:t xml:space="preserve">，库仑计对该压降对应的电流做时间积分得到累计电荷量（库仑），再配合满充容量、自放电与温度补偿模型换算出荷电状态</w:t>
       </w:r>
       <w:r>
+        <w:rPr>
+          <w:rFonts w:eastAsia="黑体"/>
+        </w:rPr>
         <w:t xml:space="preserve"> SOC。</w:t>
       </w:r>
     </w:p>
@@ -418,7 +511,7 @@
       </w:pPr>
       <w:r>
         <w:rPr>
-          <w:rFonts w:hint="eastAsia"/>
+          <w:rFonts w:hint="eastAsia" w:eastAsia="黑体"/>
         </w:rPr>
         <w:t xml:space="preserve">关键计算公式</w:t>
       </w:r>
@@ -432,7 +525,7 @@
       </w:pPr>
       <w:r>
         <w:rPr>
-          <w:rFonts w:hint="eastAsia"/>
+          <w:rFonts w:hint="eastAsia" w:eastAsia="黑体"/>
         </w:rPr>
         <w:t xml:space="preserve">检流电阻压降：</w:t>
       </w:r>
@@ -522,7 +615,7 @@
       </w:pPr>
       <w:r>
         <w:rPr>
-          <w:rFonts w:hint="eastAsia"/>
+          <w:rFonts w:hint="eastAsia" w:eastAsia="黑体"/>
         </w:rPr>
         <w:t xml:space="preserve">累计电荷（库仑计核心）：</w:t>
       </w:r>
@@ -591,7 +684,7 @@
       </w:pPr>
       <w:r>
         <w:rPr>
-          <w:rFonts w:hint="eastAsia"/>
+          <w:rFonts w:hint="eastAsia" w:eastAsia="黑体"/>
         </w:rPr>
         <w:t xml:space="preserve">荷电状态：</w:t>
       </w:r>
@@ -717,20 +810,26 @@
       </w:pPr>
       <w:r>
         <w:rPr>
-          <w:rFonts w:hint="eastAsia"/>
+          <w:rFonts w:hint="eastAsia" w:eastAsia="黑体"/>
         </w:rPr>
         <w:t xml:space="preserve">库仑计分辨率（ADC</w:t>
       </w:r>
       <w:r>
+        <w:rPr>
+          <w:rFonts w:eastAsia="黑体"/>
+        </w:rPr>
         <w:t xml:space="preserve"> </w:t>
       </w:r>
       <w:r>
         <w:rPr>
-          <w:rFonts w:hint="eastAsia"/>
+          <w:rFonts w:hint="eastAsia" w:eastAsia="黑体"/>
         </w:rPr>
         <w:t xml:space="preserve">位数</w:t>
       </w:r>
       <w:r>
+        <w:rPr>
+          <w:rFonts w:eastAsia="黑体"/>
+        </w:rPr>
         <w:t xml:space="preserve"> </w:t>
       </w:r>
       <m:oMath>
@@ -740,11 +839,14 @@
       </m:oMath>
       <w:r>
         <w:rPr>
-          <w:rFonts w:hint="eastAsia"/>
+          <w:rFonts w:hint="eastAsia" w:eastAsia="黑体"/>
         </w:rPr>
         <w:t xml:space="preserve">、量程</w:t>
       </w:r>
       <w:r>
+        <w:rPr>
+          <w:rFonts w:eastAsia="黑体"/>
+        </w:rPr>
         <w:t xml:space="preserve"> </w:t>
       </w:r>
       <m:oMath>
@@ -766,7 +868,7 @@
       </m:oMath>
       <w:r>
         <w:rPr>
-          <w:rFonts w:hint="eastAsia"/>
+          <w:rFonts w:hint="eastAsia" w:eastAsia="黑体"/>
         </w:rPr>
         <w:t xml:space="preserve">）：</w:t>
       </w:r>
@@ -881,7 +983,7 @@
             </w:pPr>
             <w:r>
               <w:rPr>
-                <w:rFonts w:hint="eastAsia"/>
+                <w:rFonts w:hint="eastAsia" w:eastAsia="黑体"/>
               </w:rPr>
               <w:t xml:space="preserve">符号</w:t>
             </w:r>
@@ -895,7 +997,7 @@
             </w:pPr>
             <w:r>
               <w:rPr>
-                <w:rFonts w:hint="eastAsia"/>
+                <w:rFonts w:hint="eastAsia" w:eastAsia="黑体"/>
               </w:rPr>
               <w:t xml:space="preserve">含义</w:t>
             </w:r>
@@ -909,7 +1011,7 @@
             </w:pPr>
             <w:r>
               <w:rPr>
-                <w:rFonts w:hint="eastAsia"/>
+                <w:rFonts w:hint="eastAsia" w:eastAsia="黑体"/>
               </w:rPr>
               <w:t xml:space="preserve">单位</w:t>
             </w:r>
@@ -929,12 +1031,21 @@
               </m:r>
             </m:oMath>
             <w:r>
+              <w:rPr>
+                <w:rFonts w:eastAsia="黑体"/>
+              </w:rPr>
               <w:t xml:space="preserve"> </w:t>
             </w:r>
             <w:r>
+              <w:rPr>
+                <w:rFonts w:eastAsia="黑体"/>
+              </w:rPr>
               <w:t xml:space="preserve">/</w:t>
             </w:r>
             <w:r>
+              <w:rPr>
+                <w:rFonts w:eastAsia="黑体"/>
+              </w:rPr>
               <w:t xml:space="preserve"> </w:t>
             </w:r>
             <m:oMath>
@@ -967,7 +1078,7 @@
             </w:pPr>
             <w:r>
               <w:rPr>
-                <w:rFonts w:hint="eastAsia"/>
+                <w:rFonts w:hint="eastAsia" w:eastAsia="黑体"/>
               </w:rPr>
               <w:t xml:space="preserve">电流</w:t>
             </w:r>
@@ -980,6 +1091,9 @@
               <w:pStyle w:val="Compact"/>
             </w:pPr>
             <w:r>
+              <w:rPr>
+                <w:rFonts w:eastAsia="黑体"/>
+              </w:rPr>
               <w:t xml:space="preserve">A</w:t>
             </w:r>
           </w:p>
@@ -1019,6 +1133,9 @@
               </m:sSub>
             </m:oMath>
             <w:r>
+              <w:rPr>
+                <w:rFonts w:eastAsia="黑体"/>
+              </w:rPr>
               <w:t xml:space="preserve">​</w:t>
             </w:r>
           </w:p>
@@ -1031,7 +1148,7 @@
             </w:pPr>
             <w:r>
               <w:rPr>
-                <w:rFonts w:hint="eastAsia"/>
+                <w:rFonts w:hint="eastAsia" w:eastAsia="黑体"/>
               </w:rPr>
               <w:t xml:space="preserve">检流电阻</w:t>
             </w:r>
@@ -1044,6 +1161,9 @@
               <w:pStyle w:val="Compact"/>
             </w:pPr>
             <w:r>
+              <w:rPr>
+                <w:rFonts w:eastAsia="黑体"/>
+              </w:rPr>
               <w:t xml:space="preserve">Ω</w:t>
             </w:r>
           </w:p>
@@ -1083,6 +1203,9 @@
               </m:sSub>
             </m:oMath>
             <w:r>
+              <w:rPr>
+                <w:rFonts w:eastAsia="黑体"/>
+              </w:rPr>
               <w:t xml:space="preserve">​</w:t>
             </w:r>
           </w:p>
@@ -1095,7 +1218,7 @@
             </w:pPr>
             <w:r>
               <w:rPr>
-                <w:rFonts w:hint="eastAsia"/>
+                <w:rFonts w:hint="eastAsia" w:eastAsia="黑体"/>
               </w:rPr>
               <w:t xml:space="preserve">检流电阻压降</w:t>
             </w:r>
@@ -1108,6 +1231,9 @@
               <w:pStyle w:val="Compact"/>
             </w:pPr>
             <w:r>
+              <w:rPr>
+                <w:rFonts w:eastAsia="黑体"/>
+              </w:rPr>
               <w:t xml:space="preserve">V</w:t>
             </w:r>
           </w:p>
@@ -1126,6 +1252,9 @@
               </m:r>
             </m:oMath>
             <w:r>
+              <w:rPr>
+                <w:rFonts w:eastAsia="黑体"/>
+              </w:rPr>
               <w:t xml:space="preserve">​</w:t>
             </w:r>
           </w:p>
@@ -1138,7 +1267,7 @@
             </w:pPr>
             <w:r>
               <w:rPr>
-                <w:rFonts w:hint="eastAsia"/>
+                <w:rFonts w:hint="eastAsia" w:eastAsia="黑体"/>
               </w:rPr>
               <w:t xml:space="preserve">累计电荷</w:t>
             </w:r>
@@ -1151,6 +1280,9 @@
               <w:pStyle w:val="Compact"/>
             </w:pPr>
             <w:r>
+              <w:rPr>
+                <w:rFonts w:eastAsia="黑体"/>
+              </w:rPr>
               <w:t xml:space="preserve">C</w:t>
             </w:r>
           </w:p>
@@ -1202,6 +1334,9 @@
               </m:sSub>
             </m:oMath>
             <w:r>
+              <w:rPr>
+                <w:rFonts w:eastAsia="黑体"/>
+              </w:rPr>
               <w:t xml:space="preserve">​</w:t>
             </w:r>
           </w:p>
@@ -1214,7 +1349,7 @@
             </w:pPr>
             <w:r>
               <w:rPr>
-                <w:rFonts w:hint="eastAsia"/>
+                <w:rFonts w:hint="eastAsia" w:eastAsia="黑体"/>
               </w:rPr>
               <w:t xml:space="preserve">可用容量</w:t>
             </w:r>
@@ -1227,6 +1362,9 @@
               <w:pStyle w:val="Compact"/>
             </w:pPr>
             <w:r>
+              <w:rPr>
+                <w:rFonts w:eastAsia="黑体"/>
+              </w:rPr>
               <w:t xml:space="preserve">C</w:t>
             </w:r>
           </w:p>
@@ -1266,6 +1404,9 @@
               </m:sSub>
             </m:oMath>
             <w:r>
+              <w:rPr>
+                <w:rFonts w:eastAsia="黑体"/>
+              </w:rPr>
               <w:t xml:space="preserve">​</w:t>
             </w:r>
           </w:p>
@@ -1278,7 +1419,7 @@
             </w:pPr>
             <w:r>
               <w:rPr>
-                <w:rFonts w:hint="eastAsia"/>
+                <w:rFonts w:hint="eastAsia" w:eastAsia="黑体"/>
               </w:rPr>
               <w:t xml:space="preserve">额定容量</w:t>
             </w:r>
@@ -1291,6 +1432,9 @@
               <w:pStyle w:val="Compact"/>
             </w:pPr>
             <w:r>
+              <w:rPr>
+                <w:rFonts w:eastAsia="黑体"/>
+              </w:rPr>
               <w:t xml:space="preserve">C</w:t>
             </w:r>
           </w:p>
@@ -1315,6 +1459,9 @@
               </m:r>
             </m:oMath>
             <w:r>
+              <w:rPr>
+                <w:rFonts w:eastAsia="黑体"/>
+              </w:rPr>
               <w:t xml:space="preserve">​</w:t>
             </w:r>
           </w:p>
@@ -1327,7 +1474,7 @@
             </w:pPr>
             <w:r>
               <w:rPr>
-                <w:rFonts w:hint="eastAsia"/>
+                <w:rFonts w:hint="eastAsia" w:eastAsia="黑体"/>
               </w:rPr>
               <w:t xml:space="preserve">荷电状态</w:t>
             </w:r>
@@ -1340,6 +1487,9 @@
               <w:pStyle w:val="Compact"/>
             </w:pPr>
             <w:r>
+              <w:rPr>
+                <w:rFonts w:eastAsia="黑体"/>
+              </w:rPr>
               <w:t xml:space="preserve">%</w:t>
             </w:r>
           </w:p>
@@ -1354,7 +1504,7 @@
       </w:pPr>
       <w:r>
         <w:rPr>
-          <w:rFonts w:hint="eastAsia"/>
+          <w:rFonts w:hint="eastAsia" w:eastAsia="黑体"/>
         </w:rPr>
         <w:t xml:space="preserve">元件调整影响</w:t>
       </w:r>
@@ -1394,20 +1544,26 @@
         </m:sSub>
       </m:oMath>
       <w:r>
+        <w:rPr>
+          <w:rFonts w:eastAsia="黑体"/>
+        </w:rPr>
         <w:t xml:space="preserve"> </w:t>
       </w:r>
       <w:r>
         <w:rPr>
-          <w:rFonts w:hint="eastAsia"/>
+          <w:rFonts w:hint="eastAsia" w:eastAsia="黑体"/>
         </w:rPr>
         <w:t xml:space="preserve">增大</w:t>
       </w:r>
       <w:r>
+        <w:rPr>
+          <w:rFonts w:eastAsia="黑体"/>
+        </w:rPr>
         <w:t xml:space="preserve"> → </w:t>
       </w:r>
       <w:r>
         <w:rPr>
-          <w:rFonts w:hint="eastAsia"/>
+          <w:rFonts w:hint="eastAsia" w:eastAsia="黑体"/>
         </w:rPr>
         <w:t xml:space="preserve">信噪比与精度提高，但压降损耗和发热增大。</w:t>
       </w:r>
@@ -1447,20 +1603,26 @@
         </m:sSub>
       </m:oMath>
       <w:r>
+        <w:rPr>
+          <w:rFonts w:eastAsia="黑体"/>
+        </w:rPr>
         <w:t xml:space="preserve"> </w:t>
       </w:r>
       <w:r>
         <w:rPr>
-          <w:rFonts w:hint="eastAsia"/>
+          <w:rFonts w:hint="eastAsia" w:eastAsia="黑体"/>
         </w:rPr>
         <w:t xml:space="preserve">减小</w:t>
       </w:r>
       <w:r>
+        <w:rPr>
+          <w:rFonts w:eastAsia="黑体"/>
+        </w:rPr>
         <w:t xml:space="preserve"> → </w:t>
       </w:r>
       <w:r>
         <w:rPr>
-          <w:rFonts w:hint="eastAsia"/>
+          <w:rFonts w:hint="eastAsia" w:eastAsia="黑体"/>
         </w:rPr>
         <w:t xml:space="preserve">损耗降低，但小电流时测量精度下降。</w:t>
       </w:r>
@@ -1474,29 +1636,38 @@
         </w:numPr>
       </w:pPr>
       <w:r>
+        <w:rPr>
+          <w:rFonts w:eastAsia="黑体"/>
+        </w:rPr>
         <w:t xml:space="preserve">ADC </w:t>
       </w:r>
       <w:r>
         <w:rPr>
-          <w:rFonts w:hint="eastAsia"/>
+          <w:rFonts w:hint="eastAsia" w:eastAsia="黑体"/>
         </w:rPr>
         <w:t xml:space="preserve">位数越高</w:t>
       </w:r>
       <w:r>
+        <w:rPr>
+          <w:rFonts w:eastAsia="黑体"/>
+        </w:rPr>
         <w:t xml:space="preserve"> / </w:t>
       </w:r>
       <w:r>
         <w:rPr>
-          <w:rFonts w:hint="eastAsia"/>
+          <w:rFonts w:hint="eastAsia" w:eastAsia="黑体"/>
         </w:rPr>
         <w:t xml:space="preserve">采样累积越频繁</w:t>
       </w:r>
       <w:r>
+        <w:rPr>
+          <w:rFonts w:eastAsia="黑体"/>
+        </w:rPr>
         <w:t xml:space="preserve"> → </w:t>
       </w:r>
       <w:r>
         <w:rPr>
-          <w:rFonts w:hint="eastAsia"/>
+          <w:rFonts w:hint="eastAsia" w:eastAsia="黑体"/>
         </w:rPr>
         <w:t xml:space="preserve">计算精度越高。</w:t>
       </w:r>
@@ -1511,25 +1682,31 @@
       </w:pPr>
       <w:r>
         <w:rPr>
-          <w:rFonts w:hint="eastAsia"/>
+          <w:rFonts w:hint="eastAsia" w:eastAsia="黑体"/>
         </w:rPr>
         <w:t xml:space="preserve">温度补偿模型越准确</w:t>
       </w:r>
       <w:r>
+        <w:rPr>
+          <w:rFonts w:eastAsia="黑体"/>
+        </w:rPr>
         <w:t xml:space="preserve"> → </w:t>
       </w:r>
       <w:r>
         <w:rPr>
-          <w:rFonts w:hint="eastAsia"/>
+          <w:rFonts w:hint="eastAsia" w:eastAsia="黑体"/>
         </w:rPr>
         <w:t xml:space="preserve">不同温度下</w:t>
       </w:r>
       <w:r>
+        <w:rPr>
+          <w:rFonts w:eastAsia="黑体"/>
+        </w:rPr>
         <w:t xml:space="preserve"> SOC </w:t>
       </w:r>
       <w:r>
         <w:rPr>
-          <w:rFonts w:hint="eastAsia"/>
+          <w:rFonts w:hint="eastAsia" w:eastAsia="黑体"/>
         </w:rPr>
         <w:t xml:space="preserve">估算越准。</w:t>
       </w:r>
@@ -1542,7 +1719,7 @@
       </w:pPr>
       <w:r>
         <w:rPr>
-          <w:rFonts w:hint="eastAsia"/>
+          <w:rFonts w:hint="eastAsia" w:eastAsia="黑体"/>
         </w:rPr>
         <w:t xml:space="preserve">典型参数示例</w:t>
       </w:r>
@@ -1557,11 +1734,14 @@
       </w:pPr>
       <w:r>
         <w:rPr>
-          <w:rFonts w:hint="eastAsia"/>
+          <w:rFonts w:hint="eastAsia" w:eastAsia="黑体"/>
         </w:rPr>
         <w:t xml:space="preserve">检流电阻</w:t>
       </w:r>
       <w:r>
+        <w:rPr>
+          <w:rFonts w:eastAsia="黑体"/>
+        </w:rPr>
         <w:t xml:space="preserve"> </w:t>
       </w:r>
       <m:oMath>
@@ -1611,11 +1791,14 @@
       </m:oMath>
       <w:r>
         <w:rPr>
-          <w:rFonts w:hint="eastAsia"/>
+          <w:rFonts w:hint="eastAsia" w:eastAsia="黑体"/>
         </w:rPr>
         <w:t xml:space="preserve">、电流</w:t>
       </w:r>
       <w:r>
+        <w:rPr>
+          <w:rFonts w:eastAsia="黑体"/>
+        </w:rPr>
         <w:t xml:space="preserve"> </w:t>
       </w:r>
       <m:oMath>
@@ -1644,7 +1827,7 @@
       </m:oMath>
       <w:r>
         <w:rPr>
-          <w:rFonts w:hint="eastAsia"/>
+          <w:rFonts w:hint="eastAsia" w:eastAsia="黑体"/>
         </w:rPr>
         <w:t xml:space="preserve">：</w:t>
       </w:r>
@@ -1712,6 +1895,9 @@
         </m:r>
       </m:oMath>
       <w:r>
+        <w:rPr>
+          <w:rFonts w:eastAsia="黑体"/>
+        </w:rPr>
         <w:t xml:space="preserve">。</w:t>
       </w:r>
     </w:p>
@@ -1725,11 +1911,14 @@
       </w:pPr>
       <w:r>
         <w:rPr>
-          <w:rFonts w:hint="eastAsia"/>
+          <w:rFonts w:hint="eastAsia" w:eastAsia="黑体"/>
         </w:rPr>
         <w:t xml:space="preserve">额定容量</w:t>
       </w:r>
       <w:r>
+        <w:rPr>
+          <w:rFonts w:eastAsia="黑体"/>
+        </w:rPr>
         <w:t xml:space="preserve"> </w:t>
       </w:r>
       <m:oMath>
@@ -1798,11 +1987,14 @@
       </m:oMath>
       <w:r>
         <w:rPr>
-          <w:rFonts w:hint="eastAsia"/>
+          <w:rFonts w:hint="eastAsia" w:eastAsia="黑体"/>
         </w:rPr>
         <w:t xml:space="preserve">，已放出</w:t>
       </w:r>
       <w:r>
+        <w:rPr>
+          <w:rFonts w:eastAsia="黑体"/>
+        </w:rPr>
         <w:t xml:space="preserve"> </w:t>
       </w:r>
       <m:oMath>
@@ -1849,7 +2041,7 @@
       </m:oMath>
       <w:r>
         <w:rPr>
-          <w:rFonts w:hint="eastAsia"/>
+          <w:rFonts w:hint="eastAsia" w:eastAsia="黑体"/>
         </w:rPr>
         <w:t xml:space="preserve">：</w:t>
       </w:r>
@@ -1925,6 +2117,9 @@
         </m:r>
       </m:oMath>
       <w:r>
+        <w:rPr>
+          <w:rFonts w:eastAsia="黑体"/>
+        </w:rPr>
         <w:t xml:space="preserve">。</w:t>
       </w:r>
     </w:p>
@@ -1936,7 +2131,7 @@
       </w:pPr>
       <w:r>
         <w:rPr>
-          <w:rFonts w:hint="eastAsia"/>
+          <w:rFonts w:hint="eastAsia" w:eastAsia="黑体"/>
         </w:rPr>
         <w:t xml:space="preserve">常见器件型号</w:t>
       </w:r>
@@ -1951,25 +2146,31 @@
       </w:pPr>
       <w:r>
         <w:rPr>
-          <w:rFonts w:hint="eastAsia"/>
+          <w:rFonts w:hint="eastAsia" w:eastAsia="黑体"/>
         </w:rPr>
         <w:t xml:space="preserve">电量计</w:t>
       </w:r>
       <w:r>
+        <w:rPr>
+          <w:rFonts w:eastAsia="黑体"/>
+        </w:rPr>
         <w:t xml:space="preserve"> / </w:t>
       </w:r>
       <w:r>
         <w:rPr>
-          <w:rFonts w:hint="eastAsia"/>
+          <w:rFonts w:hint="eastAsia" w:eastAsia="黑体"/>
         </w:rPr>
         <w:t xml:space="preserve">库仑计</w:t>
       </w:r>
       <w:r>
+        <w:rPr>
+          <w:rFonts w:eastAsia="黑体"/>
+        </w:rPr>
         <w:t xml:space="preserve"> </w:t>
       </w:r>
       <w:r>
         <w:rPr>
-          <w:rFonts w:hint="eastAsia"/>
+          <w:rFonts w:hint="eastAsia" w:eastAsia="黑体"/>
         </w:rPr>
         <w:t xml:space="preserve">IC：BQ27421、BQ34Z100、MAX17048、LTC2941。</w:t>
       </w:r>
@@ -1984,25 +2185,31 @@
       </w:pPr>
       <w:r>
         <w:rPr>
-          <w:rFonts w:hint="eastAsia"/>
+          <w:rFonts w:hint="eastAsia" w:eastAsia="黑体"/>
         </w:rPr>
         <w:t xml:space="preserve">检流电阻：合金采样电阻（1</w:t>
       </w:r>
       <w:r>
+        <w:rPr>
+          <w:rFonts w:eastAsia="黑体"/>
+        </w:rPr>
         <w:t xml:space="preserve"> mΩ ~ 20 </w:t>
       </w:r>
       <w:r>
         <w:rPr>
-          <w:rFonts w:hint="eastAsia"/>
+          <w:rFonts w:hint="eastAsia" w:eastAsia="黑体"/>
         </w:rPr>
         <w:t xml:space="preserve">mΩ，4</w:t>
       </w:r>
       <w:r>
+        <w:rPr>
+          <w:rFonts w:eastAsia="黑体"/>
+        </w:rPr>
         <w:t xml:space="preserve"> </w:t>
       </w:r>
       <w:r>
         <w:rPr>
-          <w:rFonts w:hint="eastAsia"/>
+          <w:rFonts w:hint="eastAsia" w:eastAsia="黑体"/>
         </w:rPr>
         <w:t xml:space="preserve">端子）。</w:t>
       </w:r>
@@ -2017,20 +2224,26 @@
       </w:pPr>
       <w:r>
         <w:rPr>
-          <w:rFonts w:hint="eastAsia"/>
+          <w:rFonts w:hint="eastAsia" w:eastAsia="黑体"/>
         </w:rPr>
         <w:t xml:space="preserve">配套</w:t>
       </w:r>
       <w:r>
+        <w:rPr>
+          <w:rFonts w:eastAsia="黑体"/>
+        </w:rPr>
         <w:t xml:space="preserve"> MCU </w:t>
       </w:r>
       <w:r>
         <w:rPr>
-          <w:rFonts w:hint="eastAsia"/>
+          <w:rFonts w:hint="eastAsia" w:eastAsia="黑体"/>
         </w:rPr>
         <w:t xml:space="preserve">或电池管理</w:t>
       </w:r>
       <w:r>
+        <w:rPr>
+          <w:rFonts w:eastAsia="黑体"/>
+        </w:rPr>
         <w:t xml:space="preserve"> AFE。</w:t>
       </w:r>
     </w:p>
@@ -2042,7 +2255,7 @@
       </w:pPr>
       <w:r>
         <w:rPr>
-          <w:rFonts w:hint="eastAsia"/>
+          <w:rFonts w:hint="eastAsia" w:eastAsia="黑体"/>
         </w:rPr>
         <w:t xml:space="preserve">注意事项</w:t>
       </w:r>
@@ -2057,16 +2270,19 @@
       </w:pPr>
       <w:r>
         <w:rPr>
-          <w:rFonts w:hint="eastAsia"/>
+          <w:rFonts w:hint="eastAsia" w:eastAsia="黑体"/>
         </w:rPr>
         <w:t xml:space="preserve">检流电阻两端需</w:t>
       </w:r>
       <w:r>
+        <w:rPr>
+          <w:rFonts w:eastAsia="黑体"/>
+        </w:rPr>
         <w:t xml:space="preserve"> Kelvin </w:t>
       </w:r>
       <w:r>
         <w:rPr>
-          <w:rFonts w:hint="eastAsia"/>
+          <w:rFonts w:hint="eastAsia" w:eastAsia="黑体"/>
         </w:rPr>
         <w:t xml:space="preserve">四线连接，避免走线电阻混入采样误差。</w:t>
       </w:r>
@@ -2081,16 +2297,19 @@
       </w:pPr>
       <w:r>
         <w:rPr>
-          <w:rFonts w:hint="eastAsia"/>
+          <w:rFonts w:hint="eastAsia" w:eastAsia="黑体"/>
         </w:rPr>
         <w:t xml:space="preserve">库仑计会累积误差，需定期用满充</w:t>
       </w:r>
       <w:r>
+        <w:rPr>
+          <w:rFonts w:eastAsia="黑体"/>
+        </w:rPr>
         <w:t xml:space="preserve"> / </w:t>
       </w:r>
       <w:r>
         <w:rPr>
-          <w:rFonts w:hint="eastAsia"/>
+          <w:rFonts w:hint="eastAsia" w:eastAsia="黑体"/>
         </w:rPr>
         <w:t xml:space="preserve">满放校准基准点。</w:t>
       </w:r>
@@ -2105,16 +2324,19 @@
       </w:pPr>
       <w:r>
         <w:rPr>
-          <w:rFonts w:hint="eastAsia"/>
+          <w:rFonts w:hint="eastAsia" w:eastAsia="黑体"/>
         </w:rPr>
         <w:t xml:space="preserve">大电流与小电流并存时，兼顾量程与分辨率的</w:t>
       </w:r>
       <w:r>
+        <w:rPr>
+          <w:rFonts w:eastAsia="黑体"/>
+        </w:rPr>
         <w:t xml:space="preserve"> ADC </w:t>
       </w:r>
       <w:r>
         <w:rPr>
-          <w:rFonts w:hint="eastAsia"/>
+          <w:rFonts w:hint="eastAsia" w:eastAsia="黑体"/>
         </w:rPr>
         <w:t xml:space="preserve">选择很关键。</w:t>
       </w:r>
@@ -2129,7 +2351,7 @@
       </w:pPr>
       <w:r>
         <w:rPr>
-          <w:rFonts w:hint="eastAsia"/>
+          <w:rFonts w:hint="eastAsia" w:eastAsia="黑体"/>
         </w:rPr>
         <w:t xml:space="preserve">避免检流电阻过热导致温漂，影响测量长期精度。</w:t>
       </w:r>
@@ -2142,7 +2364,7 @@
       </w:pPr>
       <w:r>
         <w:rPr>
-          <w:rFonts w:hint="eastAsia"/>
+          <w:rFonts w:hint="eastAsia" w:eastAsia="黑体"/>
         </w:rPr>
         <w:t xml:space="preserve">参考资料</w:t>
       </w:r>
@@ -2156,20 +2378,26 @@
         </w:numPr>
       </w:pPr>
       <w:r>
+        <w:rPr>
+          <w:rFonts w:eastAsia="黑体"/>
+        </w:rPr>
         <w:t xml:space="preserve">TI </w:t>
       </w:r>
       <w:r>
         <w:rPr>
-          <w:rFonts w:hint="eastAsia"/>
+          <w:rFonts w:hint="eastAsia" w:eastAsia="黑体"/>
         </w:rPr>
         <w:t xml:space="preserve">产品页</w:t>
       </w:r>
       <w:r>
+        <w:rPr>
+          <w:rFonts w:eastAsia="黑体"/>
+        </w:rPr>
         <w:t xml:space="preserve"> </w:t>
       </w:r>
       <w:r>
         <w:rPr>
-          <w:rFonts w:hint="eastAsia"/>
+          <w:rFonts w:hint="eastAsia" w:eastAsia="黑体"/>
         </w:rPr>
         <w:t xml:space="preserve">BQ27421（电量计）。</w:t>
       </w:r>
@@ -2183,11 +2411,14 @@
         </w:numPr>
       </w:pPr>
       <w:r>
+        <w:rPr>
+          <w:rFonts w:eastAsia="黑体"/>
+        </w:rPr>
         <w:t xml:space="preserve">Maxim(ADI) MAX17048 </w:t>
       </w:r>
       <w:r>
         <w:rPr>
-          <w:rFonts w:hint="eastAsia"/>
+          <w:rFonts w:hint="eastAsia" w:eastAsia="黑体"/>
         </w:rPr>
         <w:t xml:space="preserve">数据手册。</w:t>
       </w:r>
@@ -2201,6 +2432,9 @@
         </w:numPr>
       </w:pPr>
       <w:r>
+        <w:rPr>
+          <w:rFonts w:eastAsia="黑体"/>
+        </w:rPr>
         <w:t xml:space="preserve">Wikipedia: Coulomb counting。</w:t>
       </w:r>
     </w:p>
@@ -2213,11 +2447,11 @@
       </w:pPr>
       <w:r>
         <w:rPr>
-          <w:rFonts w:ascii="Times New Roman" w:hAnsi="Times New Roman"/>
+          <w:rFonts w:ascii="Times New Roman" w:hAnsi="Times New Roman" w:eastAsia="黑体"/>
           <w:color w:val="555555"/>
           <w:sz w:val="21"/>
         </w:rPr>
-        <w:t>材料收集者：杜文杰</w:t>
+        <w:t>材料收集者：杜文杰，WX手机：19519196569，QQ:3478827729</w:t>
       </w:r>
     </w:p>
     <w:sectPr>
@@ -2237,7 +2471,7 @@
 </file>
 
 <file path=word/footer1.xml><?xml version="1.0" encoding="utf-8"?>
-<w:ftr xmlns:m="http://schemas.openxmlformats.org/officeDocument/2006/math" xmlns:mc="http://schemas.openxmlformats.org/markup-compatibility/2006" xmlns:mo="http://schemas.microsoft.com/office/mac/office/2008/main" xmlns:mv="urn:schemas-microsoft-com:mac:vml" xmlns:o="urn:schemas-microsoft-com:office:office" xmlns:r="http://schemas.openxmlformats.org/officeDocument/2006/relationships" xmlns:v="urn:schemas-microsoft-com:vml" xmlns:w10="urn:schemas-microsoft-com:office:word" xmlns:w14="http://schemas.microsoft.com/office/word/2010/wordml" xmlns:w="http://schemas.openxmlformats.org/wordprocessingml/2006/main" xmlns:wne="http://schemas.microsoft.com/office/word/2006/wordml" xmlns:wp14="http://schemas.microsoft.com/office/word/2010/wordprocessingDrawing" xmlns:wp="http://schemas.openxmlformats.org/drawingml/2006/wordprocessingDrawing" xmlns:wpc="http://schemas.microsoft.com/office/word/2010/wordprocessingCanvas" xmlns:wpg="http://schemas.microsoft.com/office/word/2010/wordprocessingGroup" xmlns:wpi="http://schemas.microsoft.com/office/word/2010/wordprocessingInk" xmlns:wps="http://schemas.microsoft.com/office/word/2010/wordprocessingShape" mc:Ignorable="w14 wp14">
+<w:ftr xmlns:mc="http://schemas.openxmlformats.org/markup-compatibility/2006" xmlns:w="http://schemas.openxmlformats.org/wordprocessingml/2006/main" xmlns:m="http://schemas.openxmlformats.org/officeDocument/2006/math" xmlns:mo="http://schemas.microsoft.com/office/mac/office/2008/main" xmlns:mv="urn:schemas-microsoft-com:mac:vml" xmlns:o="urn:schemas-microsoft-com:office:office" xmlns:r="http://schemas.openxmlformats.org/officeDocument/2006/relationships" xmlns:v="urn:schemas-microsoft-com:vml" xmlns:w10="urn:schemas-microsoft-com:office:word" xmlns:w14="http://schemas.microsoft.com/office/word/2010/wordml" xmlns:wne="http://schemas.microsoft.com/office/word/2006/wordml" xmlns:wp14="http://schemas.microsoft.com/office/word/2010/wordprocessingDrawing" xmlns:wp="http://schemas.openxmlformats.org/drawingml/2006/wordprocessingDrawing" xmlns:wpc="http://schemas.microsoft.com/office/word/2010/wordprocessingCanvas" xmlns:wpg="http://schemas.microsoft.com/office/word/2010/wordprocessingGroup" xmlns:wpi="http://schemas.microsoft.com/office/word/2010/wordprocessingInk" xmlns:wps="http://schemas.microsoft.com/office/word/2010/wordprocessingShape" mc:Ignorable="w14 wp14">
   <w:p>
     <w:pPr>
       <w:pStyle w:val="Footer"/>
@@ -2245,12 +2479,14 @@
     </w:pPr>
     <w:r>
       <w:rPr>
+        <w:rFonts w:eastAsia="黑体"/>
         <w:sz w:val="18"/>
       </w:rPr>
       <w:t xml:space="preserve">第 </w:t>
     </w:r>
     <w:r>
       <w:rPr>
+        <w:rFonts w:eastAsia="黑体"/>
         <w:sz w:val="18"/>
       </w:rPr>
       <w:fldChar w:fldCharType="begin"/>
@@ -2259,6 +2495,7 @@
     </w:r>
     <w:r>
       <w:rPr>
+        <w:rFonts w:eastAsia="黑体"/>
         <w:sz w:val="18"/>
       </w:rPr>
       <w:t xml:space="preserve"> 页</w:t>
@@ -2272,6 +2509,9 @@
   <w:footnote w:type="continuationSeparator" w:id="0">
     <w:p>
       <w:r>
+        <w:rPr>
+          <w:rFonts w:eastAsia="黑体"/>
+        </w:rPr>
         <w:continuationSeparator/>
       </w:r>
     </w:p>
@@ -2279,6 +2519,9 @@
   <w:footnote w:type="separator" w:id="-1">
     <w:p>
       <w:r>
+        <w:rPr>
+          <w:rFonts w:eastAsia="黑体"/>
+        </w:rPr>
         <w:separator/>
       </w:r>
     </w:p>
@@ -2287,7 +2530,7 @@
 </file>
 
 <file path=word/header1.xml><?xml version="1.0" encoding="utf-8"?>
-<w:hdr xmlns:m="http://schemas.openxmlformats.org/officeDocument/2006/math" xmlns:mc="http://schemas.openxmlformats.org/markup-compatibility/2006" xmlns:mo="http://schemas.microsoft.com/office/mac/office/2008/main" xmlns:mv="urn:schemas-microsoft-com:mac:vml" xmlns:o="urn:schemas-microsoft-com:office:office" xmlns:r="http://schemas.openxmlformats.org/officeDocument/2006/relationships" xmlns:v="urn:schemas-microsoft-com:vml" xmlns:w10="urn:schemas-microsoft-com:office:word" xmlns:w14="http://schemas.microsoft.com/office/word/2010/wordml" xmlns:w="http://schemas.openxmlformats.org/wordprocessingml/2006/main" xmlns:wne="http://schemas.microsoft.com/office/word/2006/wordml" xmlns:wp14="http://schemas.microsoft.com/office/word/2010/wordprocessingDrawing" xmlns:wp="http://schemas.openxmlformats.org/drawingml/2006/wordprocessingDrawing" xmlns:wpc="http://schemas.microsoft.com/office/word/2010/wordprocessingCanvas" xmlns:wpg="http://schemas.microsoft.com/office/word/2010/wordprocessingGroup" xmlns:wpi="http://schemas.microsoft.com/office/word/2010/wordprocessingInk" xmlns:wps="http://schemas.microsoft.com/office/word/2010/wordprocessingShape" mc:Ignorable="w14 wp14">
+<w:hdr xmlns:mc="http://schemas.openxmlformats.org/markup-compatibility/2006" xmlns:w="http://schemas.openxmlformats.org/wordprocessingml/2006/main" xmlns:m="http://schemas.openxmlformats.org/officeDocument/2006/math" xmlns:mo="http://schemas.microsoft.com/office/mac/office/2008/main" xmlns:mv="urn:schemas-microsoft-com:mac:vml" xmlns:o="urn:schemas-microsoft-com:office:office" xmlns:r="http://schemas.openxmlformats.org/officeDocument/2006/relationships" xmlns:v="urn:schemas-microsoft-com:vml" xmlns:w10="urn:schemas-microsoft-com:office:word" xmlns:w14="http://schemas.microsoft.com/office/word/2010/wordml" xmlns:wne="http://schemas.microsoft.com/office/word/2006/wordml" xmlns:wp14="http://schemas.microsoft.com/office/word/2010/wordprocessingDrawing" xmlns:wp="http://schemas.openxmlformats.org/drawingml/2006/wordprocessingDrawing" xmlns:wpc="http://schemas.microsoft.com/office/word/2010/wordprocessingCanvas" xmlns:wpg="http://schemas.microsoft.com/office/word/2010/wordprocessingGroup" xmlns:wpi="http://schemas.microsoft.com/office/word/2010/wordprocessingInk" xmlns:wps="http://schemas.microsoft.com/office/word/2010/wordprocessingShape" mc:Ignorable="w14 wp14">
   <w:p>
     <w:pPr>
       <w:pStyle w:val="Header"/>
@@ -2295,7 +2538,7 @@
     </w:pPr>
     <w:r>
       <w:rPr>
-        <w:rFonts w:ascii="Times New Roman" w:hAnsi="Times New Roman"/>
+        <w:rFonts w:ascii="Times New Roman" w:hAnsi="Times New Roman" w:eastAsia="黑体"/>
         <w:sz w:val="18"/>
         <w:rFonts w:eastAsia="黑体"/>
         <w:rFonts w:eastAsia="黑体"/>
@@ -2307,7 +2550,7 @@
 </file>
 
 <file path=word/numbering.xml><?xml version="1.0" encoding="utf-8"?>
-<w:numbering xmlns:m="http://schemas.openxmlformats.org/officeDocument/2006/math" xmlns:mc="http://schemas.openxmlformats.org/markup-compatibility/2006" xmlns:mo="http://schemas.microsoft.com/office/mac/office/2008/main" xmlns:mv="urn:schemas-microsoft-com:mac:vml" xmlns:o="urn:schemas-microsoft-com:office:office" xmlns:r="http://schemas.openxmlformats.org/officeDocument/2006/relationships" xmlns:v="urn:schemas-microsoft-com:vml" xmlns:w="http://schemas.openxmlformats.org/wordprocessingml/2006/main" xmlns:w10="urn:schemas-microsoft-com:office:word" xmlns:w14="http://schemas.microsoft.com/office/word/2010/wordml" xmlns:wne="http://schemas.microsoft.com/office/word/2006/wordml" xmlns:wp="http://schemas.openxmlformats.org/drawingml/2006/wordprocessingDrawing" xmlns:wp14="http://schemas.microsoft.com/office/word/2010/wordprocessingDrawing" xmlns:wpc="http://schemas.microsoft.com/office/word/2010/wordprocessingCanvas" xmlns:wpg="http://schemas.microsoft.com/office/word/2010/wordprocessingGroup" xmlns:wpi="http://schemas.microsoft.com/office/word/2010/wordprocessingInk" xmlns:wps="http://schemas.microsoft.com/office/word/2010/wordprocessingShape" mc:Ignorable="w14 wp14">
+<w:numbering xmlns:mc="http://schemas.openxmlformats.org/markup-compatibility/2006" xmlns:w="http://schemas.openxmlformats.org/wordprocessingml/2006/main" xmlns:m="http://schemas.openxmlformats.org/officeDocument/2006/math" xmlns:mo="http://schemas.microsoft.com/office/mac/office/2008/main" xmlns:mv="urn:schemas-microsoft-com:mac:vml" xmlns:o="urn:schemas-microsoft-com:office:office" xmlns:r="http://schemas.openxmlformats.org/officeDocument/2006/relationships" xmlns:v="urn:schemas-microsoft-com:vml" xmlns:w10="urn:schemas-microsoft-com:office:word" xmlns:w14="http://schemas.microsoft.com/office/word/2010/wordml" xmlns:wne="http://schemas.microsoft.com/office/word/2006/wordml" xmlns:wp="http://schemas.openxmlformats.org/drawingml/2006/wordprocessingDrawing" xmlns:wp14="http://schemas.microsoft.com/office/word/2010/wordprocessingDrawing" xmlns:wpc="http://schemas.microsoft.com/office/word/2010/wordprocessingCanvas" xmlns:wpg="http://schemas.microsoft.com/office/word/2010/wordprocessingGroup" xmlns:wpi="http://schemas.microsoft.com/office/word/2010/wordprocessingInk" xmlns:wps="http://schemas.microsoft.com/office/word/2010/wordprocessingShape" mc:Ignorable="w14 wp14">
   <w:abstractNum w:abstractNumId="0">
     <w:nsid w:val="FFFFFF7C"/>
     <w:multiLevelType w:val="singleLevel"/>
@@ -2394,7 +2637,7 @@
         <w:ind w:hanging="360" w:left="1440"/>
       </w:pPr>
       <w:rPr>
-        <w:rFonts w:ascii="Symbol" w:hAnsi="Symbol" w:hint="default"/>
+        <w:rFonts w:ascii="Symbol" w:hAnsi="Symbol" w:hint="default" w:eastAsia="黑体"/>
       </w:rPr>
     </w:lvl>
   </w:abstractNum>
@@ -2415,7 +2658,7 @@
         <w:ind w:hanging="360" w:left="1080"/>
       </w:pPr>
       <w:rPr>
-        <w:rFonts w:ascii="Symbol" w:hAnsi="Symbol" w:hint="default"/>
+        <w:rFonts w:ascii="Symbol" w:hAnsi="Symbol" w:hint="default" w:eastAsia="黑体"/>
       </w:rPr>
     </w:lvl>
   </w:abstractNum>
@@ -2436,7 +2679,7 @@
         <w:ind w:hanging="360" w:left="720"/>
       </w:pPr>
       <w:rPr>
-        <w:rFonts w:ascii="Symbol" w:hAnsi="Symbol" w:hint="default"/>
+        <w:rFonts w:ascii="Symbol" w:hAnsi="Symbol" w:hint="default" w:eastAsia="黑体"/>
       </w:rPr>
     </w:lvl>
   </w:abstractNum>
@@ -2475,7 +2718,7 @@
         <w:ind w:hanging="360" w:left="360"/>
       </w:pPr>
       <w:rPr>
-        <w:rFonts w:ascii="Symbol" w:hAnsi="Symbol" w:hint="default"/>
+        <w:rFonts w:ascii="Symbol" w:hAnsi="Symbol" w:hint="default" w:eastAsia="黑体"/>
       </w:rPr>
     </w:lvl>
   </w:abstractNum>
@@ -2566,7 +2809,7 @@
         <w:ind w:left="720" w:hanging="360"/>
       </w:pPr>
       <w:rPr>
-        <w:rFonts w:ascii="Symbol" w:hAnsi="Symbol" w:cs="Symbol" w:hint="default"/>
+        <w:rFonts w:ascii="Symbol" w:hAnsi="Symbol" w:cs="Symbol" w:hint="default" w:eastAsia="黑体"/>
       </w:rPr>
     </w:lvl>
     <w:lvl w:ilvl="1">
@@ -2577,7 +2820,7 @@
         <w:ind w:left="1440" w:hanging="360"/>
       </w:pPr>
       <w:rPr>
-        <w:rFonts w:ascii="Courier New" w:hAnsi="Courier New" w:cs="Courier New" w:hint="default"/>
+        <w:rFonts w:ascii="Courier New" w:hAnsi="Courier New" w:cs="Courier New" w:hint="default" w:eastAsia="黑体"/>
       </w:rPr>
     </w:lvl>
     <w:lvl w:ilvl="2">
@@ -2588,7 +2831,7 @@
         <w:ind w:left="2160" w:hanging="360"/>
       </w:pPr>
       <w:rPr>
-        <w:rFonts w:ascii="Wingdings" w:hAnsi="Wingdings" w:cs="Wingdings" w:hint="default"/>
+        <w:rFonts w:ascii="Wingdings" w:hAnsi="Wingdings" w:cs="Wingdings" w:hint="default" w:eastAsia="黑体"/>
       </w:rPr>
     </w:lvl>
     <w:lvl w:ilvl="3">
@@ -2599,7 +2842,7 @@
         <w:ind w:left="2880" w:hanging="360"/>
       </w:pPr>
       <w:rPr>
-        <w:rFonts w:ascii="Symbol" w:hAnsi="Symbol" w:cs="Symbol" w:hint="default"/>
+        <w:rFonts w:ascii="Symbol" w:hAnsi="Symbol" w:cs="Symbol" w:hint="default" w:eastAsia="黑体"/>
       </w:rPr>
     </w:lvl>
     <w:lvl w:ilvl="4">
@@ -2610,7 +2853,7 @@
         <w:ind w:left="3600" w:hanging="360"/>
       </w:pPr>
       <w:rPr>
-        <w:rFonts w:ascii="Courier New" w:hAnsi="Courier New" w:cs="Courier New" w:hint="default"/>
+        <w:rFonts w:ascii="Courier New" w:hAnsi="Courier New" w:cs="Courier New" w:hint="default" w:eastAsia="黑体"/>
       </w:rPr>
     </w:lvl>
     <w:lvl w:ilvl="5">
@@ -2621,7 +2864,7 @@
         <w:ind w:left="4320" w:hanging="360"/>
       </w:pPr>
       <w:rPr>
-        <w:rFonts w:ascii="Wingdings" w:hAnsi="Wingdings" w:cs="Wingdings" w:hint="default"/>
+        <w:rFonts w:ascii="Wingdings" w:hAnsi="Wingdings" w:cs="Wingdings" w:hint="default" w:eastAsia="黑体"/>
       </w:rPr>
     </w:lvl>
     <w:lvl w:ilvl="6">
@@ -2632,7 +2875,7 @@
         <w:ind w:left="5040" w:hanging="360"/>
       </w:pPr>
       <w:rPr>
-        <w:rFonts w:ascii="Symbol" w:hAnsi="Symbol" w:cs="Symbol" w:hint="default"/>
+        <w:rFonts w:ascii="Symbol" w:hAnsi="Symbol" w:cs="Symbol" w:hint="default" w:eastAsia="黑体"/>
       </w:rPr>
     </w:lvl>
     <w:lvl w:ilvl="7">
@@ -2643,7 +2886,7 @@
         <w:ind w:left="5760" w:hanging="360"/>
       </w:pPr>
       <w:rPr>
-        <w:rFonts w:ascii="Courier New" w:hAnsi="Courier New" w:cs="Courier New" w:hint="default"/>
+        <w:rFonts w:ascii="Courier New" w:hAnsi="Courier New" w:cs="Courier New" w:hint="default" w:eastAsia="黑体"/>
       </w:rPr>
     </w:lvl>
     <w:lvl w:ilvl="8">
@@ -2654,7 +2897,7 @@
         <w:ind w:left="6480" w:hanging="360"/>
       </w:pPr>
       <w:rPr>
-        <w:rFonts w:ascii="Wingdings" w:hAnsi="Wingdings" w:cs="Wingdings" w:hint="default"/>
+        <w:rFonts w:ascii="Wingdings" w:hAnsi="Wingdings" w:cs="Wingdings" w:hint="default" w:eastAsia="黑体"/>
       </w:rPr>
     </w:lvl>
   </w:abstractNum>
@@ -2710,11 +2953,11 @@
 </file>
 
 <file path=word/styles.xml><?xml version="1.0" encoding="utf-8"?>
-<w:styles xmlns:mc="http://schemas.openxmlformats.org/markup-compatibility/2006" xmlns:r="http://schemas.openxmlformats.org/officeDocument/2006/relationships" xmlns:w="http://schemas.openxmlformats.org/wordprocessingml/2006/main" xmlns:w14="http://schemas.microsoft.com/office/word/2010/wordml" mc:Ignorable="w14">
+<w:styles xmlns:mc="http://schemas.openxmlformats.org/markup-compatibility/2006" xmlns:w="http://schemas.openxmlformats.org/wordprocessingml/2006/main" xmlns:r="http://schemas.openxmlformats.org/officeDocument/2006/relationships" xmlns:w14="http://schemas.microsoft.com/office/word/2010/wordml" mc:Ignorable="w14">
   <w:docDefaults>
     <w:rPrDefault>
       <w:rPr>
-        <w:rFonts w:asciiTheme="minorHAnsi" w:cstheme="minorBidi" w:eastAsiaTheme="minorEastAsia" w:hAnsiTheme="minorHAnsi"/>
+        <w:rFonts w:asciiTheme="minorHAnsi" w:cstheme="minorBidi" w:hAnsiTheme="minorHAnsi" w:eastAsia="黑体"/>
         <w:sz w:val="22"/>
         <w:szCs w:val="22"/>
         <w:lang w:bidi="ar-SA" w:eastAsia="en-US" w:val="en-US"/>
@@ -2936,7 +3179,7 @@
       <w:outlineLvl w:val="0"/>
     </w:pPr>
     <w:rPr>
-      <w:rFonts w:ascii="Times New Roman" w:asciiTheme="majorHAnsi" w:cstheme="majorBidi" w:eastAsia="黑体" w:eastAsiaTheme="majorEastAsia" w:hAnsi="Times New Roman" w:hAnsiTheme="majorHAnsi"/>
+      <w:rFonts w:ascii="Times New Roman" w:asciiTheme="majorHAnsi" w:cstheme="majorBidi" w:eastAsia="黑体" w:hAnsi="Times New Roman" w:hAnsiTheme="majorHAnsi"/>
       <w:b/>
       <w:bCs/>
       <w:color w:val="1F3864"/>
@@ -2960,7 +3203,7 @@
       <w:outlineLvl w:val="1"/>
     </w:pPr>
     <w:rPr>
-      <w:rFonts w:ascii="Times New Roman" w:asciiTheme="majorHAnsi" w:cstheme="majorBidi" w:eastAsia="黑体" w:eastAsiaTheme="majorEastAsia" w:hAnsi="Times New Roman" w:hAnsiTheme="majorHAnsi"/>
+      <w:rFonts w:ascii="Times New Roman" w:asciiTheme="majorHAnsi" w:cstheme="majorBidi" w:eastAsia="黑体" w:hAnsi="Times New Roman" w:hAnsiTheme="majorHAnsi"/>
       <w:b/>
       <w:bCs/>
       <w:color w:val="2E4E7E"/>
@@ -2984,7 +3227,7 @@
       <w:outlineLvl w:val="2"/>
     </w:pPr>
     <w:rPr>
-      <w:rFonts w:ascii="Times New Roman" w:asciiTheme="majorHAnsi" w:cstheme="majorBidi" w:eastAsia="黑体" w:eastAsiaTheme="majorEastAsia" w:hAnsi="Times New Roman" w:hAnsiTheme="majorHAnsi"/>
+      <w:rFonts w:ascii="Times New Roman" w:asciiTheme="majorHAnsi" w:cstheme="majorBidi" w:eastAsia="黑体" w:hAnsi="Times New Roman" w:hAnsiTheme="majorHAnsi"/>
       <w:b/>
       <w:bCs/>
       <w:color w:val="2E4E7E"/>
@@ -3008,7 +3251,7 @@
       <w:outlineLvl w:val="3"/>
     </w:pPr>
     <w:rPr>
-      <w:rFonts w:ascii="Times New Roman" w:asciiTheme="majorHAnsi" w:cstheme="majorBidi" w:eastAsia="黑体" w:eastAsiaTheme="majorEastAsia" w:hAnsi="Times New Roman" w:hAnsiTheme="majorHAnsi"/>
+      <w:rFonts w:ascii="Times New Roman" w:asciiTheme="majorHAnsi" w:cstheme="majorBidi" w:eastAsia="黑体" w:hAnsi="Times New Roman" w:hAnsiTheme="majorHAnsi"/>
       <w:b/>
       <w:bCs/>
       <w:i/>
@@ -3034,7 +3277,7 @@
       <w:outlineLvl w:val="4"/>
     </w:pPr>
     <w:rPr>
-      <w:rFonts w:ascii="Times New Roman" w:asciiTheme="majorHAnsi" w:cstheme="majorBidi" w:eastAsia="黑体" w:eastAsiaTheme="majorEastAsia" w:hAnsi="Times New Roman" w:hAnsiTheme="majorHAnsi"/>
+      <w:rFonts w:ascii="Times New Roman" w:asciiTheme="majorHAnsi" w:cstheme="majorBidi" w:eastAsia="黑体" w:hAnsi="Times New Roman" w:hAnsiTheme="majorHAnsi"/>
       <w:b/>
       <w:color w:val="333333"/>
       <w:sz w:val="22"/>
@@ -3057,7 +3300,7 @@
       <w:outlineLvl w:val="5"/>
     </w:pPr>
     <w:rPr>
-      <w:rFonts w:asciiTheme="majorHAnsi" w:cstheme="majorBidi" w:eastAsiaTheme="majorEastAsia" w:hAnsiTheme="majorHAnsi"/>
+      <w:rFonts w:asciiTheme="majorHAnsi" w:cstheme="majorBidi" w:hAnsiTheme="majorHAnsi" w:eastAsia="黑体"/>
       <w:i/>
       <w:iCs/>
       <w:color w:themeColor="accent1" w:themeShade="7F" w:val="243F60"/>
@@ -3080,7 +3323,7 @@
       <w:outlineLvl w:val="6"/>
     </w:pPr>
     <w:rPr>
-      <w:rFonts w:asciiTheme="majorHAnsi" w:cstheme="majorBidi" w:eastAsiaTheme="majorEastAsia" w:hAnsiTheme="majorHAnsi"/>
+      <w:rFonts w:asciiTheme="majorHAnsi" w:cstheme="majorBidi" w:hAnsiTheme="majorHAnsi" w:eastAsia="黑体"/>
       <w:i/>
       <w:iCs/>
       <w:color w:themeColor="text1" w:themeTint="BF" w:val="404040"/>
@@ -3103,7 +3346,7 @@
       <w:outlineLvl w:val="7"/>
     </w:pPr>
     <w:rPr>
-      <w:rFonts w:asciiTheme="majorHAnsi" w:cstheme="majorBidi" w:eastAsiaTheme="majorEastAsia" w:hAnsiTheme="majorHAnsi"/>
+      <w:rFonts w:asciiTheme="majorHAnsi" w:cstheme="majorBidi" w:hAnsiTheme="majorHAnsi" w:eastAsia="黑体"/>
       <w:color w:themeColor="accent1" w:val="4F81BD"/>
       <w:sz w:val="20"/>
       <w:szCs w:val="20"/>
@@ -3126,7 +3369,7 @@
       <w:outlineLvl w:val="8"/>
     </w:pPr>
     <w:rPr>
-      <w:rFonts w:asciiTheme="majorHAnsi" w:cstheme="majorBidi" w:eastAsiaTheme="majorEastAsia" w:hAnsiTheme="majorHAnsi"/>
+      <w:rFonts w:asciiTheme="majorHAnsi" w:cstheme="majorBidi" w:hAnsiTheme="majorHAnsi" w:eastAsia="黑体"/>
       <w:i/>
       <w:iCs/>
       <w:color w:themeColor="text1" w:themeTint="BF" w:val="404040"/>
@@ -3177,7 +3420,7 @@
     <w:uiPriority w:val="9"/>
     <w:rsid w:val="00FC693F"/>
     <w:rPr>
-      <w:rFonts w:asciiTheme="majorHAnsi" w:cstheme="majorBidi" w:eastAsiaTheme="majorEastAsia" w:hAnsiTheme="majorHAnsi"/>
+      <w:rFonts w:asciiTheme="majorHAnsi" w:cstheme="majorBidi" w:hAnsiTheme="majorHAnsi" w:eastAsia="黑体"/>
       <w:b/>
       <w:bCs/>
       <w:color w:themeColor="accent1" w:themeShade="BF" w:val="365F91"/>
@@ -3192,7 +3435,7 @@
     <w:uiPriority w:val="9"/>
     <w:rsid w:val="00FC693F"/>
     <w:rPr>
-      <w:rFonts w:asciiTheme="majorHAnsi" w:cstheme="majorBidi" w:eastAsiaTheme="majorEastAsia" w:hAnsiTheme="majorHAnsi"/>
+      <w:rFonts w:asciiTheme="majorHAnsi" w:cstheme="majorBidi" w:hAnsiTheme="majorHAnsi" w:eastAsia="黑体"/>
       <w:b/>
       <w:bCs/>
       <w:color w:themeColor="accent1" w:val="4F81BD"/>
@@ -3207,7 +3450,7 @@
     <w:uiPriority w:val="9"/>
     <w:rsid w:val="00FC693F"/>
     <w:rPr>
-      <w:rFonts w:asciiTheme="majorHAnsi" w:cstheme="majorBidi" w:eastAsiaTheme="majorEastAsia" w:hAnsiTheme="majorHAnsi"/>
+      <w:rFonts w:asciiTheme="majorHAnsi" w:cstheme="majorBidi" w:hAnsiTheme="majorHAnsi" w:eastAsia="黑体"/>
       <w:b/>
       <w:bCs/>
       <w:color w:themeColor="accent1" w:val="4F81BD"/>
@@ -3230,7 +3473,7 @@
       <w:contextualSpacing/>
     </w:pPr>
     <w:rPr>
-      <w:rFonts w:ascii="Times New Roman" w:asciiTheme="majorHAnsi" w:cstheme="majorBidi" w:eastAsia="黑体" w:eastAsiaTheme="majorEastAsia" w:hAnsi="Times New Roman" w:hAnsiTheme="majorHAnsi"/>
+      <w:rFonts w:ascii="Times New Roman" w:asciiTheme="majorHAnsi" w:cstheme="majorBidi" w:eastAsia="黑体" w:hAnsi="Times New Roman" w:hAnsiTheme="majorHAnsi"/>
       <w:b/>
       <w:color w:val="1F3864"/>
       <w:spacing w:val="5"/>
@@ -3246,7 +3489,7 @@
     <w:uiPriority w:val="10"/>
     <w:rsid w:val="00FC693F"/>
     <w:rPr>
-      <w:rFonts w:asciiTheme="majorHAnsi" w:cstheme="majorBidi" w:eastAsiaTheme="majorEastAsia" w:hAnsiTheme="majorHAnsi"/>
+      <w:rFonts w:asciiTheme="majorHAnsi" w:cstheme="majorBidi" w:hAnsiTheme="majorHAnsi" w:eastAsia="黑体"/>
       <w:color w:themeColor="text2" w:themeShade="BF" w:val="17365D"/>
       <w:spacing w:val="5"/>
       <w:kern w:val="28"/>
@@ -3268,7 +3511,7 @@
       </w:numPr>
     </w:pPr>
     <w:rPr>
-      <w:rFonts w:asciiTheme="majorHAnsi" w:cstheme="majorBidi" w:eastAsiaTheme="majorEastAsia" w:hAnsiTheme="majorHAnsi"/>
+      <w:rFonts w:asciiTheme="majorHAnsi" w:cstheme="majorBidi" w:hAnsiTheme="majorHAnsi" w:eastAsia="黑体"/>
       <w:i/>
       <w:iCs/>
       <w:color w:themeColor="accent1" w:val="4F81BD"/>
@@ -3284,7 +3527,7 @@
     <w:uiPriority w:val="11"/>
     <w:rsid w:val="00FC693F"/>
     <w:rPr>
-      <w:rFonts w:asciiTheme="majorHAnsi" w:cstheme="majorBidi" w:eastAsiaTheme="majorEastAsia" w:hAnsiTheme="majorHAnsi"/>
+      <w:rFonts w:asciiTheme="majorHAnsi" w:cstheme="majorBidi" w:hAnsiTheme="majorHAnsi" w:eastAsia="黑体"/>
       <w:i/>
       <w:iCs/>
       <w:color w:themeColor="accent1" w:val="4F81BD"/>
@@ -3351,6 +3594,7 @@
       <w:spacing w:after="120"/>
     </w:pPr>
     <w:rPr>
+      <w:rFonts w:eastAsia="黑体"/>
       <w:sz w:val="16"/>
       <w:szCs w:val="16"/>
     </w:rPr>
@@ -3362,6 +3606,7 @@
     <w:uiPriority w:val="99"/>
     <w:rsid w:val="00AA1D8D"/>
     <w:rPr>
+      <w:rFonts w:eastAsia="黑体"/>
       <w:sz w:val="16"/>
       <w:szCs w:val="16"/>
     </w:rPr>
@@ -3531,7 +3776,7 @@
       </w:tabs>
     </w:pPr>
     <w:rPr>
-      <w:rFonts w:ascii="Courier" w:hAnsi="Courier"/>
+      <w:rFonts w:ascii="Courier" w:hAnsi="Courier" w:eastAsia="黑体"/>
       <w:sz w:val="20"/>
       <w:szCs w:val="20"/>
     </w:rPr>
@@ -3543,7 +3788,7 @@
     <w:uiPriority w:val="99"/>
     <w:rsid w:val="0029639D"/>
     <w:rPr>
-      <w:rFonts w:ascii="Courier" w:hAnsi="Courier"/>
+      <w:rFonts w:ascii="Courier" w:hAnsi="Courier" w:eastAsia="黑体"/>
       <w:sz w:val="20"/>
       <w:szCs w:val="20"/>
     </w:rPr>
@@ -3579,6 +3824,7 @@
     <w:uiPriority w:val="29"/>
     <w:rsid w:val="00FC693F"/>
     <w:rPr>
+      <w:rFonts w:eastAsia="黑体"/>
       <w:i/>
       <w:iCs/>
       <w:color w:themeColor="text1" w:val="000000"/>
@@ -3592,7 +3838,7 @@
     <w:semiHidden/>
     <w:rsid w:val="00FC693F"/>
     <w:rPr>
-      <w:rFonts w:asciiTheme="majorHAnsi" w:cstheme="majorBidi" w:eastAsiaTheme="majorEastAsia" w:hAnsiTheme="majorHAnsi"/>
+      <w:rFonts w:asciiTheme="majorHAnsi" w:cstheme="majorBidi" w:hAnsiTheme="majorHAnsi" w:eastAsia="黑体"/>
       <w:b/>
       <w:bCs/>
       <w:i/>
@@ -3608,7 +3854,7 @@
     <w:semiHidden/>
     <w:rsid w:val="00FC693F"/>
     <w:rPr>
-      <w:rFonts w:asciiTheme="majorHAnsi" w:cstheme="majorBidi" w:eastAsiaTheme="majorEastAsia" w:hAnsiTheme="majorHAnsi"/>
+      <w:rFonts w:asciiTheme="majorHAnsi" w:cstheme="majorBidi" w:hAnsiTheme="majorHAnsi" w:eastAsia="黑体"/>
       <w:color w:themeColor="accent1" w:themeShade="7F" w:val="243F60"/>
     </w:rPr>
   </w:style>
@@ -3620,7 +3866,7 @@
     <w:semiHidden/>
     <w:rsid w:val="00FC693F"/>
     <w:rPr>
-      <w:rFonts w:asciiTheme="majorHAnsi" w:cstheme="majorBidi" w:eastAsiaTheme="majorEastAsia" w:hAnsiTheme="majorHAnsi"/>
+      <w:rFonts w:asciiTheme="majorHAnsi" w:cstheme="majorBidi" w:hAnsiTheme="majorHAnsi" w:eastAsia="黑体"/>
       <w:i/>
       <w:iCs/>
       <w:color w:themeColor="accent1" w:themeShade="7F" w:val="243F60"/>
@@ -3634,7 +3880,7 @@
     <w:semiHidden/>
     <w:rsid w:val="00FC693F"/>
     <w:rPr>
-      <w:rFonts w:asciiTheme="majorHAnsi" w:cstheme="majorBidi" w:eastAsiaTheme="majorEastAsia" w:hAnsiTheme="majorHAnsi"/>
+      <w:rFonts w:asciiTheme="majorHAnsi" w:cstheme="majorBidi" w:hAnsiTheme="majorHAnsi" w:eastAsia="黑体"/>
       <w:i/>
       <w:iCs/>
       <w:color w:themeColor="text1" w:themeTint="BF" w:val="404040"/>
@@ -3648,7 +3894,7 @@
     <w:semiHidden/>
     <w:rsid w:val="00FC693F"/>
     <w:rPr>
-      <w:rFonts w:asciiTheme="majorHAnsi" w:cstheme="majorBidi" w:eastAsiaTheme="majorEastAsia" w:hAnsiTheme="majorHAnsi"/>
+      <w:rFonts w:asciiTheme="majorHAnsi" w:cstheme="majorBidi" w:hAnsiTheme="majorHAnsi" w:eastAsia="黑体"/>
       <w:color w:themeColor="accent1" w:val="4F81BD"/>
       <w:sz w:val="20"/>
       <w:szCs w:val="20"/>
@@ -3662,7 +3908,7 @@
     <w:semiHidden/>
     <w:rsid w:val="00FC693F"/>
     <w:rPr>
-      <w:rFonts w:asciiTheme="majorHAnsi" w:cstheme="majorBidi" w:eastAsiaTheme="majorEastAsia" w:hAnsiTheme="majorHAnsi"/>
+      <w:rFonts w:asciiTheme="majorHAnsi" w:cstheme="majorBidi" w:hAnsiTheme="majorHAnsi" w:eastAsia="黑体"/>
       <w:i/>
       <w:iCs/>
       <w:color w:themeColor="text1" w:themeTint="BF" w:val="404040"/>
@@ -3683,6 +3929,7 @@
       <w:spacing w:line="240" w:lineRule="auto"/>
     </w:pPr>
     <w:rPr>
+      <w:rFonts w:eastAsia="黑体"/>
       <w:b/>
       <w:bCs/>
       <w:color w:themeColor="accent1" w:val="4F81BD"/>
@@ -3697,6 +3944,7 @@
     <w:qFormat/>
     <w:rsid w:val="00FC693F"/>
     <w:rPr>
+      <w:rFonts w:eastAsia="黑体"/>
       <w:b/>
       <w:bCs/>
     </w:rPr>
@@ -3708,6 +3956,7 @@
     <w:qFormat/>
     <w:rsid w:val="00FC693F"/>
     <w:rPr>
+      <w:rFonts w:eastAsia="黑体"/>
       <w:i/>
       <w:iCs/>
     </w:rPr>
@@ -3728,6 +3977,7 @@
       <w:ind w:left="936" w:right="936"/>
     </w:pPr>
     <w:rPr>
+      <w:rFonts w:eastAsia="黑体"/>
       <w:b/>
       <w:bCs/>
       <w:i/>
@@ -3742,6 +3992,7 @@
     <w:uiPriority w:val="30"/>
     <w:rsid w:val="00FC693F"/>
     <w:rPr>
+      <w:rFonts w:eastAsia="黑体"/>
       <w:b/>
       <w:bCs/>
       <w:i/>
@@ -3756,6 +4007,7 @@
     <w:qFormat/>
     <w:rsid w:val="00FC693F"/>
     <w:rPr>
+      <w:rFonts w:eastAsia="黑体"/>
       <w:i/>
       <w:iCs/>
       <w:color w:themeColor="text1" w:themeTint="7F" w:val="808080"/>
@@ -3768,6 +4020,7 @@
     <w:qFormat/>
     <w:rsid w:val="00FC693F"/>
     <w:rPr>
+      <w:rFonts w:eastAsia="黑体"/>
       <w:b/>
       <w:bCs/>
       <w:i/>
@@ -3782,6 +4035,7 @@
     <w:qFormat/>
     <w:rsid w:val="00FC693F"/>
     <w:rPr>
+      <w:rFonts w:eastAsia="黑体"/>
       <w:smallCaps/>
       <w:color w:themeColor="accent2" w:val="C0504D"/>
       <w:u w:val="single"/>
@@ -3794,6 +4048,7 @@
     <w:qFormat/>
     <w:rsid w:val="00FC693F"/>
     <w:rPr>
+      <w:rFonts w:eastAsia="黑体"/>
       <w:b/>
       <w:bCs/>
       <w:smallCaps/>
@@ -3809,6 +4064,7 @@
     <w:qFormat/>
     <w:rsid w:val="00FC693F"/>
     <w:rPr>
+      <w:rFonts w:eastAsia="黑体"/>
       <w:b/>
       <w:bCs/>
       <w:smallCaps/>
@@ -3863,6 +4119,7 @@
       <w:spacing w:after="0" w:line="240" w:lineRule="auto"/>
     </w:pPr>
     <w:rPr>
+      <w:rFonts w:eastAsia="黑体"/>
       <w:color w:themeColor="text1" w:themeShade="BF" w:val="000000"/>
     </w:rPr>
     <w:tblPr>
@@ -3885,6 +4142,7 @@
         <w:spacing w:after="0" w:before="0" w:line="240" w:lineRule="auto"/>
       </w:pPr>
       <w:rPr>
+        <w:rFonts w:eastAsia="黑体"/>
         <w:b/>
         <w:bCs/>
       </w:rPr>
@@ -3905,6 +4163,7 @@
         <w:spacing w:after="0" w:before="0" w:line="240" w:lineRule="auto"/>
       </w:pPr>
       <w:rPr>
+        <w:rFonts w:eastAsia="黑体"/>
         <w:b/>
         <w:bCs/>
       </w:rPr>
@@ -3922,12 +4181,14 @@
     </w:tblStylePr>
     <w:tblStylePr w:type="firstCol">
       <w:rPr>
+        <w:rFonts w:eastAsia="黑体"/>
         <w:b/>
         <w:bCs/>
       </w:rPr>
     </w:tblStylePr>
     <w:tblStylePr w:type="lastCol">
       <w:rPr>
+        <w:rFonts w:eastAsia="黑体"/>
         <w:b/>
         <w:bCs/>
       </w:rPr>
@@ -3966,6 +4227,7 @@
       <w:spacing w:after="0" w:line="240" w:lineRule="auto"/>
     </w:pPr>
     <w:rPr>
+      <w:rFonts w:eastAsia="黑体"/>
       <w:color w:themeColor="accent1" w:themeShade="BF" w:val="365F91"/>
     </w:rPr>
     <w:tblPr>
@@ -3988,6 +4250,7 @@
         <w:spacing w:after="0" w:before="0" w:line="240" w:lineRule="auto"/>
       </w:pPr>
       <w:rPr>
+        <w:rFonts w:eastAsia="黑体"/>
         <w:b/>
         <w:bCs/>
       </w:rPr>
@@ -4008,6 +4271,7 @@
         <w:spacing w:after="0" w:before="0" w:line="240" w:lineRule="auto"/>
       </w:pPr>
       <w:rPr>
+        <w:rFonts w:eastAsia="黑体"/>
         <w:b/>
         <w:bCs/>
       </w:rPr>
@@ -4025,12 +4289,14 @@
     </w:tblStylePr>
     <w:tblStylePr w:type="firstCol">
       <w:rPr>
+        <w:rFonts w:eastAsia="黑体"/>
         <w:b/>
         <w:bCs/>
       </w:rPr>
     </w:tblStylePr>
     <w:tblStylePr w:type="lastCol">
       <w:rPr>
+        <w:rFonts w:eastAsia="黑体"/>
         <w:b/>
         <w:bCs/>
       </w:rPr>
@@ -4069,6 +4335,7 @@
       <w:spacing w:after="0" w:line="240" w:lineRule="auto"/>
     </w:pPr>
     <w:rPr>
+      <w:rFonts w:eastAsia="黑体"/>
       <w:color w:themeColor="accent2" w:themeShade="BF" w:val="943634"/>
     </w:rPr>
     <w:tblPr>
@@ -4091,6 +4358,7 @@
         <w:spacing w:after="0" w:before="0" w:line="240" w:lineRule="auto"/>
       </w:pPr>
       <w:rPr>
+        <w:rFonts w:eastAsia="黑体"/>
         <w:b/>
         <w:bCs/>
       </w:rPr>
@@ -4111,6 +4379,7 @@
         <w:spacing w:after="0" w:before="0" w:line="240" w:lineRule="auto"/>
       </w:pPr>
       <w:rPr>
+        <w:rFonts w:eastAsia="黑体"/>
         <w:b/>
         <w:bCs/>
       </w:rPr>
@@ -4128,12 +4397,14 @@
     </w:tblStylePr>
     <w:tblStylePr w:type="firstCol">
       <w:rPr>
+        <w:rFonts w:eastAsia="黑体"/>
         <w:b/>
         <w:bCs/>
       </w:rPr>
     </w:tblStylePr>
     <w:tblStylePr w:type="lastCol">
       <w:rPr>
+        <w:rFonts w:eastAsia="黑体"/>
         <w:b/>
         <w:bCs/>
       </w:rPr>
@@ -4172,6 +4443,7 @@
       <w:spacing w:after="0" w:line="240" w:lineRule="auto"/>
     </w:pPr>
     <w:rPr>
+      <w:rFonts w:eastAsia="黑体"/>
       <w:color w:themeColor="accent3" w:themeShade="BF" w:val="76923C"/>
     </w:rPr>
     <w:tblPr>
@@ -4194,6 +4466,7 @@
         <w:spacing w:after="0" w:before="0" w:line="240" w:lineRule="auto"/>
       </w:pPr>
       <w:rPr>
+        <w:rFonts w:eastAsia="黑体"/>
         <w:b/>
         <w:bCs/>
       </w:rPr>
@@ -4214,6 +4487,7 @@
         <w:spacing w:after="0" w:before="0" w:line="240" w:lineRule="auto"/>
       </w:pPr>
       <w:rPr>
+        <w:rFonts w:eastAsia="黑体"/>
         <w:b/>
         <w:bCs/>
       </w:rPr>
@@ -4231,12 +4505,14 @@
     </w:tblStylePr>
     <w:tblStylePr w:type="firstCol">
       <w:rPr>
+        <w:rFonts w:eastAsia="黑体"/>
         <w:b/>
         <w:bCs/>
       </w:rPr>
     </w:tblStylePr>
     <w:tblStylePr w:type="lastCol">
       <w:rPr>
+        <w:rFonts w:eastAsia="黑体"/>
         <w:b/>
         <w:bCs/>
       </w:rPr>
@@ -4275,6 +4551,7 @@
       <w:spacing w:after="0" w:line="240" w:lineRule="auto"/>
     </w:pPr>
     <w:rPr>
+      <w:rFonts w:eastAsia="黑体"/>
       <w:color w:themeColor="accent4" w:themeShade="BF" w:val="5F497A"/>
     </w:rPr>
     <w:tblPr>
@@ -4297,6 +4574,7 @@
         <w:spacing w:after="0" w:before="0" w:line="240" w:lineRule="auto"/>
       </w:pPr>
       <w:rPr>
+        <w:rFonts w:eastAsia="黑体"/>
         <w:b/>
         <w:bCs/>
       </w:rPr>
@@ -4317,6 +4595,7 @@
         <w:spacing w:after="0" w:before="0" w:line="240" w:lineRule="auto"/>
       </w:pPr>
       <w:rPr>
+        <w:rFonts w:eastAsia="黑体"/>
         <w:b/>
         <w:bCs/>
       </w:rPr>
@@ -4334,12 +4613,14 @@
     </w:tblStylePr>
     <w:tblStylePr w:type="firstCol">
       <w:rPr>
+        <w:rFonts w:eastAsia="黑体"/>
         <w:b/>
         <w:bCs/>
       </w:rPr>
     </w:tblStylePr>
     <w:tblStylePr w:type="lastCol">
       <w:rPr>
+        <w:rFonts w:eastAsia="黑体"/>
         <w:b/>
         <w:bCs/>
       </w:rPr>
@@ -4378,6 +4659,7 @@
       <w:spacing w:after="0" w:line="240" w:lineRule="auto"/>
     </w:pPr>
     <w:rPr>
+      <w:rFonts w:eastAsia="黑体"/>
       <w:color w:themeColor="accent5" w:themeShade="BF" w:val="31849B"/>
     </w:rPr>
     <w:tblPr>
@@ -4400,6 +4682,7 @@
         <w:spacing w:after="0" w:before="0" w:line="240" w:lineRule="auto"/>
       </w:pPr>
       <w:rPr>
+        <w:rFonts w:eastAsia="黑体"/>
         <w:b/>
         <w:bCs/>
       </w:rPr>
@@ -4420,6 +4703,7 @@
         <w:spacing w:after="0" w:before="0" w:line="240" w:lineRule="auto"/>
       </w:pPr>
       <w:rPr>
+        <w:rFonts w:eastAsia="黑体"/>
         <w:b/>
         <w:bCs/>
       </w:rPr>
@@ -4437,12 +4721,14 @@
     </w:tblStylePr>
     <w:tblStylePr w:type="firstCol">
       <w:rPr>
+        <w:rFonts w:eastAsia="黑体"/>
         <w:b/>
         <w:bCs/>
       </w:rPr>
     </w:tblStylePr>
     <w:tblStylePr w:type="lastCol">
       <w:rPr>
+        <w:rFonts w:eastAsia="黑体"/>
         <w:b/>
         <w:bCs/>
       </w:rPr>
@@ -4481,6 +4767,7 @@
       <w:spacing w:after="0" w:line="240" w:lineRule="auto"/>
     </w:pPr>
     <w:rPr>
+      <w:rFonts w:eastAsia="黑体"/>
       <w:color w:themeColor="accent6" w:themeShade="BF" w:val="E36C0A"/>
     </w:rPr>
     <w:tblPr>
@@ -4503,6 +4790,7 @@
         <w:spacing w:after="0" w:before="0" w:line="240" w:lineRule="auto"/>
       </w:pPr>
       <w:rPr>
+        <w:rFonts w:eastAsia="黑体"/>
         <w:b/>
         <w:bCs/>
       </w:rPr>
@@ -4523,6 +4811,7 @@
         <w:spacing w:after="0" w:before="0" w:line="240" w:lineRule="auto"/>
       </w:pPr>
       <w:rPr>
+        <w:rFonts w:eastAsia="黑体"/>
         <w:b/>
         <w:bCs/>
       </w:rPr>
@@ -4540,12 +4829,14 @@
     </w:tblStylePr>
     <w:tblStylePr w:type="firstCol">
       <w:rPr>
+        <w:rFonts w:eastAsia="黑体"/>
         <w:b/>
         <w:bCs/>
       </w:rPr>
     </w:tblStylePr>
     <w:tblStylePr w:type="lastCol">
       <w:rPr>
+        <w:rFonts w:eastAsia="黑体"/>
         <w:b/>
         <w:bCs/>
       </w:rPr>
@@ -4605,6 +4896,7 @@
         <w:spacing w:after="0" w:before="0" w:line="240" w:lineRule="auto"/>
       </w:pPr>
       <w:rPr>
+        <w:rFonts w:eastAsia="黑体"/>
         <w:b/>
         <w:bCs/>
         <w:color w:themeColor="background1" w:val="FFFFFF"/>
@@ -4619,6 +4911,7 @@
         <w:spacing w:after="0" w:before="0" w:line="240" w:lineRule="auto"/>
       </w:pPr>
       <w:rPr>
+        <w:rFonts w:eastAsia="黑体"/>
         <w:b/>
         <w:bCs/>
       </w:rPr>
@@ -4634,12 +4927,14 @@
     </w:tblStylePr>
     <w:tblStylePr w:type="firstCol">
       <w:rPr>
+        <w:rFonts w:eastAsia="黑体"/>
         <w:b/>
         <w:bCs/>
       </w:rPr>
     </w:tblStylePr>
     <w:tblStylePr w:type="lastCol">
       <w:rPr>
+        <w:rFonts w:eastAsia="黑体"/>
         <w:b/>
         <w:bCs/>
       </w:rPr>
@@ -4697,6 +4992,7 @@
         <w:spacing w:after="0" w:before="0" w:line="240" w:lineRule="auto"/>
       </w:pPr>
       <w:rPr>
+        <w:rFonts w:eastAsia="黑体"/>
         <w:b/>
         <w:bCs/>
         <w:color w:themeColor="background1" w:val="FFFFFF"/>
@@ -4711,6 +5007,7 @@
         <w:spacing w:after="0" w:before="0" w:line="240" w:lineRule="auto"/>
       </w:pPr>
       <w:rPr>
+        <w:rFonts w:eastAsia="黑体"/>
         <w:b/>
         <w:bCs/>
       </w:rPr>
@@ -4726,12 +5023,14 @@
     </w:tblStylePr>
     <w:tblStylePr w:type="firstCol">
       <w:rPr>
+        <w:rFonts w:eastAsia="黑体"/>
         <w:b/>
         <w:bCs/>
       </w:rPr>
     </w:tblStylePr>
     <w:tblStylePr w:type="lastCol">
       <w:rPr>
+        <w:rFonts w:eastAsia="黑体"/>
         <w:b/>
         <w:bCs/>
       </w:rPr>
@@ -4789,6 +5088,7 @@
         <w:spacing w:after="0" w:before="0" w:line="240" w:lineRule="auto"/>
       </w:pPr>
       <w:rPr>
+        <w:rFonts w:eastAsia="黑体"/>
         <w:b/>
         <w:bCs/>
         <w:color w:themeColor="background1" w:val="FFFFFF"/>
@@ -4803,6 +5103,7 @@
         <w:spacing w:after="0" w:before="0" w:line="240" w:lineRule="auto"/>
       </w:pPr>
       <w:rPr>
+        <w:rFonts w:eastAsia="黑体"/>
         <w:b/>
         <w:bCs/>
       </w:rPr>
@@ -4818,12 +5119,14 @@
     </w:tblStylePr>
     <w:tblStylePr w:type="firstCol">
       <w:rPr>
+        <w:rFonts w:eastAsia="黑体"/>
         <w:b/>
         <w:bCs/>
       </w:rPr>
     </w:tblStylePr>
     <w:tblStylePr w:type="lastCol">
       <w:rPr>
+        <w:rFonts w:eastAsia="黑体"/>
         <w:b/>
         <w:bCs/>
       </w:rPr>
@@ -4881,6 +5184,7 @@
         <w:spacing w:after="0" w:before="0" w:line="240" w:lineRule="auto"/>
       </w:pPr>
       <w:rPr>
+        <w:rFonts w:eastAsia="黑体"/>
         <w:b/>
         <w:bCs/>
         <w:color w:themeColor="background1" w:val="FFFFFF"/>
@@ -4895,6 +5199,7 @@
         <w:spacing w:after="0" w:before="0" w:line="240" w:lineRule="auto"/>
       </w:pPr>
       <w:rPr>
+        <w:rFonts w:eastAsia="黑体"/>
         <w:b/>
         <w:bCs/>
       </w:rPr>
@@ -4910,12 +5215,14 @@
     </w:tblStylePr>
     <w:tblStylePr w:type="firstCol">
       <w:rPr>
+        <w:rFonts w:eastAsia="黑体"/>
         <w:b/>
         <w:bCs/>
       </w:rPr>
     </w:tblStylePr>
     <w:tblStylePr w:type="lastCol">
       <w:rPr>
+        <w:rFonts w:eastAsia="黑体"/>
         <w:b/>
         <w:bCs/>
       </w:rPr>
@@ -4973,6 +5280,7 @@
         <w:spacing w:after="0" w:before="0" w:line="240" w:lineRule="auto"/>
       </w:pPr>
       <w:rPr>
+        <w:rFonts w:eastAsia="黑体"/>
         <w:b/>
         <w:bCs/>
         <w:color w:themeColor="background1" w:val="FFFFFF"/>
@@ -4987,6 +5295,7 @@
         <w:spacing w:after="0" w:before="0" w:line="240" w:lineRule="auto"/>
       </w:pPr>
       <w:rPr>
+        <w:rFonts w:eastAsia="黑体"/>
         <w:b/>
         <w:bCs/>
       </w:rPr>
@@ -5002,12 +5311,14 @@
     </w:tblStylePr>
     <w:tblStylePr w:type="firstCol">
       <w:rPr>
+        <w:rFonts w:eastAsia="黑体"/>
         <w:b/>
         <w:bCs/>
       </w:rPr>
     </w:tblStylePr>
     <w:tblStylePr w:type="lastCol">
       <w:rPr>
+        <w:rFonts w:eastAsia="黑体"/>
         <w:b/>
         <w:bCs/>
       </w:rPr>
@@ -5065,6 +5376,7 @@
         <w:spacing w:after="0" w:before="0" w:line="240" w:lineRule="auto"/>
       </w:pPr>
       <w:rPr>
+        <w:rFonts w:eastAsia="黑体"/>
         <w:b/>
         <w:bCs/>
         <w:color w:themeColor="background1" w:val="FFFFFF"/>
@@ -5079,6 +5391,7 @@
         <w:spacing w:after="0" w:before="0" w:line="240" w:lineRule="auto"/>
       </w:pPr>
       <w:rPr>
+        <w:rFonts w:eastAsia="黑体"/>
         <w:b/>
         <w:bCs/>
       </w:rPr>
@@ -5094,12 +5407,14 @@
     </w:tblStylePr>
     <w:tblStylePr w:type="firstCol">
       <w:rPr>
+        <w:rFonts w:eastAsia="黑体"/>
         <w:b/>
         <w:bCs/>
       </w:rPr>
     </w:tblStylePr>
     <w:tblStylePr w:type="lastCol">
       <w:rPr>
+        <w:rFonts w:eastAsia="黑体"/>
         <w:b/>
         <w:bCs/>
       </w:rPr>
@@ -5157,6 +5472,7 @@
         <w:spacing w:after="0" w:before="0" w:line="240" w:lineRule="auto"/>
       </w:pPr>
       <w:rPr>
+        <w:rFonts w:eastAsia="黑体"/>
         <w:b/>
         <w:bCs/>
         <w:color w:themeColor="background1" w:val="FFFFFF"/>
@@ -5171,6 +5487,7 @@
         <w:spacing w:after="0" w:before="0" w:line="240" w:lineRule="auto"/>
       </w:pPr>
       <w:rPr>
+        <w:rFonts w:eastAsia="黑体"/>
         <w:b/>
         <w:bCs/>
       </w:rPr>
@@ -5186,12 +5503,14 @@
     </w:tblStylePr>
     <w:tblStylePr w:type="firstCol">
       <w:rPr>
+        <w:rFonts w:eastAsia="黑体"/>
         <w:b/>
         <w:bCs/>
       </w:rPr>
     </w:tblStylePr>
     <w:tblStylePr w:type="lastCol">
       <w:rPr>
+        <w:rFonts w:eastAsia="黑体"/>
         <w:b/>
         <w:bCs/>
       </w:rPr>
@@ -5251,7 +5570,7 @@
         <w:spacing w:after="0" w:before="0" w:line="240" w:lineRule="auto"/>
       </w:pPr>
       <w:rPr>
-        <w:rFonts w:asciiTheme="majorHAnsi" w:cstheme="majorBidi" w:eastAsiaTheme="majorEastAsia" w:hAnsiTheme="majorHAnsi"/>
+        <w:rFonts w:asciiTheme="majorHAnsi" w:cstheme="majorBidi" w:hAnsiTheme="majorHAnsi" w:eastAsia="黑体"/>
         <w:b/>
         <w:bCs/>
       </w:rPr>
@@ -5272,7 +5591,7 @@
         <w:spacing w:after="0" w:before="0" w:line="240" w:lineRule="auto"/>
       </w:pPr>
       <w:rPr>
-        <w:rFonts w:asciiTheme="majorHAnsi" w:cstheme="majorBidi" w:eastAsiaTheme="majorEastAsia" w:hAnsiTheme="majorHAnsi"/>
+        <w:rFonts w:asciiTheme="majorHAnsi" w:cstheme="majorBidi" w:hAnsiTheme="majorHAnsi" w:eastAsia="黑体"/>
         <w:b/>
         <w:bCs/>
       </w:rPr>
@@ -5290,14 +5609,14 @@
     </w:tblStylePr>
     <w:tblStylePr w:type="firstCol">
       <w:rPr>
-        <w:rFonts w:asciiTheme="majorHAnsi" w:cstheme="majorBidi" w:eastAsiaTheme="majorEastAsia" w:hAnsiTheme="majorHAnsi"/>
+        <w:rFonts w:asciiTheme="majorHAnsi" w:cstheme="majorBidi" w:hAnsiTheme="majorHAnsi" w:eastAsia="黑体"/>
         <w:b/>
         <w:bCs/>
       </w:rPr>
     </w:tblStylePr>
     <w:tblStylePr w:type="lastCol">
       <w:rPr>
-        <w:rFonts w:asciiTheme="majorHAnsi" w:cstheme="majorBidi" w:eastAsiaTheme="majorEastAsia" w:hAnsiTheme="majorHAnsi"/>
+        <w:rFonts w:asciiTheme="majorHAnsi" w:cstheme="majorBidi" w:hAnsiTheme="majorHAnsi" w:eastAsia="黑体"/>
         <w:b/>
         <w:bCs/>
       </w:rPr>
@@ -5381,7 +5700,7 @@
         <w:spacing w:after="0" w:before="0" w:line="240" w:lineRule="auto"/>
       </w:pPr>
       <w:rPr>
-        <w:rFonts w:asciiTheme="majorHAnsi" w:cstheme="majorBidi" w:eastAsiaTheme="majorEastAsia" w:hAnsiTheme="majorHAnsi"/>
+        <w:rFonts w:asciiTheme="majorHAnsi" w:cstheme="majorBidi" w:hAnsiTheme="majorHAnsi" w:eastAsia="黑体"/>
         <w:b/>
         <w:bCs/>
       </w:rPr>
@@ -5402,7 +5721,7 @@
         <w:spacing w:after="0" w:before="0" w:line="240" w:lineRule="auto"/>
       </w:pPr>
       <w:rPr>
-        <w:rFonts w:asciiTheme="majorHAnsi" w:cstheme="majorBidi" w:eastAsiaTheme="majorEastAsia" w:hAnsiTheme="majorHAnsi"/>
+        <w:rFonts w:asciiTheme="majorHAnsi" w:cstheme="majorBidi" w:hAnsiTheme="majorHAnsi" w:eastAsia="黑体"/>
         <w:b/>
         <w:bCs/>
       </w:rPr>
@@ -5420,14 +5739,14 @@
     </w:tblStylePr>
     <w:tblStylePr w:type="firstCol">
       <w:rPr>
-        <w:rFonts w:asciiTheme="majorHAnsi" w:cstheme="majorBidi" w:eastAsiaTheme="majorEastAsia" w:hAnsiTheme="majorHAnsi"/>
+        <w:rFonts w:asciiTheme="majorHAnsi" w:cstheme="majorBidi" w:hAnsiTheme="majorHAnsi" w:eastAsia="黑体"/>
         <w:b/>
         <w:bCs/>
       </w:rPr>
     </w:tblStylePr>
     <w:tblStylePr w:type="lastCol">
       <w:rPr>
-        <w:rFonts w:asciiTheme="majorHAnsi" w:cstheme="majorBidi" w:eastAsiaTheme="majorEastAsia" w:hAnsiTheme="majorHAnsi"/>
+        <w:rFonts w:asciiTheme="majorHAnsi" w:cstheme="majorBidi" w:hAnsiTheme="majorHAnsi" w:eastAsia="黑体"/>
         <w:b/>
         <w:bCs/>
       </w:rPr>
@@ -5511,7 +5830,7 @@
         <w:spacing w:after="0" w:before="0" w:line="240" w:lineRule="auto"/>
       </w:pPr>
       <w:rPr>
-        <w:rFonts w:asciiTheme="majorHAnsi" w:cstheme="majorBidi" w:eastAsiaTheme="majorEastAsia" w:hAnsiTheme="majorHAnsi"/>
+        <w:rFonts w:asciiTheme="majorHAnsi" w:cstheme="majorBidi" w:hAnsiTheme="majorHAnsi" w:eastAsia="黑体"/>
         <w:b/>
         <w:bCs/>
       </w:rPr>
@@ -5532,7 +5851,7 @@
         <w:spacing w:after="0" w:before="0" w:line="240" w:lineRule="auto"/>
       </w:pPr>
       <w:rPr>
-        <w:rFonts w:asciiTheme="majorHAnsi" w:cstheme="majorBidi" w:eastAsiaTheme="majorEastAsia" w:hAnsiTheme="majorHAnsi"/>
+        <w:rFonts w:asciiTheme="majorHAnsi" w:cstheme="majorBidi" w:hAnsiTheme="majorHAnsi" w:eastAsia="黑体"/>
         <w:b/>
         <w:bCs/>
       </w:rPr>
@@ -5550,14 +5869,14 @@
     </w:tblStylePr>
     <w:tblStylePr w:type="firstCol">
       <w:rPr>
-        <w:rFonts w:asciiTheme="majorHAnsi" w:cstheme="majorBidi" w:eastAsiaTheme="majorEastAsia" w:hAnsiTheme="majorHAnsi"/>
+        <w:rFonts w:asciiTheme="majorHAnsi" w:cstheme="majorBidi" w:hAnsiTheme="majorHAnsi" w:eastAsia="黑体"/>
         <w:b/>
         <w:bCs/>
       </w:rPr>
     </w:tblStylePr>
     <w:tblStylePr w:type="lastCol">
       <w:rPr>
-        <w:rFonts w:asciiTheme="majorHAnsi" w:cstheme="majorBidi" w:eastAsiaTheme="majorEastAsia" w:hAnsiTheme="majorHAnsi"/>
+        <w:rFonts w:asciiTheme="majorHAnsi" w:cstheme="majorBidi" w:hAnsiTheme="majorHAnsi" w:eastAsia="黑体"/>
         <w:b/>
         <w:bCs/>
       </w:rPr>
@@ -5641,7 +5960,7 @@
         <w:spacing w:after="0" w:before="0" w:line="240" w:lineRule="auto"/>
       </w:pPr>
       <w:rPr>
-        <w:rFonts w:asciiTheme="majorHAnsi" w:cstheme="majorBidi" w:eastAsiaTheme="majorEastAsia" w:hAnsiTheme="majorHAnsi"/>
+        <w:rFonts w:asciiTheme="majorHAnsi" w:cstheme="majorBidi" w:hAnsiTheme="majorHAnsi" w:eastAsia="黑体"/>
         <w:b/>
         <w:bCs/>
       </w:rPr>
@@ -5662,7 +5981,7 @@
         <w:spacing w:after="0" w:before="0" w:line="240" w:lineRule="auto"/>
       </w:pPr>
       <w:rPr>
-        <w:rFonts w:asciiTheme="majorHAnsi" w:cstheme="majorBidi" w:eastAsiaTheme="majorEastAsia" w:hAnsiTheme="majorHAnsi"/>
+        <w:rFonts w:asciiTheme="majorHAnsi" w:cstheme="majorBidi" w:hAnsiTheme="majorHAnsi" w:eastAsia="黑体"/>
         <w:b/>
         <w:bCs/>
       </w:rPr>
@@ -5680,14 +5999,14 @@
     </w:tblStylePr>
     <w:tblStylePr w:type="firstCol">
       <w:rPr>
-        <w:rFonts w:asciiTheme="majorHAnsi" w:cstheme="majorBidi" w:eastAsiaTheme="majorEastAsia" w:hAnsiTheme="majorHAnsi"/>
+        <w:rFonts w:asciiTheme="majorHAnsi" w:cstheme="majorBidi" w:hAnsiTheme="majorHAnsi" w:eastAsia="黑体"/>
         <w:b/>
         <w:bCs/>
       </w:rPr>
     </w:tblStylePr>
     <w:tblStylePr w:type="lastCol">
       <w:rPr>
-        <w:rFonts w:asciiTheme="majorHAnsi" w:cstheme="majorBidi" w:eastAsiaTheme="majorEastAsia" w:hAnsiTheme="majorHAnsi"/>
+        <w:rFonts w:asciiTheme="majorHAnsi" w:cstheme="majorBidi" w:hAnsiTheme="majorHAnsi" w:eastAsia="黑体"/>
         <w:b/>
         <w:bCs/>
       </w:rPr>
@@ -5771,7 +6090,7 @@
         <w:spacing w:after="0" w:before="0" w:line="240" w:lineRule="auto"/>
       </w:pPr>
       <w:rPr>
-        <w:rFonts w:asciiTheme="majorHAnsi" w:cstheme="majorBidi" w:eastAsiaTheme="majorEastAsia" w:hAnsiTheme="majorHAnsi"/>
+        <w:rFonts w:asciiTheme="majorHAnsi" w:cstheme="majorBidi" w:hAnsiTheme="majorHAnsi" w:eastAsia="黑体"/>
         <w:b/>
         <w:bCs/>
       </w:rPr>
@@ -5792,7 +6111,7 @@
         <w:spacing w:after="0" w:before="0" w:line="240" w:lineRule="auto"/>
       </w:pPr>
       <w:rPr>
-        <w:rFonts w:asciiTheme="majorHAnsi" w:cstheme="majorBidi" w:eastAsiaTheme="majorEastAsia" w:hAnsiTheme="majorHAnsi"/>
+        <w:rFonts w:asciiTheme="majorHAnsi" w:cstheme="majorBidi" w:hAnsiTheme="majorHAnsi" w:eastAsia="黑体"/>
         <w:b/>
         <w:bCs/>
       </w:rPr>
@@ -5810,14 +6129,14 @@
     </w:tblStylePr>
     <w:tblStylePr w:type="firstCol">
       <w:rPr>
-        <w:rFonts w:asciiTheme="majorHAnsi" w:cstheme="majorBidi" w:eastAsiaTheme="majorEastAsia" w:hAnsiTheme="majorHAnsi"/>
+        <w:rFonts w:asciiTheme="majorHAnsi" w:cstheme="majorBidi" w:hAnsiTheme="majorHAnsi" w:eastAsia="黑体"/>
         <w:b/>
         <w:bCs/>
       </w:rPr>
     </w:tblStylePr>
     <w:tblStylePr w:type="lastCol">
       <w:rPr>
-        <w:rFonts w:asciiTheme="majorHAnsi" w:cstheme="majorBidi" w:eastAsiaTheme="majorEastAsia" w:hAnsiTheme="majorHAnsi"/>
+        <w:rFonts w:asciiTheme="majorHAnsi" w:cstheme="majorBidi" w:hAnsiTheme="majorHAnsi" w:eastAsia="黑体"/>
         <w:b/>
         <w:bCs/>
       </w:rPr>
@@ -5901,7 +6220,7 @@
         <w:spacing w:after="0" w:before="0" w:line="240" w:lineRule="auto"/>
       </w:pPr>
       <w:rPr>
-        <w:rFonts w:asciiTheme="majorHAnsi" w:cstheme="majorBidi" w:eastAsiaTheme="majorEastAsia" w:hAnsiTheme="majorHAnsi"/>
+        <w:rFonts w:asciiTheme="majorHAnsi" w:cstheme="majorBidi" w:hAnsiTheme="majorHAnsi" w:eastAsia="黑体"/>
         <w:b/>
         <w:bCs/>
       </w:rPr>
@@ -5922,7 +6241,7 @@
         <w:spacing w:after="0" w:before="0" w:line="240" w:lineRule="auto"/>
       </w:pPr>
       <w:rPr>
-        <w:rFonts w:asciiTheme="majorHAnsi" w:cstheme="majorBidi" w:eastAsiaTheme="majorEastAsia" w:hAnsiTheme="majorHAnsi"/>
+        <w:rFonts w:asciiTheme="majorHAnsi" w:cstheme="majorBidi" w:hAnsiTheme="majorHAnsi" w:eastAsia="黑体"/>
         <w:b/>
         <w:bCs/>
       </w:rPr>
@@ -5940,14 +6259,14 @@
     </w:tblStylePr>
     <w:tblStylePr w:type="firstCol">
       <w:rPr>
-        <w:rFonts w:asciiTheme="majorHAnsi" w:cstheme="majorBidi" w:eastAsiaTheme="majorEastAsia" w:hAnsiTheme="majorHAnsi"/>
+        <w:rFonts w:asciiTheme="majorHAnsi" w:cstheme="majorBidi" w:hAnsiTheme="majorHAnsi" w:eastAsia="黑体"/>
         <w:b/>
         <w:bCs/>
       </w:rPr>
     </w:tblStylePr>
     <w:tblStylePr w:type="lastCol">
       <w:rPr>
-        <w:rFonts w:asciiTheme="majorHAnsi" w:cstheme="majorBidi" w:eastAsiaTheme="majorEastAsia" w:hAnsiTheme="majorHAnsi"/>
+        <w:rFonts w:asciiTheme="majorHAnsi" w:cstheme="majorBidi" w:hAnsiTheme="majorHAnsi" w:eastAsia="黑体"/>
         <w:b/>
         <w:bCs/>
       </w:rPr>
@@ -6031,7 +6350,7 @@
         <w:spacing w:after="0" w:before="0" w:line="240" w:lineRule="auto"/>
       </w:pPr>
       <w:rPr>
-        <w:rFonts w:asciiTheme="majorHAnsi" w:cstheme="majorBidi" w:eastAsiaTheme="majorEastAsia" w:hAnsiTheme="majorHAnsi"/>
+        <w:rFonts w:asciiTheme="majorHAnsi" w:cstheme="majorBidi" w:hAnsiTheme="majorHAnsi" w:eastAsia="黑体"/>
         <w:b/>
         <w:bCs/>
       </w:rPr>
@@ -6052,7 +6371,7 @@
         <w:spacing w:after="0" w:before="0" w:line="240" w:lineRule="auto"/>
       </w:pPr>
       <w:rPr>
-        <w:rFonts w:asciiTheme="majorHAnsi" w:cstheme="majorBidi" w:eastAsiaTheme="majorEastAsia" w:hAnsiTheme="majorHAnsi"/>
+        <w:rFonts w:asciiTheme="majorHAnsi" w:cstheme="majorBidi" w:hAnsiTheme="majorHAnsi" w:eastAsia="黑体"/>
         <w:b/>
         <w:bCs/>
       </w:rPr>
@@ -6070,14 +6389,14 @@
     </w:tblStylePr>
     <w:tblStylePr w:type="firstCol">
       <w:rPr>
-        <w:rFonts w:asciiTheme="majorHAnsi" w:cstheme="majorBidi" w:eastAsiaTheme="majorEastAsia" w:hAnsiTheme="majorHAnsi"/>
+        <w:rFonts w:asciiTheme="majorHAnsi" w:cstheme="majorBidi" w:hAnsiTheme="majorHAnsi" w:eastAsia="黑体"/>
         <w:b/>
         <w:bCs/>
       </w:rPr>
     </w:tblStylePr>
     <w:tblStylePr w:type="lastCol">
       <w:rPr>
-        <w:rFonts w:asciiTheme="majorHAnsi" w:cstheme="majorBidi" w:eastAsiaTheme="majorEastAsia" w:hAnsiTheme="majorHAnsi"/>
+        <w:rFonts w:asciiTheme="majorHAnsi" w:cstheme="majorBidi" w:hAnsiTheme="majorHAnsi" w:eastAsia="黑体"/>
         <w:b/>
         <w:bCs/>
       </w:rPr>
@@ -6160,6 +6479,7 @@
         <w:spacing w:after="0" w:before="0" w:line="240" w:lineRule="auto"/>
       </w:pPr>
       <w:rPr>
+        <w:rFonts w:eastAsia="黑体"/>
         <w:b/>
         <w:bCs/>
         <w:color w:themeColor="background1" w:val="FFFFFF"/>
@@ -6182,6 +6502,7 @@
         <w:spacing w:after="0" w:before="0" w:line="240" w:lineRule="auto"/>
       </w:pPr>
       <w:rPr>
+        <w:rFonts w:eastAsia="黑体"/>
         <w:b/>
         <w:bCs/>
       </w:rPr>
@@ -6199,12 +6520,14 @@
     </w:tblStylePr>
     <w:tblStylePr w:type="firstCol">
       <w:rPr>
+        <w:rFonts w:eastAsia="黑体"/>
         <w:b/>
         <w:bCs/>
       </w:rPr>
     </w:tblStylePr>
     <w:tblStylePr w:type="lastCol">
       <w:rPr>
+        <w:rFonts w:eastAsia="黑体"/>
         <w:b/>
         <w:bCs/>
       </w:rPr>
@@ -6266,6 +6589,7 @@
         <w:spacing w:after="0" w:before="0" w:line="240" w:lineRule="auto"/>
       </w:pPr>
       <w:rPr>
+        <w:rFonts w:eastAsia="黑体"/>
         <w:b/>
         <w:bCs/>
         <w:color w:themeColor="background1" w:val="FFFFFF"/>
@@ -6288,6 +6612,7 @@
         <w:spacing w:after="0" w:before="0" w:line="240" w:lineRule="auto"/>
       </w:pPr>
       <w:rPr>
+        <w:rFonts w:eastAsia="黑体"/>
         <w:b/>
         <w:bCs/>
       </w:rPr>
@@ -6305,12 +6630,14 @@
     </w:tblStylePr>
     <w:tblStylePr w:type="firstCol">
       <w:rPr>
+        <w:rFonts w:eastAsia="黑体"/>
         <w:b/>
         <w:bCs/>
       </w:rPr>
     </w:tblStylePr>
     <w:tblStylePr w:type="lastCol">
       <w:rPr>
+        <w:rFonts w:eastAsia="黑体"/>
         <w:b/>
         <w:bCs/>
       </w:rPr>
@@ -6372,6 +6699,7 @@
         <w:spacing w:after="0" w:before="0" w:line="240" w:lineRule="auto"/>
       </w:pPr>
       <w:rPr>
+        <w:rFonts w:eastAsia="黑体"/>
         <w:b/>
         <w:bCs/>
         <w:color w:themeColor="background1" w:val="FFFFFF"/>
@@ -6394,6 +6722,7 @@
         <w:spacing w:after="0" w:before="0" w:line="240" w:lineRule="auto"/>
       </w:pPr>
       <w:rPr>
+        <w:rFonts w:eastAsia="黑体"/>
         <w:b/>
         <w:bCs/>
       </w:rPr>
@@ -6411,12 +6740,14 @@
     </w:tblStylePr>
     <w:tblStylePr w:type="firstCol">
       <w:rPr>
+        <w:rFonts w:eastAsia="黑体"/>
         <w:b/>
         <w:bCs/>
       </w:rPr>
     </w:tblStylePr>
     <w:tblStylePr w:type="lastCol">
       <w:rPr>
+        <w:rFonts w:eastAsia="黑体"/>
         <w:b/>
         <w:bCs/>
       </w:rPr>
@@ -6478,6 +6809,7 @@
         <w:spacing w:after="0" w:before="0" w:line="240" w:lineRule="auto"/>
       </w:pPr>
       <w:rPr>
+        <w:rFonts w:eastAsia="黑体"/>
         <w:b/>
         <w:bCs/>
         <w:color w:themeColor="background1" w:val="FFFFFF"/>
@@ -6500,6 +6832,7 @@
         <w:spacing w:after="0" w:before="0" w:line="240" w:lineRule="auto"/>
       </w:pPr>
       <w:rPr>
+        <w:rFonts w:eastAsia="黑体"/>
         <w:b/>
         <w:bCs/>
       </w:rPr>
@@ -6517,12 +6850,14 @@
     </w:tblStylePr>
     <w:tblStylePr w:type="firstCol">
       <w:rPr>
+        <w:rFonts w:eastAsia="黑体"/>
         <w:b/>
         <w:bCs/>
       </w:rPr>
     </w:tblStylePr>
     <w:tblStylePr w:type="lastCol">
       <w:rPr>
+        <w:rFonts w:eastAsia="黑体"/>
         <w:b/>
         <w:bCs/>
       </w:rPr>
@@ -6584,6 +6919,7 @@
         <w:spacing w:after="0" w:before="0" w:line="240" w:lineRule="auto"/>
       </w:pPr>
       <w:rPr>
+        <w:rFonts w:eastAsia="黑体"/>
         <w:b/>
         <w:bCs/>
         <w:color w:themeColor="background1" w:val="FFFFFF"/>
@@ -6606,6 +6942,7 @@
         <w:spacing w:after="0" w:before="0" w:line="240" w:lineRule="auto"/>
       </w:pPr>
       <w:rPr>
+        <w:rFonts w:eastAsia="黑体"/>
         <w:b/>
         <w:bCs/>
       </w:rPr>
@@ -6623,12 +6960,14 @@
     </w:tblStylePr>
     <w:tblStylePr w:type="firstCol">
       <w:rPr>
+        <w:rFonts w:eastAsia="黑体"/>
         <w:b/>
         <w:bCs/>
       </w:rPr>
     </w:tblStylePr>
     <w:tblStylePr w:type="lastCol">
       <w:rPr>
+        <w:rFonts w:eastAsia="黑体"/>
         <w:b/>
         <w:bCs/>
       </w:rPr>
@@ -6690,6 +7029,7 @@
         <w:spacing w:after="0" w:before="0" w:line="240" w:lineRule="auto"/>
       </w:pPr>
       <w:rPr>
+        <w:rFonts w:eastAsia="黑体"/>
         <w:b/>
         <w:bCs/>
         <w:color w:themeColor="background1" w:val="FFFFFF"/>
@@ -6712,6 +7052,7 @@
         <w:spacing w:after="0" w:before="0" w:line="240" w:lineRule="auto"/>
       </w:pPr>
       <w:rPr>
+        <w:rFonts w:eastAsia="黑体"/>
         <w:b/>
         <w:bCs/>
       </w:rPr>
@@ -6729,12 +7070,14 @@
     </w:tblStylePr>
     <w:tblStylePr w:type="firstCol">
       <w:rPr>
+        <w:rFonts w:eastAsia="黑体"/>
         <w:b/>
         <w:bCs/>
       </w:rPr>
     </w:tblStylePr>
     <w:tblStylePr w:type="lastCol">
       <w:rPr>
+        <w:rFonts w:eastAsia="黑体"/>
         <w:b/>
         <w:bCs/>
       </w:rPr>
@@ -6796,6 +7139,7 @@
         <w:spacing w:after="0" w:before="0" w:line="240" w:lineRule="auto"/>
       </w:pPr>
       <w:rPr>
+        <w:rFonts w:eastAsia="黑体"/>
         <w:b/>
         <w:bCs/>
         <w:color w:themeColor="background1" w:val="FFFFFF"/>
@@ -6818,6 +7162,7 @@
         <w:spacing w:after="0" w:before="0" w:line="240" w:lineRule="auto"/>
       </w:pPr>
       <w:rPr>
+        <w:rFonts w:eastAsia="黑体"/>
         <w:b/>
         <w:bCs/>
       </w:rPr>
@@ -6835,12 +7180,14 @@
     </w:tblStylePr>
     <w:tblStylePr w:type="firstCol">
       <w:rPr>
+        <w:rFonts w:eastAsia="黑体"/>
         <w:b/>
         <w:bCs/>
       </w:rPr>
     </w:tblStylePr>
     <w:tblStylePr w:type="lastCol">
       <w:rPr>
+        <w:rFonts w:eastAsia="黑体"/>
         <w:b/>
         <w:bCs/>
       </w:rPr>
@@ -6899,6 +7246,7 @@
         <w:spacing w:after="0" w:before="0" w:line="240" w:lineRule="auto"/>
       </w:pPr>
       <w:rPr>
+        <w:rFonts w:eastAsia="黑体"/>
         <w:b/>
         <w:bCs/>
         <w:color w:themeColor="background1" w:val="FFFFFF"/>
@@ -6921,6 +7269,7 @@
         <w:spacing w:after="0" w:before="0" w:line="240" w:lineRule="auto"/>
       </w:pPr>
       <w:rPr>
+        <w:rFonts w:eastAsia="黑体"/>
         <w:color w:val="auto"/>
       </w:rPr>
       <w:tblPr/>
@@ -6938,6 +7287,7 @@
     </w:tblStylePr>
     <w:tblStylePr w:type="firstCol">
       <w:rPr>
+        <w:rFonts w:eastAsia="黑体"/>
         <w:b/>
         <w:bCs/>
         <w:color w:themeColor="background1" w:val="FFFFFF"/>
@@ -6957,6 +7307,7 @@
     </w:tblStylePr>
     <w:tblStylePr w:type="lastCol">
       <w:rPr>
+        <w:rFonts w:eastAsia="黑体"/>
         <w:b/>
         <w:bCs/>
         <w:color w:themeColor="background1" w:val="FFFFFF"/>
@@ -7005,6 +7356,7 @@
     </w:tblStylePr>
     <w:tblStylePr w:type="nwCell">
       <w:rPr>
+        <w:rFonts w:eastAsia="黑体"/>
         <w:color w:themeColor="background1" w:val="FFFFFF"/>
       </w:rPr>
       <w:tblPr/>
@@ -7048,6 +7400,7 @@
         <w:spacing w:after="0" w:before="0" w:line="240" w:lineRule="auto"/>
       </w:pPr>
       <w:rPr>
+        <w:rFonts w:eastAsia="黑体"/>
         <w:b/>
         <w:bCs/>
         <w:color w:themeColor="background1" w:val="FFFFFF"/>
@@ -7070,6 +7423,7 @@
         <w:spacing w:after="0" w:before="0" w:line="240" w:lineRule="auto"/>
       </w:pPr>
       <w:rPr>
+        <w:rFonts w:eastAsia="黑体"/>
         <w:color w:val="auto"/>
       </w:rPr>
       <w:tblPr/>
@@ -7087,6 +7441,7 @@
     </w:tblStylePr>
     <w:tblStylePr w:type="firstCol">
       <w:rPr>
+        <w:rFonts w:eastAsia="黑体"/>
         <w:b/>
         <w:bCs/>
         <w:color w:themeColor="background1" w:val="FFFFFF"/>
@@ -7106,6 +7461,7 @@
     </w:tblStylePr>
     <w:tblStylePr w:type="lastCol">
       <w:rPr>
+        <w:rFonts w:eastAsia="黑体"/>
         <w:b/>
         <w:bCs/>
         <w:color w:themeColor="background1" w:val="FFFFFF"/>
@@ -7154,6 +7510,7 @@
     </w:tblStylePr>
     <w:tblStylePr w:type="nwCell">
       <w:rPr>
+        <w:rFonts w:eastAsia="黑体"/>
         <w:color w:themeColor="background1" w:val="FFFFFF"/>
       </w:rPr>
       <w:tblPr/>
@@ -7197,6 +7554,7 @@
         <w:spacing w:after="0" w:before="0" w:line="240" w:lineRule="auto"/>
       </w:pPr>
       <w:rPr>
+        <w:rFonts w:eastAsia="黑体"/>
         <w:b/>
         <w:bCs/>
         <w:color w:themeColor="background1" w:val="FFFFFF"/>
@@ -7219,6 +7577,7 @@
         <w:spacing w:after="0" w:before="0" w:line="240" w:lineRule="auto"/>
       </w:pPr>
       <w:rPr>
+        <w:rFonts w:eastAsia="黑体"/>
         <w:color w:val="auto"/>
       </w:rPr>
       <w:tblPr/>
@@ -7236,6 +7595,7 @@
     </w:tblStylePr>
     <w:tblStylePr w:type="firstCol">
       <w:rPr>
+        <w:rFonts w:eastAsia="黑体"/>
         <w:b/>
         <w:bCs/>
         <w:color w:themeColor="background1" w:val="FFFFFF"/>
@@ -7255,6 +7615,7 @@
     </w:tblStylePr>
     <w:tblStylePr w:type="lastCol">
       <w:rPr>
+        <w:rFonts w:eastAsia="黑体"/>
         <w:b/>
         <w:bCs/>
         <w:color w:themeColor="background1" w:val="FFFFFF"/>
@@ -7303,6 +7664,7 @@
     </w:tblStylePr>
     <w:tblStylePr w:type="nwCell">
       <w:rPr>
+        <w:rFonts w:eastAsia="黑体"/>
         <w:color w:themeColor="background1" w:val="FFFFFF"/>
       </w:rPr>
       <w:tblPr/>
@@ -7346,6 +7708,7 @@
         <w:spacing w:after="0" w:before="0" w:line="240" w:lineRule="auto"/>
       </w:pPr>
       <w:rPr>
+        <w:rFonts w:eastAsia="黑体"/>
         <w:b/>
         <w:bCs/>
         <w:color w:themeColor="background1" w:val="FFFFFF"/>
@@ -7368,6 +7731,7 @@
         <w:spacing w:after="0" w:before="0" w:line="240" w:lineRule="auto"/>
       </w:pPr>
       <w:rPr>
+        <w:rFonts w:eastAsia="黑体"/>
         <w:color w:val="auto"/>
       </w:rPr>
       <w:tblPr/>
@@ -7385,6 +7749,7 @@
     </w:tblStylePr>
     <w:tblStylePr w:type="firstCol">
       <w:rPr>
+        <w:rFonts w:eastAsia="黑体"/>
         <w:b/>
         <w:bCs/>
         <w:color w:themeColor="background1" w:val="FFFFFF"/>
@@ -7404,6 +7769,7 @@
     </w:tblStylePr>
     <w:tblStylePr w:type="lastCol">
       <w:rPr>
+        <w:rFonts w:eastAsia="黑体"/>
         <w:b/>
         <w:bCs/>
         <w:color w:themeColor="background1" w:val="FFFFFF"/>
@@ -7452,6 +7818,7 @@
     </w:tblStylePr>
     <w:tblStylePr w:type="nwCell">
       <w:rPr>
+        <w:rFonts w:eastAsia="黑体"/>
         <w:color w:themeColor="background1" w:val="FFFFFF"/>
       </w:rPr>
       <w:tblPr/>
@@ -7495,6 +7862,7 @@
         <w:spacing w:after="0" w:before="0" w:line="240" w:lineRule="auto"/>
       </w:pPr>
       <w:rPr>
+        <w:rFonts w:eastAsia="黑体"/>
         <w:b/>
         <w:bCs/>
         <w:color w:themeColor="background1" w:val="FFFFFF"/>
@@ -7517,6 +7885,7 @@
         <w:spacing w:after="0" w:before="0" w:line="240" w:lineRule="auto"/>
       </w:pPr>
       <w:rPr>
+        <w:rFonts w:eastAsia="黑体"/>
         <w:color w:val="auto"/>
       </w:rPr>
       <w:tblPr/>
@@ -7534,6 +7903,7 @@
     </w:tblStylePr>
     <w:tblStylePr w:type="firstCol">
       <w:rPr>
+        <w:rFonts w:eastAsia="黑体"/>
         <w:b/>
         <w:bCs/>
         <w:color w:themeColor="background1" w:val="FFFFFF"/>
@@ -7553,6 +7923,7 @@
     </w:tblStylePr>
     <w:tblStylePr w:type="lastCol">
       <w:rPr>
+        <w:rFonts w:eastAsia="黑体"/>
         <w:b/>
         <w:bCs/>
         <w:color w:themeColor="background1" w:val="FFFFFF"/>
@@ -7601,6 +7972,7 @@
     </w:tblStylePr>
     <w:tblStylePr w:type="nwCell">
       <w:rPr>
+        <w:rFonts w:eastAsia="黑体"/>
         <w:color w:themeColor="background1" w:val="FFFFFF"/>
       </w:rPr>
       <w:tblPr/>
@@ -7644,6 +8016,7 @@
         <w:spacing w:after="0" w:before="0" w:line="240" w:lineRule="auto"/>
       </w:pPr>
       <w:rPr>
+        <w:rFonts w:eastAsia="黑体"/>
         <w:b/>
         <w:bCs/>
         <w:color w:themeColor="background1" w:val="FFFFFF"/>
@@ -7666,6 +8039,7 @@
         <w:spacing w:after="0" w:before="0" w:line="240" w:lineRule="auto"/>
       </w:pPr>
       <w:rPr>
+        <w:rFonts w:eastAsia="黑体"/>
         <w:color w:val="auto"/>
       </w:rPr>
       <w:tblPr/>
@@ -7683,6 +8057,7 @@
     </w:tblStylePr>
     <w:tblStylePr w:type="firstCol">
       <w:rPr>
+        <w:rFonts w:eastAsia="黑体"/>
         <w:b/>
         <w:bCs/>
         <w:color w:themeColor="background1" w:val="FFFFFF"/>
@@ -7702,6 +8077,7 @@
     </w:tblStylePr>
     <w:tblStylePr w:type="lastCol">
       <w:rPr>
+        <w:rFonts w:eastAsia="黑体"/>
         <w:b/>
         <w:bCs/>
         <w:color w:themeColor="background1" w:val="FFFFFF"/>
@@ -7750,6 +8126,7 @@
     </w:tblStylePr>
     <w:tblStylePr w:type="nwCell">
       <w:rPr>
+        <w:rFonts w:eastAsia="黑体"/>
         <w:color w:themeColor="background1" w:val="FFFFFF"/>
       </w:rPr>
       <w:tblPr/>
@@ -7793,6 +8170,7 @@
         <w:spacing w:after="0" w:before="0" w:line="240" w:lineRule="auto"/>
       </w:pPr>
       <w:rPr>
+        <w:rFonts w:eastAsia="黑体"/>
         <w:b/>
         <w:bCs/>
         <w:color w:themeColor="background1" w:val="FFFFFF"/>
@@ -7815,6 +8193,7 @@
         <w:spacing w:after="0" w:before="0" w:line="240" w:lineRule="auto"/>
       </w:pPr>
       <w:rPr>
+        <w:rFonts w:eastAsia="黑体"/>
         <w:color w:val="auto"/>
       </w:rPr>
       <w:tblPr/>
@@ -7832,6 +8211,7 @@
     </w:tblStylePr>
     <w:tblStylePr w:type="firstCol">
       <w:rPr>
+        <w:rFonts w:eastAsia="黑体"/>
         <w:b/>
         <w:bCs/>
         <w:color w:themeColor="background1" w:val="FFFFFF"/>
@@ -7851,6 +8231,7 @@
     </w:tblStylePr>
     <w:tblStylePr w:type="lastCol">
       <w:rPr>
+        <w:rFonts w:eastAsia="黑体"/>
         <w:b/>
         <w:bCs/>
         <w:color w:themeColor="background1" w:val="FFFFFF"/>
@@ -7899,6 +8280,7 @@
     </w:tblStylePr>
     <w:tblStylePr w:type="nwCell">
       <w:rPr>
+        <w:rFonts w:eastAsia="黑体"/>
         <w:color w:themeColor="background1" w:val="FFFFFF"/>
       </w:rPr>
       <w:tblPr/>
@@ -7923,6 +8305,7 @@
       <w:spacing w:after="0" w:line="240" w:lineRule="auto"/>
     </w:pPr>
     <w:rPr>
+      <w:rFonts w:eastAsia="黑体"/>
       <w:color w:themeColor="text1" w:val="000000"/>
     </w:rPr>
     <w:tblPr>
@@ -7942,7 +8325,7 @@
     </w:tblPr>
     <w:tblStylePr w:type="firstRow">
       <w:rPr>
-        <w:rFonts w:asciiTheme="majorHAnsi" w:cstheme="majorBidi" w:eastAsiaTheme="majorEastAsia" w:hAnsiTheme="majorHAnsi"/>
+        <w:rFonts w:asciiTheme="majorHAnsi" w:cstheme="majorBidi" w:hAnsiTheme="majorHAnsi" w:eastAsia="黑体"/>
       </w:rPr>
       <w:tblPr/>
       <w:tcPr>
@@ -7954,6 +8337,7 @@
     </w:tblStylePr>
     <w:tblStylePr w:type="lastRow">
       <w:rPr>
+        <w:rFonts w:eastAsia="黑体"/>
         <w:b/>
         <w:bCs/>
         <w:color w:themeColor="text2" w:val="1F497D"/>
@@ -7968,12 +8352,14 @@
     </w:tblStylePr>
     <w:tblStylePr w:type="firstCol">
       <w:rPr>
+        <w:rFonts w:eastAsia="黑体"/>
         <w:b/>
         <w:bCs/>
       </w:rPr>
     </w:tblStylePr>
     <w:tblStylePr w:type="lastCol">
       <w:rPr>
+        <w:rFonts w:eastAsia="黑体"/>
         <w:b/>
         <w:bCs/>
       </w:rPr>
@@ -8007,6 +8393,7 @@
       <w:spacing w:after="0" w:line="240" w:lineRule="auto"/>
     </w:pPr>
     <w:rPr>
+      <w:rFonts w:eastAsia="黑体"/>
       <w:color w:themeColor="text1" w:val="000000"/>
     </w:rPr>
     <w:tblPr>
@@ -8026,7 +8413,7 @@
     </w:tblPr>
     <w:tblStylePr w:type="firstRow">
       <w:rPr>
-        <w:rFonts w:asciiTheme="majorHAnsi" w:cstheme="majorBidi" w:eastAsiaTheme="majorEastAsia" w:hAnsiTheme="majorHAnsi"/>
+        <w:rFonts w:asciiTheme="majorHAnsi" w:cstheme="majorBidi" w:hAnsiTheme="majorHAnsi" w:eastAsia="黑体"/>
       </w:rPr>
       <w:tblPr/>
       <w:tcPr>
@@ -8038,6 +8425,7 @@
     </w:tblStylePr>
     <w:tblStylePr w:type="lastRow">
       <w:rPr>
+        <w:rFonts w:eastAsia="黑体"/>
         <w:b/>
         <w:bCs/>
         <w:color w:themeColor="text2" w:val="1F497D"/>
@@ -8052,12 +8440,14 @@
     </w:tblStylePr>
     <w:tblStylePr w:type="firstCol">
       <w:rPr>
+        <w:rFonts w:eastAsia="黑体"/>
         <w:b/>
         <w:bCs/>
       </w:rPr>
     </w:tblStylePr>
     <w:tblStylePr w:type="lastCol">
       <w:rPr>
+        <w:rFonts w:eastAsia="黑体"/>
         <w:b/>
         <w:bCs/>
       </w:rPr>
@@ -8091,6 +8481,7 @@
       <w:spacing w:after="0" w:line="240" w:lineRule="auto"/>
     </w:pPr>
     <w:rPr>
+      <w:rFonts w:eastAsia="黑体"/>
       <w:color w:themeColor="text1" w:val="000000"/>
     </w:rPr>
     <w:tblPr>
@@ -8110,7 +8501,7 @@
     </w:tblPr>
     <w:tblStylePr w:type="firstRow">
       <w:rPr>
-        <w:rFonts w:asciiTheme="majorHAnsi" w:cstheme="majorBidi" w:eastAsiaTheme="majorEastAsia" w:hAnsiTheme="majorHAnsi"/>
+        <w:rFonts w:asciiTheme="majorHAnsi" w:cstheme="majorBidi" w:hAnsiTheme="majorHAnsi" w:eastAsia="黑体"/>
       </w:rPr>
       <w:tblPr/>
       <w:tcPr>
@@ -8122,6 +8513,7 @@
     </w:tblStylePr>
     <w:tblStylePr w:type="lastRow">
       <w:rPr>
+        <w:rFonts w:eastAsia="黑体"/>
         <w:b/>
         <w:bCs/>
         <w:color w:themeColor="text2" w:val="1F497D"/>
@@ -8136,12 +8528,14 @@
     </w:tblStylePr>
     <w:tblStylePr w:type="firstCol">
       <w:rPr>
+        <w:rFonts w:eastAsia="黑体"/>
         <w:b/>
         <w:bCs/>
       </w:rPr>
     </w:tblStylePr>
     <w:tblStylePr w:type="lastCol">
       <w:rPr>
+        <w:rFonts w:eastAsia="黑体"/>
         <w:b/>
         <w:bCs/>
       </w:rPr>
@@ -8175,6 +8569,7 @@
       <w:spacing w:after="0" w:line="240" w:lineRule="auto"/>
     </w:pPr>
     <w:rPr>
+      <w:rFonts w:eastAsia="黑体"/>
       <w:color w:themeColor="text1" w:val="000000"/>
     </w:rPr>
     <w:tblPr>
@@ -8194,7 +8589,7 @@
     </w:tblPr>
     <w:tblStylePr w:type="firstRow">
       <w:rPr>
-        <w:rFonts w:asciiTheme="majorHAnsi" w:cstheme="majorBidi" w:eastAsiaTheme="majorEastAsia" w:hAnsiTheme="majorHAnsi"/>
+        <w:rFonts w:asciiTheme="majorHAnsi" w:cstheme="majorBidi" w:hAnsiTheme="majorHAnsi" w:eastAsia="黑体"/>
       </w:rPr>
       <w:tblPr/>
       <w:tcPr>
@@ -8206,6 +8601,7 @@
     </w:tblStylePr>
     <w:tblStylePr w:type="lastRow">
       <w:rPr>
+        <w:rFonts w:eastAsia="黑体"/>
         <w:b/>
         <w:bCs/>
         <w:color w:themeColor="text2" w:val="1F497D"/>
@@ -8220,12 +8616,14 @@
     </w:tblStylePr>
     <w:tblStylePr w:type="firstCol">
       <w:rPr>
+        <w:rFonts w:eastAsia="黑体"/>
         <w:b/>
         <w:bCs/>
       </w:rPr>
     </w:tblStylePr>
     <w:tblStylePr w:type="lastCol">
       <w:rPr>
+        <w:rFonts w:eastAsia="黑体"/>
         <w:b/>
         <w:bCs/>
       </w:rPr>
@@ -8259,6 +8657,7 @@
       <w:spacing w:after="0" w:line="240" w:lineRule="auto"/>
     </w:pPr>
     <w:rPr>
+      <w:rFonts w:eastAsia="黑体"/>
       <w:color w:themeColor="text1" w:val="000000"/>
     </w:rPr>
     <w:tblPr>
@@ -8278,7 +8677,7 @@
     </w:tblPr>
     <w:tblStylePr w:type="firstRow">
       <w:rPr>
-        <w:rFonts w:asciiTheme="majorHAnsi" w:cstheme="majorBidi" w:eastAsiaTheme="majorEastAsia" w:hAnsiTheme="majorHAnsi"/>
+        <w:rFonts w:asciiTheme="majorHAnsi" w:cstheme="majorBidi" w:hAnsiTheme="majorHAnsi" w:eastAsia="黑体"/>
       </w:rPr>
       <w:tblPr/>
       <w:tcPr>
@@ -8290,6 +8689,7 @@
     </w:tblStylePr>
     <w:tblStylePr w:type="lastRow">
       <w:rPr>
+        <w:rFonts w:eastAsia="黑体"/>
         <w:b/>
         <w:bCs/>
         <w:color w:themeColor="text2" w:val="1F497D"/>
@@ -8304,12 +8704,14 @@
     </w:tblStylePr>
     <w:tblStylePr w:type="firstCol">
       <w:rPr>
+        <w:rFonts w:eastAsia="黑体"/>
         <w:b/>
         <w:bCs/>
       </w:rPr>
     </w:tblStylePr>
     <w:tblStylePr w:type="lastCol">
       <w:rPr>
+        <w:rFonts w:eastAsia="黑体"/>
         <w:b/>
         <w:bCs/>
       </w:rPr>
@@ -8343,6 +8745,7 @@
       <w:spacing w:after="0" w:line="240" w:lineRule="auto"/>
     </w:pPr>
     <w:rPr>
+      <w:rFonts w:eastAsia="黑体"/>
       <w:color w:themeColor="text1" w:val="000000"/>
     </w:rPr>
     <w:tblPr>
@@ -8362,7 +8765,7 @@
     </w:tblPr>
     <w:tblStylePr w:type="firstRow">
       <w:rPr>
-        <w:rFonts w:asciiTheme="majorHAnsi" w:cstheme="majorBidi" w:eastAsiaTheme="majorEastAsia" w:hAnsiTheme="majorHAnsi"/>
+        <w:rFonts w:asciiTheme="majorHAnsi" w:cstheme="majorBidi" w:hAnsiTheme="majorHAnsi" w:eastAsia="黑体"/>
       </w:rPr>
       <w:tblPr/>
       <w:tcPr>
@@ -8374,6 +8777,7 @@
     </w:tblStylePr>
     <w:tblStylePr w:type="lastRow">
       <w:rPr>
+        <w:rFonts w:eastAsia="黑体"/>
         <w:b/>
         <w:bCs/>
         <w:color w:themeColor="text2" w:val="1F497D"/>
@@ -8388,12 +8792,14 @@
     </w:tblStylePr>
     <w:tblStylePr w:type="firstCol">
       <w:rPr>
+        <w:rFonts w:eastAsia="黑体"/>
         <w:b/>
         <w:bCs/>
       </w:rPr>
     </w:tblStylePr>
     <w:tblStylePr w:type="lastCol">
       <w:rPr>
+        <w:rFonts w:eastAsia="黑体"/>
         <w:b/>
         <w:bCs/>
       </w:rPr>
@@ -8427,6 +8833,7 @@
       <w:spacing w:after="0" w:line="240" w:lineRule="auto"/>
     </w:pPr>
     <w:rPr>
+      <w:rFonts w:eastAsia="黑体"/>
       <w:color w:themeColor="text1" w:val="000000"/>
     </w:rPr>
     <w:tblPr>
@@ -8446,7 +8853,7 @@
     </w:tblPr>
     <w:tblStylePr w:type="firstRow">
       <w:rPr>
-        <w:rFonts w:asciiTheme="majorHAnsi" w:cstheme="majorBidi" w:eastAsiaTheme="majorEastAsia" w:hAnsiTheme="majorHAnsi"/>
+        <w:rFonts w:asciiTheme="majorHAnsi" w:cstheme="majorBidi" w:hAnsiTheme="majorHAnsi" w:eastAsia="黑体"/>
       </w:rPr>
       <w:tblPr/>
       <w:tcPr>
@@ -8458,6 +8865,7 @@
     </w:tblStylePr>
     <w:tblStylePr w:type="lastRow">
       <w:rPr>
+        <w:rFonts w:eastAsia="黑体"/>
         <w:b/>
         <w:bCs/>
         <w:color w:themeColor="text2" w:val="1F497D"/>
@@ -8472,12 +8880,14 @@
     </w:tblStylePr>
     <w:tblStylePr w:type="firstCol">
       <w:rPr>
+        <w:rFonts w:eastAsia="黑体"/>
         <w:b/>
         <w:bCs/>
       </w:rPr>
     </w:tblStylePr>
     <w:tblStylePr w:type="lastCol">
       <w:rPr>
+        <w:rFonts w:eastAsia="黑体"/>
         <w:b/>
         <w:bCs/>
       </w:rPr>
@@ -8511,7 +8921,7 @@
       <w:spacing w:after="0" w:line="240" w:lineRule="auto"/>
     </w:pPr>
     <w:rPr>
-      <w:rFonts w:asciiTheme="majorHAnsi" w:cstheme="majorBidi" w:eastAsiaTheme="majorEastAsia" w:hAnsiTheme="majorHAnsi"/>
+      <w:rFonts w:asciiTheme="majorHAnsi" w:cstheme="majorBidi" w:hAnsiTheme="majorHAnsi" w:eastAsia="黑体"/>
       <w:color w:themeColor="text1" w:val="000000"/>
     </w:rPr>
     <w:tblPr>
@@ -8533,6 +8943,7 @@
     </w:tblPr>
     <w:tblStylePr w:type="firstRow">
       <w:rPr>
+        <w:rFonts w:eastAsia="黑体"/>
         <w:sz w:val="24"/>
         <w:szCs w:val="24"/>
       </w:rPr>
@@ -8639,7 +9050,7 @@
       <w:spacing w:after="0" w:line="240" w:lineRule="auto"/>
     </w:pPr>
     <w:rPr>
-      <w:rFonts w:asciiTheme="majorHAnsi" w:cstheme="majorBidi" w:eastAsiaTheme="majorEastAsia" w:hAnsiTheme="majorHAnsi"/>
+      <w:rFonts w:asciiTheme="majorHAnsi" w:cstheme="majorBidi" w:hAnsiTheme="majorHAnsi" w:eastAsia="黑体"/>
       <w:color w:themeColor="text1" w:val="000000"/>
     </w:rPr>
     <w:tblPr>
@@ -8661,6 +9072,7 @@
     </w:tblPr>
     <w:tblStylePr w:type="firstRow">
       <w:rPr>
+        <w:rFonts w:eastAsia="黑体"/>
         <w:sz w:val="24"/>
         <w:szCs w:val="24"/>
       </w:rPr>
@@ -8767,7 +9179,7 @@
       <w:spacing w:after="0" w:line="240" w:lineRule="auto"/>
     </w:pPr>
     <w:rPr>
-      <w:rFonts w:asciiTheme="majorHAnsi" w:cstheme="majorBidi" w:eastAsiaTheme="majorEastAsia" w:hAnsiTheme="majorHAnsi"/>
+      <w:rFonts w:asciiTheme="majorHAnsi" w:cstheme="majorBidi" w:hAnsiTheme="majorHAnsi" w:eastAsia="黑体"/>
       <w:color w:themeColor="text1" w:val="000000"/>
     </w:rPr>
     <w:tblPr>
@@ -8789,6 +9201,7 @@
     </w:tblPr>
     <w:tblStylePr w:type="firstRow">
       <w:rPr>
+        <w:rFonts w:eastAsia="黑体"/>
         <w:sz w:val="24"/>
         <w:szCs w:val="24"/>
       </w:rPr>
@@ -8895,7 +9308,7 @@
       <w:spacing w:after="0" w:line="240" w:lineRule="auto"/>
     </w:pPr>
     <w:rPr>
-      <w:rFonts w:asciiTheme="majorHAnsi" w:cstheme="majorBidi" w:eastAsiaTheme="majorEastAsia" w:hAnsiTheme="majorHAnsi"/>
+      <w:rFonts w:asciiTheme="majorHAnsi" w:cstheme="majorBidi" w:hAnsiTheme="majorHAnsi" w:eastAsia="黑体"/>
       <w:color w:themeColor="text1" w:val="000000"/>
     </w:rPr>
     <w:tblPr>
@@ -8917,6 +9330,7 @@
     </w:tblPr>
     <w:tblStylePr w:type="firstRow">
       <w:rPr>
+        <w:rFonts w:eastAsia="黑体"/>
         <w:sz w:val="24"/>
         <w:szCs w:val="24"/>
       </w:rPr>
@@ -9023,7 +9437,7 @@
       <w:spacing w:after="0" w:line="240" w:lineRule="auto"/>
     </w:pPr>
     <w:rPr>
-      <w:rFonts w:asciiTheme="majorHAnsi" w:cstheme="majorBidi" w:eastAsiaTheme="majorEastAsia" w:hAnsiTheme="majorHAnsi"/>
+      <w:rFonts w:asciiTheme="majorHAnsi" w:cstheme="majorBidi" w:hAnsiTheme="majorHAnsi" w:eastAsia="黑体"/>
       <w:color w:themeColor="text1" w:val="000000"/>
     </w:rPr>
     <w:tblPr>
@@ -9045,6 +9459,7 @@
     </w:tblPr>
     <w:tblStylePr w:type="firstRow">
       <w:rPr>
+        <w:rFonts w:eastAsia="黑体"/>
         <w:sz w:val="24"/>
         <w:szCs w:val="24"/>
       </w:rPr>
@@ -9151,7 +9566,7 @@
       <w:spacing w:after="0" w:line="240" w:lineRule="auto"/>
     </w:pPr>
     <w:rPr>
-      <w:rFonts w:asciiTheme="majorHAnsi" w:cstheme="majorBidi" w:eastAsiaTheme="majorEastAsia" w:hAnsiTheme="majorHAnsi"/>
+      <w:rFonts w:asciiTheme="majorHAnsi" w:cstheme="majorBidi" w:hAnsiTheme="majorHAnsi" w:eastAsia="黑体"/>
       <w:color w:themeColor="text1" w:val="000000"/>
     </w:rPr>
     <w:tblPr>
@@ -9173,6 +9588,7 @@
     </w:tblPr>
     <w:tblStylePr w:type="firstRow">
       <w:rPr>
+        <w:rFonts w:eastAsia="黑体"/>
         <w:sz w:val="24"/>
         <w:szCs w:val="24"/>
       </w:rPr>
@@ -9279,7 +9695,7 @@
       <w:spacing w:after="0" w:line="240" w:lineRule="auto"/>
     </w:pPr>
     <w:rPr>
-      <w:rFonts w:asciiTheme="majorHAnsi" w:cstheme="majorBidi" w:eastAsiaTheme="majorEastAsia" w:hAnsiTheme="majorHAnsi"/>
+      <w:rFonts w:asciiTheme="majorHAnsi" w:cstheme="majorBidi" w:hAnsiTheme="majorHAnsi" w:eastAsia="黑体"/>
       <w:color w:themeColor="text1" w:val="000000"/>
     </w:rPr>
     <w:tblPr>
@@ -9301,6 +9717,7 @@
     </w:tblPr>
     <w:tblStylePr w:type="firstRow">
       <w:rPr>
+        <w:rFonts w:eastAsia="黑体"/>
         <w:sz w:val="24"/>
         <w:szCs w:val="24"/>
       </w:rPr>
@@ -9430,12 +9847,14 @@
     </w:tcPr>
     <w:tblStylePr w:type="firstRow">
       <w:rPr>
+        <w:rFonts w:eastAsia="黑体"/>
         <w:b/>
         <w:bCs/>
       </w:rPr>
     </w:tblStylePr>
     <w:tblStylePr w:type="lastRow">
       <w:rPr>
+        <w:rFonts w:eastAsia="黑体"/>
         <w:b/>
         <w:bCs/>
       </w:rPr>
@@ -9448,12 +9867,14 @@
     </w:tblStylePr>
     <w:tblStylePr w:type="firstCol">
       <w:rPr>
+        <w:rFonts w:eastAsia="黑体"/>
         <w:b/>
         <w:bCs/>
       </w:rPr>
     </w:tblStylePr>
     <w:tblStylePr w:type="lastCol">
       <w:rPr>
+        <w:rFonts w:eastAsia="黑体"/>
         <w:b/>
         <w:bCs/>
       </w:rPr>
@@ -9503,12 +9924,14 @@
     </w:tcPr>
     <w:tblStylePr w:type="firstRow">
       <w:rPr>
+        <w:rFonts w:eastAsia="黑体"/>
         <w:b/>
         <w:bCs/>
       </w:rPr>
     </w:tblStylePr>
     <w:tblStylePr w:type="lastRow">
       <w:rPr>
+        <w:rFonts w:eastAsia="黑体"/>
         <w:b/>
         <w:bCs/>
       </w:rPr>
@@ -9521,12 +9944,14 @@
     </w:tblStylePr>
     <w:tblStylePr w:type="firstCol">
       <w:rPr>
+        <w:rFonts w:eastAsia="黑体"/>
         <w:b/>
         <w:bCs/>
       </w:rPr>
     </w:tblStylePr>
     <w:tblStylePr w:type="lastCol">
       <w:rPr>
+        <w:rFonts w:eastAsia="黑体"/>
         <w:b/>
         <w:bCs/>
       </w:rPr>
@@ -9576,12 +10001,14 @@
     </w:tcPr>
     <w:tblStylePr w:type="firstRow">
       <w:rPr>
+        <w:rFonts w:eastAsia="黑体"/>
         <w:b/>
         <w:bCs/>
       </w:rPr>
     </w:tblStylePr>
     <w:tblStylePr w:type="lastRow">
       <w:rPr>
+        <w:rFonts w:eastAsia="黑体"/>
         <w:b/>
         <w:bCs/>
       </w:rPr>
@@ -9594,12 +10021,14 @@
     </w:tblStylePr>
     <w:tblStylePr w:type="firstCol">
       <w:rPr>
+        <w:rFonts w:eastAsia="黑体"/>
         <w:b/>
         <w:bCs/>
       </w:rPr>
     </w:tblStylePr>
     <w:tblStylePr w:type="lastCol">
       <w:rPr>
+        <w:rFonts w:eastAsia="黑体"/>
         <w:b/>
         <w:bCs/>
       </w:rPr>
@@ -9649,12 +10078,14 @@
     </w:tcPr>
     <w:tblStylePr w:type="firstRow">
       <w:rPr>
+        <w:rFonts w:eastAsia="黑体"/>
         <w:b/>
         <w:bCs/>
       </w:rPr>
     </w:tblStylePr>
     <w:tblStylePr w:type="lastRow">
       <w:rPr>
+        <w:rFonts w:eastAsia="黑体"/>
         <w:b/>
         <w:bCs/>
       </w:rPr>
@@ -9667,12 +10098,14 @@
     </w:tblStylePr>
     <w:tblStylePr w:type="firstCol">
       <w:rPr>
+        <w:rFonts w:eastAsia="黑体"/>
         <w:b/>
         <w:bCs/>
       </w:rPr>
     </w:tblStylePr>
     <w:tblStylePr w:type="lastCol">
       <w:rPr>
+        <w:rFonts w:eastAsia="黑体"/>
         <w:b/>
         <w:bCs/>
       </w:rPr>
@@ -9722,12 +10155,14 @@
     </w:tcPr>
     <w:tblStylePr w:type="firstRow">
       <w:rPr>
+        <w:rFonts w:eastAsia="黑体"/>
         <w:b/>
         <w:bCs/>
       </w:rPr>
     </w:tblStylePr>
     <w:tblStylePr w:type="lastRow">
       <w:rPr>
+        <w:rFonts w:eastAsia="黑体"/>
         <w:b/>
         <w:bCs/>
       </w:rPr>
@@ -9740,12 +10175,14 @@
     </w:tblStylePr>
     <w:tblStylePr w:type="firstCol">
       <w:rPr>
+        <w:rFonts w:eastAsia="黑体"/>
         <w:b/>
         <w:bCs/>
       </w:rPr>
     </w:tblStylePr>
     <w:tblStylePr w:type="lastCol">
       <w:rPr>
+        <w:rFonts w:eastAsia="黑体"/>
         <w:b/>
         <w:bCs/>
       </w:rPr>
@@ -9795,12 +10232,14 @@
     </w:tcPr>
     <w:tblStylePr w:type="firstRow">
       <w:rPr>
+        <w:rFonts w:eastAsia="黑体"/>
         <w:b/>
         <w:bCs/>
       </w:rPr>
     </w:tblStylePr>
     <w:tblStylePr w:type="lastRow">
       <w:rPr>
+        <w:rFonts w:eastAsia="黑体"/>
         <w:b/>
         <w:bCs/>
       </w:rPr>
@@ -9813,12 +10252,14 @@
     </w:tblStylePr>
     <w:tblStylePr w:type="firstCol">
       <w:rPr>
+        <w:rFonts w:eastAsia="黑体"/>
         <w:b/>
         <w:bCs/>
       </w:rPr>
     </w:tblStylePr>
     <w:tblStylePr w:type="lastCol">
       <w:rPr>
+        <w:rFonts w:eastAsia="黑体"/>
         <w:b/>
         <w:bCs/>
       </w:rPr>
@@ -9868,12 +10309,14 @@
     </w:tcPr>
     <w:tblStylePr w:type="firstRow">
       <w:rPr>
+        <w:rFonts w:eastAsia="黑体"/>
         <w:b/>
         <w:bCs/>
       </w:rPr>
     </w:tblStylePr>
     <w:tblStylePr w:type="lastRow">
       <w:rPr>
+        <w:rFonts w:eastAsia="黑体"/>
         <w:b/>
         <w:bCs/>
       </w:rPr>
@@ -9886,12 +10329,14 @@
     </w:tblStylePr>
     <w:tblStylePr w:type="firstCol">
       <w:rPr>
+        <w:rFonts w:eastAsia="黑体"/>
         <w:b/>
         <w:bCs/>
       </w:rPr>
     </w:tblStylePr>
     <w:tblStylePr w:type="lastCol">
       <w:rPr>
+        <w:rFonts w:eastAsia="黑体"/>
         <w:b/>
         <w:bCs/>
       </w:rPr>
@@ -9918,7 +10363,7 @@
       <w:spacing w:after="0" w:line="240" w:lineRule="auto"/>
     </w:pPr>
     <w:rPr>
-      <w:rFonts w:asciiTheme="majorHAnsi" w:cstheme="majorBidi" w:eastAsiaTheme="majorEastAsia" w:hAnsiTheme="majorHAnsi"/>
+      <w:rFonts w:asciiTheme="majorHAnsi" w:cstheme="majorBidi" w:hAnsiTheme="majorHAnsi" w:eastAsia="黑体"/>
       <w:color w:themeColor="text1" w:val="000000"/>
     </w:rPr>
     <w:tblPr>
@@ -9945,6 +10390,7 @@
     </w:tcPr>
     <w:tblStylePr w:type="firstRow">
       <w:rPr>
+        <w:rFonts w:eastAsia="黑体"/>
         <w:b/>
         <w:bCs/>
         <w:color w:themeColor="text1" w:val="000000"/>
@@ -9956,6 +10402,7 @@
     </w:tblStylePr>
     <w:tblStylePr w:type="lastRow">
       <w:rPr>
+        <w:rFonts w:eastAsia="黑体"/>
         <w:b/>
         <w:bCs/>
         <w:color w:themeColor="text1" w:val="000000"/>
@@ -9975,6 +10422,7 @@
     </w:tblStylePr>
     <w:tblStylePr w:type="firstCol">
       <w:rPr>
+        <w:rFonts w:eastAsia="黑体"/>
         <w:b/>
         <w:bCs/>
         <w:color w:themeColor="text1" w:val="000000"/>
@@ -9994,6 +10442,7 @@
     </w:tblStylePr>
     <w:tblStylePr w:type="lastCol">
       <w:rPr>
+        <w:rFonts w:eastAsia="黑体"/>
         <w:b w:val="0"/>
         <w:bCs w:val="0"/>
         <w:color w:themeColor="text1" w:val="000000"/>
@@ -10043,7 +10492,7 @@
       <w:spacing w:after="0" w:line="240" w:lineRule="auto"/>
     </w:pPr>
     <w:rPr>
-      <w:rFonts w:asciiTheme="majorHAnsi" w:cstheme="majorBidi" w:eastAsiaTheme="majorEastAsia" w:hAnsiTheme="majorHAnsi"/>
+      <w:rFonts w:asciiTheme="majorHAnsi" w:cstheme="majorBidi" w:hAnsiTheme="majorHAnsi" w:eastAsia="黑体"/>
       <w:color w:themeColor="text1" w:val="000000"/>
     </w:rPr>
     <w:tblPr>
@@ -10070,6 +10519,7 @@
     </w:tcPr>
     <w:tblStylePr w:type="firstRow">
       <w:rPr>
+        <w:rFonts w:eastAsia="黑体"/>
         <w:b/>
         <w:bCs/>
         <w:color w:themeColor="text1" w:val="000000"/>
@@ -10081,6 +10531,7 @@
     </w:tblStylePr>
     <w:tblStylePr w:type="lastRow">
       <w:rPr>
+        <w:rFonts w:eastAsia="黑体"/>
         <w:b/>
         <w:bCs/>
         <w:color w:themeColor="text1" w:val="000000"/>
@@ -10100,6 +10551,7 @@
     </w:tblStylePr>
     <w:tblStylePr w:type="firstCol">
       <w:rPr>
+        <w:rFonts w:eastAsia="黑体"/>
         <w:b/>
         <w:bCs/>
         <w:color w:themeColor="text1" w:val="000000"/>
@@ -10119,6 +10571,7 @@
     </w:tblStylePr>
     <w:tblStylePr w:type="lastCol">
       <w:rPr>
+        <w:rFonts w:eastAsia="黑体"/>
         <w:b w:val="0"/>
         <w:bCs w:val="0"/>
         <w:color w:themeColor="text1" w:val="000000"/>
@@ -10168,7 +10621,7 @@
       <w:spacing w:after="0" w:line="240" w:lineRule="auto"/>
     </w:pPr>
     <w:rPr>
-      <w:rFonts w:asciiTheme="majorHAnsi" w:cstheme="majorBidi" w:eastAsiaTheme="majorEastAsia" w:hAnsiTheme="majorHAnsi"/>
+      <w:rFonts w:asciiTheme="majorHAnsi" w:cstheme="majorBidi" w:hAnsiTheme="majorHAnsi" w:eastAsia="黑体"/>
       <w:color w:themeColor="text1" w:val="000000"/>
     </w:rPr>
     <w:tblPr>
@@ -10195,6 +10648,7 @@
     </w:tcPr>
     <w:tblStylePr w:type="firstRow">
       <w:rPr>
+        <w:rFonts w:eastAsia="黑体"/>
         <w:b/>
         <w:bCs/>
         <w:color w:themeColor="text1" w:val="000000"/>
@@ -10206,6 +10660,7 @@
     </w:tblStylePr>
     <w:tblStylePr w:type="lastRow">
       <w:rPr>
+        <w:rFonts w:eastAsia="黑体"/>
         <w:b/>
         <w:bCs/>
         <w:color w:themeColor="text1" w:val="000000"/>
@@ -10225,6 +10680,7 @@
     </w:tblStylePr>
     <w:tblStylePr w:type="firstCol">
       <w:rPr>
+        <w:rFonts w:eastAsia="黑体"/>
         <w:b/>
         <w:bCs/>
         <w:color w:themeColor="text1" w:val="000000"/>
@@ -10244,6 +10700,7 @@
     </w:tblStylePr>
     <w:tblStylePr w:type="lastCol">
       <w:rPr>
+        <w:rFonts w:eastAsia="黑体"/>
         <w:b w:val="0"/>
         <w:bCs w:val="0"/>
         <w:color w:themeColor="text1" w:val="000000"/>
@@ -10293,7 +10750,7 @@
       <w:spacing w:after="0" w:line="240" w:lineRule="auto"/>
     </w:pPr>
     <w:rPr>
-      <w:rFonts w:asciiTheme="majorHAnsi" w:cstheme="majorBidi" w:eastAsiaTheme="majorEastAsia" w:hAnsiTheme="majorHAnsi"/>
+      <w:rFonts w:asciiTheme="majorHAnsi" w:cstheme="majorBidi" w:hAnsiTheme="majorHAnsi" w:eastAsia="黑体"/>
       <w:color w:themeColor="text1" w:val="000000"/>
     </w:rPr>
     <w:tblPr>
@@ -10320,6 +10777,7 @@
     </w:tcPr>
     <w:tblStylePr w:type="firstRow">
       <w:rPr>
+        <w:rFonts w:eastAsia="黑体"/>
         <w:b/>
         <w:bCs/>
         <w:color w:themeColor="text1" w:val="000000"/>
@@ -10331,6 +10789,7 @@
     </w:tblStylePr>
     <w:tblStylePr w:type="lastRow">
       <w:rPr>
+        <w:rFonts w:eastAsia="黑体"/>
         <w:b/>
         <w:bCs/>
         <w:color w:themeColor="text1" w:val="000000"/>
@@ -10350,6 +10809,7 @@
     </w:tblStylePr>
     <w:tblStylePr w:type="firstCol">
       <w:rPr>
+        <w:rFonts w:eastAsia="黑体"/>
         <w:b/>
         <w:bCs/>
         <w:color w:themeColor="text1" w:val="000000"/>
@@ -10369,6 +10829,7 @@
     </w:tblStylePr>
     <w:tblStylePr w:type="lastCol">
       <w:rPr>
+        <w:rFonts w:eastAsia="黑体"/>
         <w:b w:val="0"/>
         <w:bCs w:val="0"/>
         <w:color w:themeColor="text1" w:val="000000"/>
@@ -10418,7 +10879,7 @@
       <w:spacing w:after="0" w:line="240" w:lineRule="auto"/>
     </w:pPr>
     <w:rPr>
-      <w:rFonts w:asciiTheme="majorHAnsi" w:cstheme="majorBidi" w:eastAsiaTheme="majorEastAsia" w:hAnsiTheme="majorHAnsi"/>
+      <w:rFonts w:asciiTheme="majorHAnsi" w:cstheme="majorBidi" w:hAnsiTheme="majorHAnsi" w:eastAsia="黑体"/>
       <w:color w:themeColor="text1" w:val="000000"/>
     </w:rPr>
     <w:tblPr>
@@ -10445,6 +10906,7 @@
     </w:tcPr>
     <w:tblStylePr w:type="firstRow">
       <w:rPr>
+        <w:rFonts w:eastAsia="黑体"/>
         <w:b/>
         <w:bCs/>
         <w:color w:themeColor="text1" w:val="000000"/>
@@ -10456,6 +10918,7 @@
     </w:tblStylePr>
     <w:tblStylePr w:type="lastRow">
       <w:rPr>
+        <w:rFonts w:eastAsia="黑体"/>
         <w:b/>
         <w:bCs/>
         <w:color w:themeColor="text1" w:val="000000"/>
@@ -10475,6 +10938,7 @@
     </w:tblStylePr>
     <w:tblStylePr w:type="firstCol">
       <w:rPr>
+        <w:rFonts w:eastAsia="黑体"/>
         <w:b/>
         <w:bCs/>
         <w:color w:themeColor="text1" w:val="000000"/>
@@ -10494,6 +10958,7 @@
     </w:tblStylePr>
     <w:tblStylePr w:type="lastCol">
       <w:rPr>
+        <w:rFonts w:eastAsia="黑体"/>
         <w:b w:val="0"/>
         <w:bCs w:val="0"/>
         <w:color w:themeColor="text1" w:val="000000"/>
@@ -10543,7 +11008,7 @@
       <w:spacing w:after="0" w:line="240" w:lineRule="auto"/>
     </w:pPr>
     <w:rPr>
-      <w:rFonts w:asciiTheme="majorHAnsi" w:cstheme="majorBidi" w:eastAsiaTheme="majorEastAsia" w:hAnsiTheme="majorHAnsi"/>
+      <w:rFonts w:asciiTheme="majorHAnsi" w:cstheme="majorBidi" w:hAnsiTheme="majorHAnsi" w:eastAsia="黑体"/>
       <w:color w:themeColor="text1" w:val="000000"/>
     </w:rPr>
     <w:tblPr>
@@ -10570,6 +11035,7 @@
     </w:tcPr>
     <w:tblStylePr w:type="firstRow">
       <w:rPr>
+        <w:rFonts w:eastAsia="黑体"/>
         <w:b/>
         <w:bCs/>
         <w:color w:themeColor="text1" w:val="000000"/>
@@ -10581,6 +11047,7 @@
     </w:tblStylePr>
     <w:tblStylePr w:type="lastRow">
       <w:rPr>
+        <w:rFonts w:eastAsia="黑体"/>
         <w:b/>
         <w:bCs/>
         <w:color w:themeColor="text1" w:val="000000"/>
@@ -10600,6 +11067,7 @@
     </w:tblStylePr>
     <w:tblStylePr w:type="firstCol">
       <w:rPr>
+        <w:rFonts w:eastAsia="黑体"/>
         <w:b/>
         <w:bCs/>
         <w:color w:themeColor="text1" w:val="000000"/>
@@ -10619,6 +11087,7 @@
     </w:tblStylePr>
     <w:tblStylePr w:type="lastCol">
       <w:rPr>
+        <w:rFonts w:eastAsia="黑体"/>
         <w:b w:val="0"/>
         <w:bCs w:val="0"/>
         <w:color w:themeColor="text1" w:val="000000"/>
@@ -10668,7 +11137,7 @@
       <w:spacing w:after="0" w:line="240" w:lineRule="auto"/>
     </w:pPr>
     <w:rPr>
-      <w:rFonts w:asciiTheme="majorHAnsi" w:cstheme="majorBidi" w:eastAsiaTheme="majorEastAsia" w:hAnsiTheme="majorHAnsi"/>
+      <w:rFonts w:asciiTheme="majorHAnsi" w:cstheme="majorBidi" w:hAnsiTheme="majorHAnsi" w:eastAsia="黑体"/>
       <w:color w:themeColor="text1" w:val="000000"/>
     </w:rPr>
     <w:tblPr>
@@ -10695,6 +11164,7 @@
     </w:tcPr>
     <w:tblStylePr w:type="firstRow">
       <w:rPr>
+        <w:rFonts w:eastAsia="黑体"/>
         <w:b/>
         <w:bCs/>
         <w:color w:themeColor="text1" w:val="000000"/>
@@ -10706,6 +11176,7 @@
     </w:tblStylePr>
     <w:tblStylePr w:type="lastRow">
       <w:rPr>
+        <w:rFonts w:eastAsia="黑体"/>
         <w:b/>
         <w:bCs/>
         <w:color w:themeColor="text1" w:val="000000"/>
@@ -10725,6 +11196,7 @@
     </w:tblStylePr>
     <w:tblStylePr w:type="firstCol">
       <w:rPr>
+        <w:rFonts w:eastAsia="黑体"/>
         <w:b/>
         <w:bCs/>
         <w:color w:themeColor="text1" w:val="000000"/>
@@ -10744,6 +11216,7 @@
     </w:tblStylePr>
     <w:tblStylePr w:type="lastCol">
       <w:rPr>
+        <w:rFonts w:eastAsia="黑体"/>
         <w:b w:val="0"/>
         <w:bCs w:val="0"/>
         <w:color w:themeColor="text1" w:val="000000"/>
@@ -10816,6 +11289,7 @@
     </w:tcPr>
     <w:tblStylePr w:type="firstRow">
       <w:rPr>
+        <w:rFonts w:eastAsia="黑体"/>
         <w:b/>
         <w:bCs/>
         <w:i w:val="0"/>
@@ -10837,6 +11311,7 @@
     </w:tblStylePr>
     <w:tblStylePr w:type="lastRow">
       <w:rPr>
+        <w:rFonts w:eastAsia="黑体"/>
         <w:b/>
         <w:bCs/>
         <w:i w:val="0"/>
@@ -10858,6 +11333,7 @@
     </w:tblStylePr>
     <w:tblStylePr w:type="firstCol">
       <w:rPr>
+        <w:rFonts w:eastAsia="黑体"/>
         <w:b/>
         <w:bCs/>
         <w:i w:val="0"/>
@@ -10877,6 +11353,7 @@
     </w:tblStylePr>
     <w:tblStylePr w:type="lastCol">
       <w:rPr>
+        <w:rFonts w:eastAsia="黑体"/>
         <w:b/>
         <w:bCs/>
         <w:i w:val="0"/>
@@ -10957,6 +11434,7 @@
     </w:tcPr>
     <w:tblStylePr w:type="firstRow">
       <w:rPr>
+        <w:rFonts w:eastAsia="黑体"/>
         <w:b/>
         <w:bCs/>
         <w:i w:val="0"/>
@@ -10978,6 +11456,7 @@
     </w:tblStylePr>
     <w:tblStylePr w:type="lastRow">
       <w:rPr>
+        <w:rFonts w:eastAsia="黑体"/>
         <w:b/>
         <w:bCs/>
         <w:i w:val="0"/>
@@ -10999,6 +11478,7 @@
     </w:tblStylePr>
     <w:tblStylePr w:type="firstCol">
       <w:rPr>
+        <w:rFonts w:eastAsia="黑体"/>
         <w:b/>
         <w:bCs/>
         <w:i w:val="0"/>
@@ -11018,6 +11498,7 @@
     </w:tblStylePr>
     <w:tblStylePr w:type="lastCol">
       <w:rPr>
+        <w:rFonts w:eastAsia="黑体"/>
         <w:b/>
         <w:bCs/>
         <w:i w:val="0"/>
@@ -11098,6 +11579,7 @@
     </w:tcPr>
     <w:tblStylePr w:type="firstRow">
       <w:rPr>
+        <w:rFonts w:eastAsia="黑体"/>
         <w:b/>
         <w:bCs/>
         <w:i w:val="0"/>
@@ -11119,6 +11601,7 @@
     </w:tblStylePr>
     <w:tblStylePr w:type="lastRow">
       <w:rPr>
+        <w:rFonts w:eastAsia="黑体"/>
         <w:b/>
         <w:bCs/>
         <w:i w:val="0"/>
@@ -11140,6 +11623,7 @@
     </w:tblStylePr>
     <w:tblStylePr w:type="firstCol">
       <w:rPr>
+        <w:rFonts w:eastAsia="黑体"/>
         <w:b/>
         <w:bCs/>
         <w:i w:val="0"/>
@@ -11159,6 +11643,7 @@
     </w:tblStylePr>
     <w:tblStylePr w:type="lastCol">
       <w:rPr>
+        <w:rFonts w:eastAsia="黑体"/>
         <w:b/>
         <w:bCs/>
         <w:i w:val="0"/>
@@ -11239,6 +11724,7 @@
     </w:tcPr>
     <w:tblStylePr w:type="firstRow">
       <w:rPr>
+        <w:rFonts w:eastAsia="黑体"/>
         <w:b/>
         <w:bCs/>
         <w:i w:val="0"/>
@@ -11260,6 +11746,7 @@
     </w:tblStylePr>
     <w:tblStylePr w:type="lastRow">
       <w:rPr>
+        <w:rFonts w:eastAsia="黑体"/>
         <w:b/>
         <w:bCs/>
         <w:i w:val="0"/>
@@ -11281,6 +11768,7 @@
     </w:tblStylePr>
     <w:tblStylePr w:type="firstCol">
       <w:rPr>
+        <w:rFonts w:eastAsia="黑体"/>
         <w:b/>
         <w:bCs/>
         <w:i w:val="0"/>
@@ -11300,6 +11788,7 @@
     </w:tblStylePr>
     <w:tblStylePr w:type="lastCol">
       <w:rPr>
+        <w:rFonts w:eastAsia="黑体"/>
         <w:b/>
         <w:bCs/>
         <w:i w:val="0"/>
@@ -11380,6 +11869,7 @@
     </w:tcPr>
     <w:tblStylePr w:type="firstRow">
       <w:rPr>
+        <w:rFonts w:eastAsia="黑体"/>
         <w:b/>
         <w:bCs/>
         <w:i w:val="0"/>
@@ -11401,6 +11891,7 @@
     </w:tblStylePr>
     <w:tblStylePr w:type="lastRow">
       <w:rPr>
+        <w:rFonts w:eastAsia="黑体"/>
         <w:b/>
         <w:bCs/>
         <w:i w:val="0"/>
@@ -11422,6 +11913,7 @@
     </w:tblStylePr>
     <w:tblStylePr w:type="firstCol">
       <w:rPr>
+        <w:rFonts w:eastAsia="黑体"/>
         <w:b/>
         <w:bCs/>
         <w:i w:val="0"/>
@@ -11441,6 +11933,7 @@
     </w:tblStylePr>
     <w:tblStylePr w:type="lastCol">
       <w:rPr>
+        <w:rFonts w:eastAsia="黑体"/>
         <w:b/>
         <w:bCs/>
         <w:i w:val="0"/>
@@ -11521,6 +12014,7 @@
     </w:tcPr>
     <w:tblStylePr w:type="firstRow">
       <w:rPr>
+        <w:rFonts w:eastAsia="黑体"/>
         <w:b/>
         <w:bCs/>
         <w:i w:val="0"/>
@@ -11542,6 +12036,7 @@
     </w:tblStylePr>
     <w:tblStylePr w:type="lastRow">
       <w:rPr>
+        <w:rFonts w:eastAsia="黑体"/>
         <w:b/>
         <w:bCs/>
         <w:i w:val="0"/>
@@ -11563,6 +12058,7 @@
     </w:tblStylePr>
     <w:tblStylePr w:type="firstCol">
       <w:rPr>
+        <w:rFonts w:eastAsia="黑体"/>
         <w:b/>
         <w:bCs/>
         <w:i w:val="0"/>
@@ -11582,6 +12078,7 @@
     </w:tblStylePr>
     <w:tblStylePr w:type="lastCol">
       <w:rPr>
+        <w:rFonts w:eastAsia="黑体"/>
         <w:b/>
         <w:bCs/>
         <w:i w:val="0"/>
@@ -11662,6 +12159,7 @@
     </w:tcPr>
     <w:tblStylePr w:type="firstRow">
       <w:rPr>
+        <w:rFonts w:eastAsia="黑体"/>
         <w:b/>
         <w:bCs/>
         <w:i w:val="0"/>
@@ -11683,6 +12181,7 @@
     </w:tblStylePr>
     <w:tblStylePr w:type="lastRow">
       <w:rPr>
+        <w:rFonts w:eastAsia="黑体"/>
         <w:b/>
         <w:bCs/>
         <w:i w:val="0"/>
@@ -11704,6 +12203,7 @@
     </w:tblStylePr>
     <w:tblStylePr w:type="firstCol">
       <w:rPr>
+        <w:rFonts w:eastAsia="黑体"/>
         <w:b/>
         <w:bCs/>
         <w:i w:val="0"/>
@@ -11723,6 +12223,7 @@
     </w:tblStylePr>
     <w:tblStylePr w:type="lastCol">
       <w:rPr>
+        <w:rFonts w:eastAsia="黑体"/>
         <w:b/>
         <w:bCs/>
         <w:i w:val="0"/>
@@ -11780,6 +12281,7 @@
       <w:spacing w:after="0" w:line="240" w:lineRule="auto"/>
     </w:pPr>
     <w:rPr>
+      <w:rFonts w:eastAsia="黑体"/>
       <w:color w:themeColor="background1" w:val="FFFFFF"/>
     </w:rPr>
     <w:tblPr>
@@ -11798,6 +12300,7 @@
     </w:tcPr>
     <w:tblStylePr w:type="firstRow">
       <w:rPr>
+        <w:rFonts w:eastAsia="黑体"/>
         <w:b/>
         <w:bCs/>
       </w:rPr>
@@ -11894,6 +12397,7 @@
       <w:spacing w:after="0" w:line="240" w:lineRule="auto"/>
     </w:pPr>
     <w:rPr>
+      <w:rFonts w:eastAsia="黑体"/>
       <w:color w:themeColor="background1" w:val="FFFFFF"/>
     </w:rPr>
     <w:tblPr>
@@ -11912,6 +12416,7 @@
     </w:tcPr>
     <w:tblStylePr w:type="firstRow">
       <w:rPr>
+        <w:rFonts w:eastAsia="黑体"/>
         <w:b/>
         <w:bCs/>
       </w:rPr>
@@ -12008,6 +12513,7 @@
       <w:spacing w:after="0" w:line="240" w:lineRule="auto"/>
     </w:pPr>
     <w:rPr>
+      <w:rFonts w:eastAsia="黑体"/>
       <w:color w:themeColor="background1" w:val="FFFFFF"/>
     </w:rPr>
     <w:tblPr>
@@ -12026,6 +12532,7 @@
     </w:tcPr>
     <w:tblStylePr w:type="firstRow">
       <w:rPr>
+        <w:rFonts w:eastAsia="黑体"/>
         <w:b/>
         <w:bCs/>
       </w:rPr>
@@ -12122,6 +12629,7 @@
       <w:spacing w:after="0" w:line="240" w:lineRule="auto"/>
     </w:pPr>
     <w:rPr>
+      <w:rFonts w:eastAsia="黑体"/>
       <w:color w:themeColor="background1" w:val="FFFFFF"/>
     </w:rPr>
     <w:tblPr>
@@ -12140,6 +12648,7 @@
     </w:tcPr>
     <w:tblStylePr w:type="firstRow">
       <w:rPr>
+        <w:rFonts w:eastAsia="黑体"/>
         <w:b/>
         <w:bCs/>
       </w:rPr>
@@ -12236,6 +12745,7 @@
       <w:spacing w:after="0" w:line="240" w:lineRule="auto"/>
     </w:pPr>
     <w:rPr>
+      <w:rFonts w:eastAsia="黑体"/>
       <w:color w:themeColor="background1" w:val="FFFFFF"/>
     </w:rPr>
     <w:tblPr>
@@ -12254,6 +12764,7 @@
     </w:tcPr>
     <w:tblStylePr w:type="firstRow">
       <w:rPr>
+        <w:rFonts w:eastAsia="黑体"/>
         <w:b/>
         <w:bCs/>
       </w:rPr>
@@ -12350,6 +12861,7 @@
       <w:spacing w:after="0" w:line="240" w:lineRule="auto"/>
     </w:pPr>
     <w:rPr>
+      <w:rFonts w:eastAsia="黑体"/>
       <w:color w:themeColor="background1" w:val="FFFFFF"/>
     </w:rPr>
     <w:tblPr>
@@ -12368,6 +12880,7 @@
     </w:tcPr>
     <w:tblStylePr w:type="firstRow">
       <w:rPr>
+        <w:rFonts w:eastAsia="黑体"/>
         <w:b/>
         <w:bCs/>
       </w:rPr>
@@ -12464,6 +12977,7 @@
       <w:spacing w:after="0" w:line="240" w:lineRule="auto"/>
     </w:pPr>
     <w:rPr>
+      <w:rFonts w:eastAsia="黑体"/>
       <w:color w:themeColor="background1" w:val="FFFFFF"/>
     </w:rPr>
     <w:tblPr>
@@ -12482,6 +12996,7 @@
     </w:tcPr>
     <w:tblStylePr w:type="firstRow">
       <w:rPr>
+        <w:rFonts w:eastAsia="黑体"/>
         <w:b/>
         <w:bCs/>
       </w:rPr>
@@ -12578,6 +13093,7 @@
       <w:spacing w:after="0" w:line="240" w:lineRule="auto"/>
     </w:pPr>
     <w:rPr>
+      <w:rFonts w:eastAsia="黑体"/>
       <w:color w:themeColor="text1" w:val="000000"/>
     </w:rPr>
     <w:tblPr>
@@ -12604,6 +13120,7 @@
     </w:tcPr>
     <w:tblStylePr w:type="firstRow">
       <w:rPr>
+        <w:rFonts w:eastAsia="黑体"/>
         <w:b/>
         <w:bCs/>
       </w:rPr>
@@ -12622,6 +13139,7 @@
     </w:tblStylePr>
     <w:tblStylePr w:type="lastRow">
       <w:rPr>
+        <w:rFonts w:eastAsia="黑体"/>
         <w:b/>
         <w:bCs/>
         <w:color w:themeColor="background1" w:val="FFFFFF"/>
@@ -12636,6 +13154,7 @@
     </w:tblStylePr>
     <w:tblStylePr w:type="firstCol">
       <w:rPr>
+        <w:rFonts w:eastAsia="黑体"/>
         <w:color w:themeColor="background1" w:val="FFFFFF"/>
       </w:rPr>
       <w:tblPr/>
@@ -12653,6 +13172,7 @@
     </w:tblStylePr>
     <w:tblStylePr w:type="lastCol">
       <w:rPr>
+        <w:rFonts w:eastAsia="黑体"/>
         <w:color w:themeColor="background1" w:val="FFFFFF"/>
       </w:rPr>
       <w:tblPr/>
@@ -12682,11 +13202,13 @@
     </w:tblStylePr>
     <w:tblStylePr w:type="neCell">
       <w:rPr>
+        <w:rFonts w:eastAsia="黑体"/>
         <w:color w:themeColor="text1" w:val="000000"/>
       </w:rPr>
     </w:tblStylePr>
     <w:tblStylePr w:type="nwCell">
       <w:rPr>
+        <w:rFonts w:eastAsia="黑体"/>
         <w:color w:themeColor="text1" w:val="000000"/>
       </w:rPr>
     </w:tblStylePr>
@@ -12700,6 +13222,7 @@
       <w:spacing w:after="0" w:line="240" w:lineRule="auto"/>
     </w:pPr>
     <w:rPr>
+      <w:rFonts w:eastAsia="黑体"/>
       <w:color w:themeColor="text1" w:val="000000"/>
     </w:rPr>
     <w:tblPr>
@@ -12726,6 +13249,7 @@
     </w:tcPr>
     <w:tblStylePr w:type="firstRow">
       <w:rPr>
+        <w:rFonts w:eastAsia="黑体"/>
         <w:b/>
         <w:bCs/>
       </w:rPr>
@@ -12744,6 +13268,7 @@
     </w:tblStylePr>
     <w:tblStylePr w:type="lastRow">
       <w:rPr>
+        <w:rFonts w:eastAsia="黑体"/>
         <w:b/>
         <w:bCs/>
         <w:color w:themeColor="background1" w:val="FFFFFF"/>
@@ -12758,6 +13283,7 @@
     </w:tblStylePr>
     <w:tblStylePr w:type="firstCol">
       <w:rPr>
+        <w:rFonts w:eastAsia="黑体"/>
         <w:color w:themeColor="background1" w:val="FFFFFF"/>
       </w:rPr>
       <w:tblPr/>
@@ -12775,6 +13301,7 @@
     </w:tblStylePr>
     <w:tblStylePr w:type="lastCol">
       <w:rPr>
+        <w:rFonts w:eastAsia="黑体"/>
         <w:color w:themeColor="background1" w:val="FFFFFF"/>
       </w:rPr>
       <w:tblPr/>
@@ -12804,11 +13331,13 @@
     </w:tblStylePr>
     <w:tblStylePr w:type="neCell">
       <w:rPr>
+        <w:rFonts w:eastAsia="黑体"/>
         <w:color w:themeColor="text1" w:val="000000"/>
       </w:rPr>
     </w:tblStylePr>
     <w:tblStylePr w:type="nwCell">
       <w:rPr>
+        <w:rFonts w:eastAsia="黑体"/>
         <w:color w:themeColor="text1" w:val="000000"/>
       </w:rPr>
     </w:tblStylePr>
@@ -12822,6 +13351,7 @@
       <w:spacing w:after="0" w:line="240" w:lineRule="auto"/>
     </w:pPr>
     <w:rPr>
+      <w:rFonts w:eastAsia="黑体"/>
       <w:color w:themeColor="text1" w:val="000000"/>
     </w:rPr>
     <w:tblPr>
@@ -12848,6 +13378,7 @@
     </w:tcPr>
     <w:tblStylePr w:type="firstRow">
       <w:rPr>
+        <w:rFonts w:eastAsia="黑体"/>
         <w:b/>
         <w:bCs/>
       </w:rPr>
@@ -12866,6 +13397,7 @@
     </w:tblStylePr>
     <w:tblStylePr w:type="lastRow">
       <w:rPr>
+        <w:rFonts w:eastAsia="黑体"/>
         <w:b/>
         <w:bCs/>
         <w:color w:themeColor="background1" w:val="FFFFFF"/>
@@ -12880,6 +13412,7 @@
     </w:tblStylePr>
     <w:tblStylePr w:type="firstCol">
       <w:rPr>
+        <w:rFonts w:eastAsia="黑体"/>
         <w:color w:themeColor="background1" w:val="FFFFFF"/>
       </w:rPr>
       <w:tblPr/>
@@ -12897,6 +13430,7 @@
     </w:tblStylePr>
     <w:tblStylePr w:type="lastCol">
       <w:rPr>
+        <w:rFonts w:eastAsia="黑体"/>
         <w:color w:themeColor="background1" w:val="FFFFFF"/>
       </w:rPr>
       <w:tblPr/>
@@ -12926,11 +13460,13 @@
     </w:tblStylePr>
     <w:tblStylePr w:type="neCell">
       <w:rPr>
+        <w:rFonts w:eastAsia="黑体"/>
         <w:color w:themeColor="text1" w:val="000000"/>
       </w:rPr>
     </w:tblStylePr>
     <w:tblStylePr w:type="nwCell">
       <w:rPr>
+        <w:rFonts w:eastAsia="黑体"/>
         <w:color w:themeColor="text1" w:val="000000"/>
       </w:rPr>
     </w:tblStylePr>
@@ -12944,6 +13480,7 @@
       <w:spacing w:after="0" w:line="240" w:lineRule="auto"/>
     </w:pPr>
     <w:rPr>
+      <w:rFonts w:eastAsia="黑体"/>
       <w:color w:themeColor="text1" w:val="000000"/>
     </w:rPr>
     <w:tblPr>
@@ -12970,6 +13507,7 @@
     </w:tcPr>
     <w:tblStylePr w:type="firstRow">
       <w:rPr>
+        <w:rFonts w:eastAsia="黑体"/>
         <w:b/>
         <w:bCs/>
       </w:rPr>
@@ -12988,6 +13526,7 @@
     </w:tblStylePr>
     <w:tblStylePr w:type="lastRow">
       <w:rPr>
+        <w:rFonts w:eastAsia="黑体"/>
         <w:b/>
         <w:bCs/>
         <w:color w:themeColor="background1" w:val="FFFFFF"/>
@@ -13002,6 +13541,7 @@
     </w:tblStylePr>
     <w:tblStylePr w:type="firstCol">
       <w:rPr>
+        <w:rFonts w:eastAsia="黑体"/>
         <w:color w:themeColor="background1" w:val="FFFFFF"/>
       </w:rPr>
       <w:tblPr/>
@@ -13019,6 +13559,7 @@
     </w:tblStylePr>
     <w:tblStylePr w:type="lastCol">
       <w:rPr>
+        <w:rFonts w:eastAsia="黑体"/>
         <w:color w:themeColor="background1" w:val="FFFFFF"/>
       </w:rPr>
       <w:tblPr/>
@@ -13056,6 +13597,7 @@
       <w:spacing w:after="0" w:line="240" w:lineRule="auto"/>
     </w:pPr>
     <w:rPr>
+      <w:rFonts w:eastAsia="黑体"/>
       <w:color w:themeColor="text1" w:val="000000"/>
     </w:rPr>
     <w:tblPr>
@@ -13082,6 +13624,7 @@
     </w:tcPr>
     <w:tblStylePr w:type="firstRow">
       <w:rPr>
+        <w:rFonts w:eastAsia="黑体"/>
         <w:b/>
         <w:bCs/>
       </w:rPr>
@@ -13100,6 +13643,7 @@
     </w:tblStylePr>
     <w:tblStylePr w:type="lastRow">
       <w:rPr>
+        <w:rFonts w:eastAsia="黑体"/>
         <w:b/>
         <w:bCs/>
         <w:color w:themeColor="background1" w:val="FFFFFF"/>
@@ -13114,6 +13658,7 @@
     </w:tblStylePr>
     <w:tblStylePr w:type="firstCol">
       <w:rPr>
+        <w:rFonts w:eastAsia="黑体"/>
         <w:color w:themeColor="background1" w:val="FFFFFF"/>
       </w:rPr>
       <w:tblPr/>
@@ -13131,6 +13676,7 @@
     </w:tblStylePr>
     <w:tblStylePr w:type="lastCol">
       <w:rPr>
+        <w:rFonts w:eastAsia="黑体"/>
         <w:color w:themeColor="background1" w:val="FFFFFF"/>
       </w:rPr>
       <w:tblPr/>
@@ -13160,11 +13706,13 @@
     </w:tblStylePr>
     <w:tblStylePr w:type="neCell">
       <w:rPr>
+        <w:rFonts w:eastAsia="黑体"/>
         <w:color w:themeColor="text1" w:val="000000"/>
       </w:rPr>
     </w:tblStylePr>
     <w:tblStylePr w:type="nwCell">
       <w:rPr>
+        <w:rFonts w:eastAsia="黑体"/>
         <w:color w:themeColor="text1" w:val="000000"/>
       </w:rPr>
     </w:tblStylePr>
@@ -13178,6 +13726,7 @@
       <w:spacing w:after="0" w:line="240" w:lineRule="auto"/>
     </w:pPr>
     <w:rPr>
+      <w:rFonts w:eastAsia="黑体"/>
       <w:color w:themeColor="text1" w:val="000000"/>
     </w:rPr>
     <w:tblPr>
@@ -13204,6 +13753,7 @@
     </w:tcPr>
     <w:tblStylePr w:type="firstRow">
       <w:rPr>
+        <w:rFonts w:eastAsia="黑体"/>
         <w:b/>
         <w:bCs/>
       </w:rPr>
@@ -13222,6 +13772,7 @@
     </w:tblStylePr>
     <w:tblStylePr w:type="lastRow">
       <w:rPr>
+        <w:rFonts w:eastAsia="黑体"/>
         <w:b/>
         <w:bCs/>
         <w:color w:themeColor="background1" w:val="FFFFFF"/>
@@ -13236,6 +13787,7 @@
     </w:tblStylePr>
     <w:tblStylePr w:type="firstCol">
       <w:rPr>
+        <w:rFonts w:eastAsia="黑体"/>
         <w:color w:themeColor="background1" w:val="FFFFFF"/>
       </w:rPr>
       <w:tblPr/>
@@ -13253,6 +13805,7 @@
     </w:tblStylePr>
     <w:tblStylePr w:type="lastCol">
       <w:rPr>
+        <w:rFonts w:eastAsia="黑体"/>
         <w:color w:themeColor="background1" w:val="FFFFFF"/>
       </w:rPr>
       <w:tblPr/>
@@ -13282,11 +13835,13 @@
     </w:tblStylePr>
     <w:tblStylePr w:type="neCell">
       <w:rPr>
+        <w:rFonts w:eastAsia="黑体"/>
         <w:color w:themeColor="text1" w:val="000000"/>
       </w:rPr>
     </w:tblStylePr>
     <w:tblStylePr w:type="nwCell">
       <w:rPr>
+        <w:rFonts w:eastAsia="黑体"/>
         <w:color w:themeColor="text1" w:val="000000"/>
       </w:rPr>
     </w:tblStylePr>
@@ -13300,6 +13855,7 @@
       <w:spacing w:after="0" w:line="240" w:lineRule="auto"/>
     </w:pPr>
     <w:rPr>
+      <w:rFonts w:eastAsia="黑体"/>
       <w:color w:themeColor="text1" w:val="000000"/>
     </w:rPr>
     <w:tblPr>
@@ -13326,6 +13882,7 @@
     </w:tcPr>
     <w:tblStylePr w:type="firstRow">
       <w:rPr>
+        <w:rFonts w:eastAsia="黑体"/>
         <w:b/>
         <w:bCs/>
       </w:rPr>
@@ -13344,6 +13901,7 @@
     </w:tblStylePr>
     <w:tblStylePr w:type="lastRow">
       <w:rPr>
+        <w:rFonts w:eastAsia="黑体"/>
         <w:b/>
         <w:bCs/>
         <w:color w:themeColor="background1" w:val="FFFFFF"/>
@@ -13358,6 +13916,7 @@
     </w:tblStylePr>
     <w:tblStylePr w:type="firstCol">
       <w:rPr>
+        <w:rFonts w:eastAsia="黑体"/>
         <w:color w:themeColor="background1" w:val="FFFFFF"/>
       </w:rPr>
       <w:tblPr/>
@@ -13375,6 +13934,7 @@
     </w:tblStylePr>
     <w:tblStylePr w:type="lastCol">
       <w:rPr>
+        <w:rFonts w:eastAsia="黑体"/>
         <w:color w:themeColor="background1" w:val="FFFFFF"/>
       </w:rPr>
       <w:tblPr/>
@@ -13404,11 +13964,13 @@
     </w:tblStylePr>
     <w:tblStylePr w:type="neCell">
       <w:rPr>
+        <w:rFonts w:eastAsia="黑体"/>
         <w:color w:themeColor="text1" w:val="000000"/>
       </w:rPr>
     </w:tblStylePr>
     <w:tblStylePr w:type="nwCell">
       <w:rPr>
+        <w:rFonts w:eastAsia="黑体"/>
         <w:color w:themeColor="text1" w:val="000000"/>
       </w:rPr>
     </w:tblStylePr>
@@ -13422,6 +13984,7 @@
       <w:spacing w:after="0" w:line="240" w:lineRule="auto"/>
     </w:pPr>
     <w:rPr>
+      <w:rFonts w:eastAsia="黑体"/>
       <w:color w:themeColor="text1" w:val="000000"/>
     </w:rPr>
     <w:tblPr>
@@ -13440,6 +14003,7 @@
     </w:tcPr>
     <w:tblStylePr w:type="firstRow">
       <w:rPr>
+        <w:rFonts w:eastAsia="黑体"/>
         <w:b/>
         <w:bCs/>
         <w:color w:themeColor="background1" w:val="FFFFFF"/>
@@ -13454,6 +14018,7 @@
     </w:tblStylePr>
     <w:tblStylePr w:type="lastRow">
       <w:rPr>
+        <w:rFonts w:eastAsia="黑体"/>
         <w:b/>
         <w:bCs/>
         <w:color w:themeColor="accent2" w:themeShade="CC" w:val="9E3A38"/>
@@ -13468,12 +14033,14 @@
     </w:tblStylePr>
     <w:tblStylePr w:type="firstCol">
       <w:rPr>
+        <w:rFonts w:eastAsia="黑体"/>
         <w:b/>
         <w:bCs/>
       </w:rPr>
     </w:tblStylePr>
     <w:tblStylePr w:type="lastCol">
       <w:rPr>
+        <w:rFonts w:eastAsia="黑体"/>
         <w:b/>
         <w:bCs/>
       </w:rPr>
@@ -13508,6 +14075,7 @@
       <w:spacing w:after="0" w:line="240" w:lineRule="auto"/>
     </w:pPr>
     <w:rPr>
+      <w:rFonts w:eastAsia="黑体"/>
       <w:color w:themeColor="text1" w:val="000000"/>
     </w:rPr>
     <w:tblPr>
@@ -13526,6 +14094,7 @@
     </w:tcPr>
     <w:tblStylePr w:type="firstRow">
       <w:rPr>
+        <w:rFonts w:eastAsia="黑体"/>
         <w:b/>
         <w:bCs/>
         <w:color w:themeColor="background1" w:val="FFFFFF"/>
@@ -13540,6 +14109,7 @@
     </w:tblStylePr>
     <w:tblStylePr w:type="lastRow">
       <w:rPr>
+        <w:rFonts w:eastAsia="黑体"/>
         <w:b/>
         <w:bCs/>
         <w:color w:themeColor="accent2" w:themeShade="CC" w:val="9E3A38"/>
@@ -13554,12 +14124,14 @@
     </w:tblStylePr>
     <w:tblStylePr w:type="firstCol">
       <w:rPr>
+        <w:rFonts w:eastAsia="黑体"/>
         <w:b/>
         <w:bCs/>
       </w:rPr>
     </w:tblStylePr>
     <w:tblStylePr w:type="lastCol">
       <w:rPr>
+        <w:rFonts w:eastAsia="黑体"/>
         <w:b/>
         <w:bCs/>
       </w:rPr>
@@ -13594,6 +14166,7 @@
       <w:spacing w:after="0" w:line="240" w:lineRule="auto"/>
     </w:pPr>
     <w:rPr>
+      <w:rFonts w:eastAsia="黑体"/>
       <w:color w:themeColor="text1" w:val="000000"/>
     </w:rPr>
     <w:tblPr>
@@ -13612,6 +14185,7 @@
     </w:tcPr>
     <w:tblStylePr w:type="firstRow">
       <w:rPr>
+        <w:rFonts w:eastAsia="黑体"/>
         <w:b/>
         <w:bCs/>
         <w:color w:themeColor="background1" w:val="FFFFFF"/>
@@ -13626,6 +14200,7 @@
     </w:tblStylePr>
     <w:tblStylePr w:type="lastRow">
       <w:rPr>
+        <w:rFonts w:eastAsia="黑体"/>
         <w:b/>
         <w:bCs/>
         <w:color w:themeColor="accent2" w:themeShade="CC" w:val="9E3A38"/>
@@ -13640,12 +14215,14 @@
     </w:tblStylePr>
     <w:tblStylePr w:type="firstCol">
       <w:rPr>
+        <w:rFonts w:eastAsia="黑体"/>
         <w:b/>
         <w:bCs/>
       </w:rPr>
     </w:tblStylePr>
     <w:tblStylePr w:type="lastCol">
       <w:rPr>
+        <w:rFonts w:eastAsia="黑体"/>
         <w:b/>
         <w:bCs/>
       </w:rPr>
@@ -13680,6 +14257,7 @@
       <w:spacing w:after="0" w:line="240" w:lineRule="auto"/>
     </w:pPr>
     <w:rPr>
+      <w:rFonts w:eastAsia="黑体"/>
       <w:color w:themeColor="text1" w:val="000000"/>
     </w:rPr>
     <w:tblPr>
@@ -13698,6 +14276,7 @@
     </w:tcPr>
     <w:tblStylePr w:type="firstRow">
       <w:rPr>
+        <w:rFonts w:eastAsia="黑体"/>
         <w:b/>
         <w:bCs/>
         <w:color w:themeColor="background1" w:val="FFFFFF"/>
@@ -13712,6 +14291,7 @@
     </w:tblStylePr>
     <w:tblStylePr w:type="lastRow">
       <w:rPr>
+        <w:rFonts w:eastAsia="黑体"/>
         <w:b/>
         <w:bCs/>
         <w:color w:themeColor="accent4" w:themeShade="CC" w:val="664E82"/>
@@ -13726,12 +14306,14 @@
     </w:tblStylePr>
     <w:tblStylePr w:type="firstCol">
       <w:rPr>
+        <w:rFonts w:eastAsia="黑体"/>
         <w:b/>
         <w:bCs/>
       </w:rPr>
     </w:tblStylePr>
     <w:tblStylePr w:type="lastCol">
       <w:rPr>
+        <w:rFonts w:eastAsia="黑体"/>
         <w:b/>
         <w:bCs/>
       </w:rPr>
@@ -13766,6 +14348,7 @@
       <w:spacing w:after="0" w:line="240" w:lineRule="auto"/>
     </w:pPr>
     <w:rPr>
+      <w:rFonts w:eastAsia="黑体"/>
       <w:color w:themeColor="text1" w:val="000000"/>
     </w:rPr>
     <w:tblPr>
@@ -13784,6 +14367,7 @@
     </w:tcPr>
     <w:tblStylePr w:type="firstRow">
       <w:rPr>
+        <w:rFonts w:eastAsia="黑体"/>
         <w:b/>
         <w:bCs/>
         <w:color w:themeColor="background1" w:val="FFFFFF"/>
@@ -13798,6 +14382,7 @@
     </w:tblStylePr>
     <w:tblStylePr w:type="lastRow">
       <w:rPr>
+        <w:rFonts w:eastAsia="黑体"/>
         <w:b/>
         <w:bCs/>
         <w:color w:themeColor="accent3" w:themeShade="CC" w:val="7E9C40"/>
@@ -13812,12 +14397,14 @@
     </w:tblStylePr>
     <w:tblStylePr w:type="firstCol">
       <w:rPr>
+        <w:rFonts w:eastAsia="黑体"/>
         <w:b/>
         <w:bCs/>
       </w:rPr>
     </w:tblStylePr>
     <w:tblStylePr w:type="lastCol">
       <w:rPr>
+        <w:rFonts w:eastAsia="黑体"/>
         <w:b/>
         <w:bCs/>
       </w:rPr>
@@ -13852,6 +14439,7 @@
       <w:spacing w:after="0" w:line="240" w:lineRule="auto"/>
     </w:pPr>
     <w:rPr>
+      <w:rFonts w:eastAsia="黑体"/>
       <w:color w:themeColor="text1" w:val="000000"/>
     </w:rPr>
     <w:tblPr>
@@ -13870,6 +14458,7 @@
     </w:tcPr>
     <w:tblStylePr w:type="firstRow">
       <w:rPr>
+        <w:rFonts w:eastAsia="黑体"/>
         <w:b/>
         <w:bCs/>
         <w:color w:themeColor="background1" w:val="FFFFFF"/>
@@ -13884,6 +14473,7 @@
     </w:tblStylePr>
     <w:tblStylePr w:type="lastRow">
       <w:rPr>
+        <w:rFonts w:eastAsia="黑体"/>
         <w:b/>
         <w:bCs/>
         <w:color w:themeColor="accent6" w:themeShade="CC" w:val="F2730A"/>
@@ -13898,12 +14488,14 @@
     </w:tblStylePr>
     <w:tblStylePr w:type="firstCol">
       <w:rPr>
+        <w:rFonts w:eastAsia="黑体"/>
         <w:b/>
         <w:bCs/>
       </w:rPr>
     </w:tblStylePr>
     <w:tblStylePr w:type="lastCol">
       <w:rPr>
+        <w:rFonts w:eastAsia="黑体"/>
         <w:b/>
         <w:bCs/>
       </w:rPr>
@@ -13938,6 +14530,7 @@
       <w:spacing w:after="0" w:line="240" w:lineRule="auto"/>
     </w:pPr>
     <w:rPr>
+      <w:rFonts w:eastAsia="黑体"/>
       <w:color w:themeColor="text1" w:val="000000"/>
     </w:rPr>
     <w:tblPr>
@@ -13956,6 +14549,7 @@
     </w:tcPr>
     <w:tblStylePr w:type="firstRow">
       <w:rPr>
+        <w:rFonts w:eastAsia="黑体"/>
         <w:b/>
         <w:bCs/>
         <w:color w:themeColor="background1" w:val="FFFFFF"/>
@@ -13970,6 +14564,7 @@
     </w:tblStylePr>
     <w:tblStylePr w:type="lastRow">
       <w:rPr>
+        <w:rFonts w:eastAsia="黑体"/>
         <w:b/>
         <w:bCs/>
         <w:color w:themeColor="accent5" w:themeShade="CC" w:val="348DA5"/>
@@ -13984,12 +14579,14 @@
     </w:tblStylePr>
     <w:tblStylePr w:type="firstCol">
       <w:rPr>
+        <w:rFonts w:eastAsia="黑体"/>
         <w:b/>
         <w:bCs/>
       </w:rPr>
     </w:tblStylePr>
     <w:tblStylePr w:type="lastCol">
       <w:rPr>
+        <w:rFonts w:eastAsia="黑体"/>
         <w:b/>
         <w:bCs/>
       </w:rPr>
@@ -14024,6 +14621,7 @@
       <w:spacing w:after="0" w:line="240" w:lineRule="auto"/>
     </w:pPr>
     <w:rPr>
+      <w:rFonts w:eastAsia="黑体"/>
       <w:color w:themeColor="text1" w:val="000000"/>
     </w:rPr>
     <w:tblPr>
@@ -14045,6 +14643,7 @@
     </w:tcPr>
     <w:tblStylePr w:type="firstRow">
       <w:rPr>
+        <w:rFonts w:eastAsia="黑体"/>
         <w:b/>
         <w:bCs/>
       </w:rPr>
@@ -14055,6 +14654,7 @@
     </w:tblStylePr>
     <w:tblStylePr w:type="lastRow">
       <w:rPr>
+        <w:rFonts w:eastAsia="黑体"/>
         <w:b/>
         <w:bCs/>
         <w:color w:themeColor="text1" w:val="000000"/>
@@ -14066,6 +14666,7 @@
     </w:tblStylePr>
     <w:tblStylePr w:type="firstCol">
       <w:rPr>
+        <w:rFonts w:eastAsia="黑体"/>
         <w:color w:themeColor="background1" w:val="FFFFFF"/>
       </w:rPr>
       <w:tblPr/>
@@ -14075,6 +14676,7 @@
     </w:tblStylePr>
     <w:tblStylePr w:type="lastCol">
       <w:rPr>
+        <w:rFonts w:eastAsia="黑体"/>
         <w:color w:themeColor="background1" w:val="FFFFFF"/>
       </w:rPr>
       <w:tblPr/>
@@ -14104,6 +14706,7 @@
       <w:spacing w:after="0" w:line="240" w:lineRule="auto"/>
     </w:pPr>
     <w:rPr>
+      <w:rFonts w:eastAsia="黑体"/>
       <w:color w:themeColor="text1" w:val="000000"/>
     </w:rPr>
     <w:tblPr>
@@ -14125,6 +14728,7 @@
     </w:tcPr>
     <w:tblStylePr w:type="firstRow">
       <w:rPr>
+        <w:rFonts w:eastAsia="黑体"/>
         <w:b/>
         <w:bCs/>
       </w:rPr>
@@ -14135,6 +14739,7 @@
     </w:tblStylePr>
     <w:tblStylePr w:type="lastRow">
       <w:rPr>
+        <w:rFonts w:eastAsia="黑体"/>
         <w:b/>
         <w:bCs/>
         <w:color w:themeColor="text1" w:val="000000"/>
@@ -14146,6 +14751,7 @@
     </w:tblStylePr>
     <w:tblStylePr w:type="firstCol">
       <w:rPr>
+        <w:rFonts w:eastAsia="黑体"/>
         <w:color w:themeColor="background1" w:val="FFFFFF"/>
       </w:rPr>
       <w:tblPr/>
@@ -14155,6 +14761,7 @@
     </w:tblStylePr>
     <w:tblStylePr w:type="lastCol">
       <w:rPr>
+        <w:rFonts w:eastAsia="黑体"/>
         <w:color w:themeColor="background1" w:val="FFFFFF"/>
       </w:rPr>
       <w:tblPr/>
@@ -14184,6 +14791,7 @@
       <w:spacing w:after="0" w:line="240" w:lineRule="auto"/>
     </w:pPr>
     <w:rPr>
+      <w:rFonts w:eastAsia="黑体"/>
       <w:color w:themeColor="text1" w:val="000000"/>
     </w:rPr>
     <w:tblPr>
@@ -14205,6 +14813,7 @@
     </w:tcPr>
     <w:tblStylePr w:type="firstRow">
       <w:rPr>
+        <w:rFonts w:eastAsia="黑体"/>
         <w:b/>
         <w:bCs/>
       </w:rPr>
@@ -14215,6 +14824,7 @@
     </w:tblStylePr>
     <w:tblStylePr w:type="lastRow">
       <w:rPr>
+        <w:rFonts w:eastAsia="黑体"/>
         <w:b/>
         <w:bCs/>
         <w:color w:themeColor="text1" w:val="000000"/>
@@ -14226,6 +14836,7 @@
     </w:tblStylePr>
     <w:tblStylePr w:type="firstCol">
       <w:rPr>
+        <w:rFonts w:eastAsia="黑体"/>
         <w:color w:themeColor="background1" w:val="FFFFFF"/>
       </w:rPr>
       <w:tblPr/>
@@ -14235,6 +14846,7 @@
     </w:tblStylePr>
     <w:tblStylePr w:type="lastCol">
       <w:rPr>
+        <w:rFonts w:eastAsia="黑体"/>
         <w:color w:themeColor="background1" w:val="FFFFFF"/>
       </w:rPr>
       <w:tblPr/>
@@ -14264,6 +14876,7 @@
       <w:spacing w:after="0" w:line="240" w:lineRule="auto"/>
     </w:pPr>
     <w:rPr>
+      <w:rFonts w:eastAsia="黑体"/>
       <w:color w:themeColor="text1" w:val="000000"/>
     </w:rPr>
     <w:tblPr>
@@ -14285,6 +14898,7 @@
     </w:tcPr>
     <w:tblStylePr w:type="firstRow">
       <w:rPr>
+        <w:rFonts w:eastAsia="黑体"/>
         <w:b/>
         <w:bCs/>
       </w:rPr>
@@ -14295,6 +14909,7 @@
     </w:tblStylePr>
     <w:tblStylePr w:type="lastRow">
       <w:rPr>
+        <w:rFonts w:eastAsia="黑体"/>
         <w:b/>
         <w:bCs/>
         <w:color w:themeColor="text1" w:val="000000"/>
@@ -14306,6 +14921,7 @@
     </w:tblStylePr>
     <w:tblStylePr w:type="firstCol">
       <w:rPr>
+        <w:rFonts w:eastAsia="黑体"/>
         <w:color w:themeColor="background1" w:val="FFFFFF"/>
       </w:rPr>
       <w:tblPr/>
@@ -14315,6 +14931,7 @@
     </w:tblStylePr>
     <w:tblStylePr w:type="lastCol">
       <w:rPr>
+        <w:rFonts w:eastAsia="黑体"/>
         <w:color w:themeColor="background1" w:val="FFFFFF"/>
       </w:rPr>
       <w:tblPr/>
@@ -14344,6 +14961,7 @@
       <w:spacing w:after="0" w:line="240" w:lineRule="auto"/>
     </w:pPr>
     <w:rPr>
+      <w:rFonts w:eastAsia="黑体"/>
       <w:color w:themeColor="text1" w:val="000000"/>
     </w:rPr>
     <w:tblPr>
@@ -14365,6 +14983,7 @@
     </w:tcPr>
     <w:tblStylePr w:type="firstRow">
       <w:rPr>
+        <w:rFonts w:eastAsia="黑体"/>
         <w:b/>
         <w:bCs/>
       </w:rPr>
@@ -14375,6 +14994,7 @@
     </w:tblStylePr>
     <w:tblStylePr w:type="lastRow">
       <w:rPr>
+        <w:rFonts w:eastAsia="黑体"/>
         <w:b/>
         <w:bCs/>
         <w:color w:themeColor="text1" w:val="000000"/>
@@ -14386,6 +15006,7 @@
     </w:tblStylePr>
     <w:tblStylePr w:type="firstCol">
       <w:rPr>
+        <w:rFonts w:eastAsia="黑体"/>
         <w:color w:themeColor="background1" w:val="FFFFFF"/>
       </w:rPr>
       <w:tblPr/>
@@ -14395,6 +15016,7 @@
     </w:tblStylePr>
     <w:tblStylePr w:type="lastCol">
       <w:rPr>
+        <w:rFonts w:eastAsia="黑体"/>
         <w:color w:themeColor="background1" w:val="FFFFFF"/>
       </w:rPr>
       <w:tblPr/>
@@ -14424,6 +15046,7 @@
       <w:spacing w:after="0" w:line="240" w:lineRule="auto"/>
     </w:pPr>
     <w:rPr>
+      <w:rFonts w:eastAsia="黑体"/>
       <w:color w:themeColor="text1" w:val="000000"/>
     </w:rPr>
     <w:tblPr>
@@ -14445,6 +15068,7 @@
     </w:tcPr>
     <w:tblStylePr w:type="firstRow">
       <w:rPr>
+        <w:rFonts w:eastAsia="黑体"/>
         <w:b/>
         <w:bCs/>
       </w:rPr>
@@ -14455,6 +15079,7 @@
     </w:tblStylePr>
     <w:tblStylePr w:type="lastRow">
       <w:rPr>
+        <w:rFonts w:eastAsia="黑体"/>
         <w:b/>
         <w:bCs/>
         <w:color w:themeColor="text1" w:val="000000"/>
@@ -14466,6 +15091,7 @@
     </w:tblStylePr>
     <w:tblStylePr w:type="firstCol">
       <w:rPr>
+        <w:rFonts w:eastAsia="黑体"/>
         <w:color w:themeColor="background1" w:val="FFFFFF"/>
       </w:rPr>
       <w:tblPr/>
@@ -14475,6 +15101,7 @@
     </w:tblStylePr>
     <w:tblStylePr w:type="lastCol">
       <w:rPr>
+        <w:rFonts w:eastAsia="黑体"/>
         <w:color w:themeColor="background1" w:val="FFFFFF"/>
       </w:rPr>
       <w:tblPr/>
@@ -14504,6 +15131,7 @@
       <w:spacing w:after="0" w:line="240" w:lineRule="auto"/>
     </w:pPr>
     <w:rPr>
+      <w:rFonts w:eastAsia="黑体"/>
       <w:color w:themeColor="text1" w:val="000000"/>
     </w:rPr>
     <w:tblPr>
@@ -14525,6 +15153,7 @@
     </w:tcPr>
     <w:tblStylePr w:type="firstRow">
       <w:rPr>
+        <w:rFonts w:eastAsia="黑体"/>
         <w:b/>
         <w:bCs/>
       </w:rPr>
@@ -14535,6 +15164,7 @@
     </w:tblStylePr>
     <w:tblStylePr w:type="lastRow">
       <w:rPr>
+        <w:rFonts w:eastAsia="黑体"/>
         <w:b/>
         <w:bCs/>
         <w:color w:themeColor="text1" w:val="000000"/>
@@ -14546,6 +15176,7 @@
     </w:tblStylePr>
     <w:tblStylePr w:type="firstCol">
       <w:rPr>
+        <w:rFonts w:eastAsia="黑体"/>
         <w:color w:themeColor="background1" w:val="FFFFFF"/>
       </w:rPr>
       <w:tblPr/>
@@ -14555,6 +15186,7 @@
     </w:tblStylePr>
     <w:tblStylePr w:type="lastCol">
       <w:rPr>
+        <w:rFonts w:eastAsia="黑体"/>
         <w:color w:themeColor="background1" w:val="FFFFFF"/>
       </w:rPr>
       <w:tblPr/>
@@ -14587,6 +15219,7 @@
     <w:name w:val="KeywordTok"/>
     <w:basedOn w:val="VerbatimChar"/>
     <w:rPr>
+      <w:rFonts w:eastAsia="黑体"/>
       <w:b/>
       <w:color w:val="007020"/>
     </w:rPr>
@@ -14595,6 +15228,7 @@
     <w:name w:val="DataTypeTok"/>
     <w:basedOn w:val="VerbatimChar"/>
     <w:rPr>
+      <w:rFonts w:eastAsia="黑体"/>
       <w:color w:val="902000"/>
     </w:rPr>
   </w:style>
@@ -14602,6 +15236,7 @@
     <w:name w:val="DecValTok"/>
     <w:basedOn w:val="VerbatimChar"/>
     <w:rPr>
+      <w:rFonts w:eastAsia="黑体"/>
       <w:color w:val="40a070"/>
     </w:rPr>
   </w:style>
@@ -14609,6 +15244,7 @@
     <w:name w:val="BaseNTok"/>
     <w:basedOn w:val="VerbatimChar"/>
     <w:rPr>
+      <w:rFonts w:eastAsia="黑体"/>
       <w:color w:val="40a070"/>
     </w:rPr>
   </w:style>
@@ -14616,6 +15252,7 @@
     <w:name w:val="FloatTok"/>
     <w:basedOn w:val="VerbatimChar"/>
     <w:rPr>
+      <w:rFonts w:eastAsia="黑体"/>
       <w:color w:val="40a070"/>
     </w:rPr>
   </w:style>
@@ -14623,6 +15260,7 @@
     <w:name w:val="ConstantTok"/>
     <w:basedOn w:val="VerbatimChar"/>
     <w:rPr>
+      <w:rFonts w:eastAsia="黑体"/>
       <w:color w:val="880000"/>
     </w:rPr>
   </w:style>
@@ -14630,6 +15268,7 @@
     <w:name w:val="CharTok"/>
     <w:basedOn w:val="VerbatimChar"/>
     <w:rPr>
+      <w:rFonts w:eastAsia="黑体"/>
       <w:color w:val="4070a0"/>
     </w:rPr>
   </w:style>
@@ -14637,6 +15276,7 @@
     <w:name w:val="SpecialCharTok"/>
     <w:basedOn w:val="VerbatimChar"/>
     <w:rPr>
+      <w:rFonts w:eastAsia="黑体"/>
       <w:color w:val="4070a0"/>
     </w:rPr>
   </w:style>
@@ -14644,6 +15284,7 @@
     <w:name w:val="StringTok"/>
     <w:basedOn w:val="VerbatimChar"/>
     <w:rPr>
+      <w:rFonts w:eastAsia="黑体"/>
       <w:color w:val="4070a0"/>
     </w:rPr>
   </w:style>
@@ -14651,6 +15292,7 @@
     <w:name w:val="VerbatimStringTok"/>
     <w:basedOn w:val="VerbatimChar"/>
     <w:rPr>
+      <w:rFonts w:eastAsia="黑体"/>
       <w:color w:val="4070a0"/>
     </w:rPr>
   </w:style>
@@ -14658,6 +15300,7 @@
     <w:name w:val="SpecialStringTok"/>
     <w:basedOn w:val="VerbatimChar"/>
     <w:rPr>
+      <w:rFonts w:eastAsia="黑体"/>
       <w:color w:val="bb6688"/>
     </w:rPr>
   </w:style>
@@ -14665,6 +15308,7 @@
     <w:name w:val="ImportTok"/>
     <w:basedOn w:val="VerbatimChar"/>
     <w:rPr>
+      <w:rFonts w:eastAsia="黑体"/>
       <w:b/>
       <w:color w:val="008000"/>
     </w:rPr>
@@ -14673,6 +15317,7 @@
     <w:name w:val="CommentTok"/>
     <w:basedOn w:val="VerbatimChar"/>
     <w:rPr>
+      <w:rFonts w:eastAsia="黑体"/>
       <w:i/>
       <w:color w:val="60a0b0"/>
     </w:rPr>
@@ -14681,6 +15326,7 @@
     <w:name w:val="DocumentationTok"/>
     <w:basedOn w:val="VerbatimChar"/>
     <w:rPr>
+      <w:rFonts w:eastAsia="黑体"/>
       <w:i/>
       <w:color w:val="ba2121"/>
     </w:rPr>
@@ -14689,6 +15335,7 @@
     <w:name w:val="AnnotationTok"/>
     <w:basedOn w:val="VerbatimChar"/>
     <w:rPr>
+      <w:rFonts w:eastAsia="黑体"/>
       <w:b/>
       <w:i/>
       <w:color w:val="60a0b0"/>
@@ -14698,6 +15345,7 @@
     <w:name w:val="CommentVarTok"/>
     <w:basedOn w:val="VerbatimChar"/>
     <w:rPr>
+      <w:rFonts w:eastAsia="黑体"/>
       <w:b/>
       <w:i/>
       <w:color w:val="60a0b0"/>
@@ -14707,6 +15355,7 @@
     <w:name w:val="OtherTok"/>
     <w:basedOn w:val="VerbatimChar"/>
     <w:rPr>
+      <w:rFonts w:eastAsia="黑体"/>
       <w:color w:val="007020"/>
     </w:rPr>
   </w:style>
@@ -14714,6 +15363,7 @@
     <w:name w:val="FunctionTok"/>
     <w:basedOn w:val="VerbatimChar"/>
     <w:rPr>
+      <w:rFonts w:eastAsia="黑体"/>
       <w:color w:val="06287e"/>
     </w:rPr>
   </w:style>
@@ -14721,6 +15371,7 @@
     <w:name w:val="VariableTok"/>
     <w:basedOn w:val="VerbatimChar"/>
     <w:rPr>
+      <w:rFonts w:eastAsia="黑体"/>
       <w:color w:val="19177c"/>
     </w:rPr>
   </w:style>
@@ -14728,6 +15379,7 @@
     <w:name w:val="ControlFlowTok"/>
     <w:basedOn w:val="VerbatimChar"/>
     <w:rPr>
+      <w:rFonts w:eastAsia="黑体"/>
       <w:b/>
       <w:color w:val="007020"/>
     </w:rPr>
@@ -14736,6 +15388,7 @@
     <w:name w:val="OperatorTok"/>
     <w:basedOn w:val="VerbatimChar"/>
     <w:rPr>
+      <w:rFonts w:eastAsia="黑体"/>
       <w:color w:val="666666"/>
     </w:rPr>
   </w:style>
@@ -14743,18 +15396,22 @@
     <w:name w:val="BuiltInTok"/>
     <w:basedOn w:val="VerbatimChar"/>
     <w:rPr>
+      <w:rFonts w:eastAsia="黑体"/>
       <w:color w:val="008000"/>
     </w:rPr>
   </w:style>
   <w:style w:type="character" w:customStyle="1" w:styleId="ExtensionTok">
     <w:name w:val="ExtensionTok"/>
     <w:basedOn w:val="VerbatimChar"/>
-    <w:rPr/>
+    <w:rPr>
+      <w:rFonts w:eastAsia="黑体"/>
+    </w:rPr>
   </w:style>
   <w:style w:type="character" w:customStyle="1" w:styleId="PreprocessorTok">
     <w:name w:val="PreprocessorTok"/>
     <w:basedOn w:val="VerbatimChar"/>
     <w:rPr>
+      <w:rFonts w:eastAsia="黑体"/>
       <w:color w:val="bc7a00"/>
     </w:rPr>
   </w:style>
@@ -14762,18 +15419,22 @@
     <w:name w:val="AttributeTok"/>
     <w:basedOn w:val="VerbatimChar"/>
     <w:rPr>
+      <w:rFonts w:eastAsia="黑体"/>
       <w:color w:val="7d9029"/>
     </w:rPr>
   </w:style>
   <w:style w:type="character" w:customStyle="1" w:styleId="RegionMarkerTok">
     <w:name w:val="RegionMarkerTok"/>
     <w:basedOn w:val="VerbatimChar"/>
-    <w:rPr/>
+    <w:rPr>
+      <w:rFonts w:eastAsia="黑体"/>
+    </w:rPr>
   </w:style>
   <w:style w:type="character" w:customStyle="1" w:styleId="InformationTok">
     <w:name w:val="InformationTok"/>
     <w:basedOn w:val="VerbatimChar"/>
     <w:rPr>
+      <w:rFonts w:eastAsia="黑体"/>
       <w:b/>
       <w:i/>
       <w:color w:val="60a0b0"/>
@@ -14783,6 +15444,7 @@
     <w:name w:val="WarningTok"/>
     <w:basedOn w:val="VerbatimChar"/>
     <w:rPr>
+      <w:rFonts w:eastAsia="黑体"/>
       <w:b/>
       <w:i/>
       <w:color w:val="60a0b0"/>
@@ -14792,6 +15454,7 @@
     <w:name w:val="AlertTok"/>
     <w:basedOn w:val="VerbatimChar"/>
     <w:rPr>
+      <w:rFonts w:eastAsia="黑体"/>
       <w:b/>
       <w:color w:val="ff0000"/>
     </w:rPr>
@@ -14800,6 +15463,7 @@
     <w:name w:val="ErrorTok"/>
     <w:basedOn w:val="VerbatimChar"/>
     <w:rPr>
+      <w:rFonts w:eastAsia="黑体"/>
       <w:b/>
       <w:color w:val="ff0000"/>
     </w:rPr>
@@ -14807,7 +15471,9 @@
   <w:style w:type="character" w:customStyle="1" w:styleId="NormalTok">
     <w:name w:val="NormalTok"/>
     <w:basedOn w:val="VerbatimChar"/>
-    <w:rPr/>
+    <w:rPr>
+      <w:rFonts w:eastAsia="黑体"/>
+    </w:rPr>
   </w:style>
 </w:styles>
 </file>
@@ -14856,12 +15522,12 @@
     <a:fontScheme name="Office">
       <a:majorFont>
         <a:latin typeface="Calibri"/>
-        <a:ea typeface=""/>
+        <a:ea typeface="黑体"/>
         <a:cs typeface=""/>
         <a:font script="Jpan" typeface="ＭＳ ゴシック"/>
         <a:font script="Hang" typeface="맑은 고딕"/>
-        <a:font script="Hans" typeface="宋体"/>
-        <a:font script="Hant" typeface="新細明體"/>
+        <a:font script="Hans" typeface="黑体"/>
+        <a:font script="Hant" typeface="黑体"/>
         <a:font script="Arab" typeface="Times New Roman"/>
         <a:font script="Hebr" typeface="Times New Roman"/>
         <a:font script="Thai" typeface="Angsana New"/>
@@ -14891,12 +15557,12 @@
       </a:majorFont>
       <a:minorFont>
         <a:latin typeface="Cambria"/>
-        <a:ea typeface=""/>
+        <a:ea typeface="黑体"/>
         <a:cs typeface=""/>
         <a:font script="Jpan" typeface="ＭＳ 明朝"/>
         <a:font script="Hang" typeface="맑은 고딕"/>
-        <a:font script="Hans" typeface="宋体"/>
-        <a:font script="Hant" typeface="新細明體"/>
+        <a:font script="Hans" typeface="黑体"/>
+        <a:font script="Hant" typeface="黑体"/>
         <a:font script="Arab" typeface="Arial"/>
         <a:font script="Hebr" typeface="Arial"/>
         <a:font script="Thai" typeface="Cordia New"/>

--- a/01-电源电路/04-电池充放电管理/电量监测库仑计电路/电量监测库仑计电路.docx
+++ b/01-电源电路/04-电池充放电管理/电量监测库仑计电路/电量监测库仑计电路.docx
@@ -2451,7 +2451,7 @@
           <w:color w:val="555555"/>
           <w:sz w:val="21"/>
         </w:rPr>
-        <w:t>材料收集者：杜文杰，WX手机：19519196569，QQ:3478827729</w:t>
+        <w:t>材料收集者：杜文杰，微信/手机：19519196569，QQ:3478827729</w:t>
       </w:r>
     </w:p>
     <w:sectPr>
